--- a/note/AI Notes.docx
+++ b/note/AI Notes.docx
@@ -34,7 +34,7 @@
       <w:pPr>
         <w:numPr>
           <w:ilvl w:val="0"/>
-          <w:numId w:val="10"/>
+          <w:numId w:val="3"/>
         </w:numPr>
         <w:ind w:left="720" w:hanging="360"/>
         <w:rPr>
@@ -50,11 +50,6 @@
         </w:rPr>
         <w:t xml:space="preserve">What is the difference between AI and ML?</w:t>
       </w:r>
-      <w:r>
-        <w:rPr>
-          <w:rtl w:val="0"/>
-        </w:rPr>
-      </w:r>
     </w:p>
     <w:p>
       <w:pPr>
@@ -92,7 +87,7 @@
       <w:pPr>
         <w:numPr>
           <w:ilvl w:val="0"/>
-          <w:numId w:val="10"/>
+          <w:numId w:val="3"/>
         </w:numPr>
         <w:ind w:left="720" w:hanging="360"/>
         <w:rPr>
@@ -144,7 +139,7 @@
       <w:pPr>
         <w:numPr>
           <w:ilvl w:val="0"/>
-          <w:numId w:val="10"/>
+          <w:numId w:val="3"/>
         </w:numPr>
         <w:ind w:left="720" w:hanging="360"/>
         <w:rPr>
@@ -283,7 +278,7 @@
       <w:pPr>
         <w:numPr>
           <w:ilvl w:val="0"/>
-          <w:numId w:val="10"/>
+          <w:numId w:val="3"/>
         </w:numPr>
         <w:ind w:left="720" w:hanging="360"/>
         <w:rPr>
@@ -330,7 +325,7 @@
       <w:pPr>
         <w:numPr>
           <w:ilvl w:val="0"/>
-          <w:numId w:val="10"/>
+          <w:numId w:val="3"/>
         </w:numPr>
         <w:ind w:left="720" w:hanging="360"/>
         <w:rPr>
@@ -374,7 +369,7 @@
       <w:pPr>
         <w:numPr>
           <w:ilvl w:val="0"/>
-          <w:numId w:val="10"/>
+          <w:numId w:val="3"/>
         </w:numPr>
         <w:ind w:left="720" w:hanging="360"/>
         <w:rPr>
@@ -418,7 +413,7 @@
       <w:pPr>
         <w:numPr>
           <w:ilvl w:val="0"/>
-          <w:numId w:val="10"/>
+          <w:numId w:val="3"/>
         </w:numPr>
         <w:ind w:left="720" w:hanging="360"/>
         <w:rPr>
@@ -1097,7 +1092,7 @@
       <w:pPr>
         <w:numPr>
           <w:ilvl w:val="0"/>
-          <w:numId w:val="10"/>
+          <w:numId w:val="3"/>
         </w:numPr>
         <w:ind w:left="720" w:hanging="360"/>
         <w:rPr>
@@ -1123,6 +1118,2243 @@
           <w:rtl w:val="0"/>
         </w:rPr>
         <w:t xml:space="preserve">The retrieval is not performed by the LLM. It is usually done using:</w:t>
+      </w:r>
+    </w:p>
+    <w:p>
+      <w:pPr>
+        <w:numPr>
+          <w:ilvl w:val="0"/>
+          <w:numId w:val="4"/>
+        </w:numPr>
+        <w:ind w:left="720" w:hanging="360"/>
+        <w:rPr>
+          <w:u w:val="none"/>
+        </w:rPr>
+      </w:pPr>
+      <w:r>
+        <w:rPr>
+          <w:rtl w:val="0"/>
+        </w:rPr>
+        <w:t xml:space="preserve">Vector Database</w:t>
+      </w:r>
+      <w:r>
+        <w:rPr>
+          <w:rtl w:val="0"/>
+        </w:rPr>
+      </w:r>
+    </w:p>
+    <w:p>
+      <w:pPr>
+        <w:numPr>
+          <w:ilvl w:val="0"/>
+          <w:numId w:val="4"/>
+        </w:numPr>
+        <w:ind w:left="720" w:hanging="360"/>
+        <w:rPr>
+          <w:u w:val="none"/>
+        </w:rPr>
+      </w:pPr>
+      <w:r>
+        <w:rPr>
+          <w:rtl w:val="0"/>
+        </w:rPr>
+        <w:t xml:space="preserve">Embeddings.</w:t>
+      </w:r>
+      <w:r>
+        <w:rPr>
+          <w:rtl w:val="0"/>
+        </w:rPr>
+      </w:r>
+    </w:p>
+    <w:p>
+      <w:pPr>
+        <w:numPr>
+          <w:ilvl w:val="0"/>
+          <w:numId w:val="4"/>
+        </w:numPr>
+        <w:ind w:left="720" w:hanging="360"/>
+        <w:rPr>
+          <w:u w:val="none"/>
+        </w:rPr>
+      </w:pPr>
+      <w:r>
+        <w:rPr>
+          <w:rtl w:val="0"/>
+        </w:rPr>
+        <w:t xml:space="preserve">Semantic Search</w:t>
+      </w:r>
+      <w:r>
+        <w:rPr>
+          <w:rtl w:val="0"/>
+        </w:rPr>
+      </w:r>
+    </w:p>
+    <w:p>
+      <w:pPr>
+        <w:rPr/>
+      </w:pPr>
+      <w:r>
+        <w:rPr>
+          <w:rtl w:val="0"/>
+        </w:rPr>
+      </w:r>
+    </w:p>
+    <w:p>
+      <w:pPr>
+        <w:ind w:left="0" w:firstLine="0"/>
+        <w:rPr/>
+      </w:pPr>
+      <w:r>
+        <w:rPr>
+          <w:rtl w:val="0"/>
+        </w:rPr>
+        <w:t xml:space="preserve">These components find the most relevant pieces of information. Then the LLM only generates the answer.</w:t>
+      </w:r>
+    </w:p>
+    <w:p>
+      <w:pPr>
+        <w:ind w:left="0" w:firstLine="0"/>
+        <w:rPr/>
+      </w:pPr>
+      <w:r>
+        <w:rPr>
+          <w:rtl w:val="0"/>
+        </w:rPr>
+      </w:r>
+    </w:p>
+    <w:p>
+      <w:pPr>
+        <w:numPr>
+          <w:ilvl w:val="0"/>
+          <w:numId w:val="3"/>
+        </w:numPr>
+        <w:ind w:left="720" w:hanging="360"/>
+        <w:rPr>
+          <w:u w:val="none"/>
+        </w:rPr>
+      </w:pPr>
+      <w:r>
+        <w:rPr>
+          <w:b w:val="1"/>
+          <w:bCs w:val="1"/>
+          <w:rtl w:val="0"/>
+        </w:rPr>
+        <w:t xml:space="preserve">What are Embeddings and Vector Databases?</w:t>
+      </w:r>
+      <w:r>
+        <w:rPr>
+          <w:rtl w:val="0"/>
+        </w:rPr>
+      </w:r>
+    </w:p>
+    <w:p>
+      <w:pPr>
+        <w:rPr>
+          <w:b w:val="1"/>
+          <w:bCs w:val="1"/>
+        </w:rPr>
+      </w:pPr>
+      <w:r>
+        <w:rPr>
+          <w:rtl w:val="0"/>
+        </w:rPr>
+        <w:t xml:space="preserve">Embeddings: Embeddings are numerical representations of data (such as text, images, or audio) that capture semantic meaning. Similar semantic pieces of data will be close to each other in vector space, enabling AI systems to compare text based on meaning rather than exact keywords ( a.k.a semantic search), similarity matching, and information retrieval. </w:t>
+      </w:r>
+      <w:r>
+        <w:rPr>
+          <w:b w:val="1"/>
+          <w:bCs w:val="1"/>
+          <w:rtl w:val="0"/>
+        </w:rPr>
+        <w:t xml:space="preserve">Embeddings and vectors can be used interchangeably for ease of learning.</w:t>
+      </w:r>
+    </w:p>
+    <w:p>
+      <w:pPr>
+        <w:rPr/>
+      </w:pPr>
+      <w:r>
+        <w:rPr>
+          <w:rtl w:val="0"/>
+        </w:rPr>
+      </w:r>
+    </w:p>
+    <w:p>
+      <w:pPr>
+        <w:ind w:left="0" w:firstLine="0"/>
+        <w:rPr/>
+      </w:pPr>
+      <w:r>
+        <w:rPr>
+          <w:rtl w:val="0"/>
+        </w:rPr>
+        <w:t xml:space="preserve">Vector Database: A Vector Database is a specialized database that stores embeddings and performs similarity searches. When a user asks a question, the query is converted into an embedding, and the vector database retrieves the most semantically similar documents, which are then provided to the LLM to generate an accurate response.</w:t>
+      </w:r>
+    </w:p>
+    <w:p>
+      <w:pPr>
+        <w:ind w:left="0" w:firstLine="0"/>
+        <w:rPr/>
+      </w:pPr>
+      <w:r>
+        <w:rPr>
+          <w:rtl w:val="0"/>
+        </w:rPr>
+      </w:r>
+    </w:p>
+    <w:p>
+      <w:pPr>
+        <w:ind w:left="0" w:firstLine="0"/>
+        <w:rPr/>
+      </w:pPr>
+      <w:r>
+        <w:rPr>
+          <w:rtl w:val="0"/>
+        </w:rPr>
+        <w:t xml:space="preserve">A complete example of Vector and Embeddings:</w:t>
+      </w:r>
+    </w:p>
+    <w:p>
+      <w:pPr>
+        <w:rPr/>
+      </w:pPr>
+      <w:r>
+        <w:rPr>
+          <w:rtl w:val="0"/>
+        </w:rPr>
+      </w:r>
+    </w:p>
+    <w:p>
+      <w:pPr>
+        <w:rPr/>
+      </w:pPr>
+      <w:r>
+        <w:rPr>
+          <w:rtl w:val="0"/>
+        </w:rPr>
+        <w:t xml:space="preserve">Suppose your company is Infosys, and you have an HR chatbot.</w:t>
+      </w:r>
+    </w:p>
+    <w:p>
+      <w:pPr>
+        <w:rPr/>
+      </w:pPr>
+      <w:r>
+        <w:rPr>
+          <w:rtl w:val="0"/>
+        </w:rPr>
+        <w:t xml:space="preserve">The chatbot should answer employee questions based on HR policy documents.</w:t>
+      </w:r>
+    </w:p>
+    <w:p>
+      <w:pPr>
+        <w:rPr/>
+      </w:pPr>
+      <w:r>
+        <w:rPr>
+          <w:rtl w:val="0"/>
+        </w:rPr>
+        <w:t xml:space="preserve">Assuming the HR policy document contains these paragraphs:</w:t>
+      </w:r>
+    </w:p>
+    <w:p>
+      <w:pPr>
+        <w:rPr/>
+      </w:pPr>
+      <w:r>
+        <w:rPr>
+          <w:rtl w:val="0"/>
+        </w:rPr>
+      </w:r>
+    </w:p>
+    <w:p>
+      <w:pPr>
+        <w:rPr/>
+      </w:pPr>
+      <w:r>
+        <w:rPr>
+          <w:rtl w:val="0"/>
+        </w:rPr>
+        <w:t xml:space="preserve">para 1 --&gt; Related to Employee Perks and benefits such as: Employees are entitled to 12 casual leaves per year.</w:t>
+      </w:r>
+    </w:p>
+    <w:p>
+      <w:pPr>
+        <w:rPr/>
+      </w:pPr>
+      <w:r>
+        <w:rPr>
+          <w:rtl w:val="0"/>
+        </w:rPr>
+        <w:t xml:space="preserve">Para 2 --&gt; Related to Employees Work policies such as: Employees may work remotely up to 3 days per week and employees must wear only formal uniforms in office and other information.</w:t>
+      </w:r>
+    </w:p>
+    <w:p>
+      <w:pPr>
+        <w:rPr/>
+      </w:pPr>
+      <w:r>
+        <w:rPr>
+          <w:rtl w:val="0"/>
+        </w:rPr>
+        <w:t xml:space="preserve">Para 3 --&gt; Insurance related details: Medical insurance covers employees and their immediate family.</w:t>
+      </w:r>
+    </w:p>
+    <w:p>
+      <w:pPr>
+        <w:rPr/>
+      </w:pPr>
+      <w:r>
+        <w:rPr>
+          <w:rtl w:val="0"/>
+        </w:rPr>
+      </w:r>
+    </w:p>
+    <w:p>
+      <w:pPr>
+        <w:rPr>
+          <w:b w:val="1"/>
+          <w:bCs w:val="1"/>
+        </w:rPr>
+      </w:pPr>
+      <w:r>
+        <w:rPr>
+          <w:b w:val="1"/>
+          <w:bCs w:val="1"/>
+          <w:rtl w:val="0"/>
+        </w:rPr>
+        <w:t xml:space="preserve">Step 1: Document Chunking</w:t>
+      </w:r>
+    </w:p>
+    <w:p>
+      <w:pPr>
+        <w:rPr/>
+      </w:pPr>
+      <w:r>
+        <w:rPr>
+          <w:rtl w:val="0"/>
+        </w:rPr>
+      </w:r>
+    </w:p>
+    <w:p>
+      <w:pPr>
+        <w:rPr/>
+      </w:pPr>
+      <w:r>
+        <w:rPr>
+          <w:rtl w:val="0"/>
+        </w:rPr>
+        <w:t xml:space="preserve">The system first splits large PDFs into smaller pieces called chunks.</w:t>
+      </w:r>
+    </w:p>
+    <w:p>
+      <w:pPr>
+        <w:rPr/>
+      </w:pPr>
+      <w:r>
+        <w:rPr>
+          <w:rtl w:val="0"/>
+        </w:rPr>
+        <w:t xml:space="preserve">For example, a 200-page HR policy might become:</w:t>
+      </w:r>
+    </w:p>
+    <w:p>
+      <w:pPr>
+        <w:rPr/>
+      </w:pPr>
+      <w:r>
+        <w:rPr>
+          <w:rtl w:val="0"/>
+        </w:rPr>
+      </w:r>
+    </w:p>
+    <w:p>
+      <w:pPr>
+        <w:rPr/>
+      </w:pPr>
+      <w:r>
+        <w:rPr>
+          <w:rtl w:val="0"/>
+        </w:rPr>
+        <w:t xml:space="preserve">Chunk 1</w:t>
+      </w:r>
+    </w:p>
+    <w:p>
+      <w:pPr>
+        <w:rPr/>
+      </w:pPr>
+      <w:r>
+        <w:rPr>
+          <w:rtl w:val="0"/>
+        </w:rPr>
+        <w:t xml:space="preserve">Casual Leave Policy</w:t>
+      </w:r>
+    </w:p>
+    <w:p>
+      <w:pPr>
+        <w:rPr/>
+      </w:pPr>
+      <w:r>
+        <w:rPr>
+          <w:rtl w:val="0"/>
+        </w:rPr>
+        <w:t xml:space="preserve">Employees are entitled to 12 casual leaves...</w:t>
+      </w:r>
+    </w:p>
+    <w:p>
+      <w:pPr>
+        <w:rPr/>
+      </w:pPr>
+      <w:r>
+        <w:rPr>
+          <w:rtl w:val="0"/>
+        </w:rPr>
+      </w:r>
+    </w:p>
+    <w:p>
+      <w:pPr>
+        <w:rPr/>
+      </w:pPr>
+      <w:r>
+        <w:rPr>
+          <w:rtl w:val="0"/>
+        </w:rPr>
+        <w:t xml:space="preserve">Chunk 2</w:t>
+      </w:r>
+    </w:p>
+    <w:p>
+      <w:pPr>
+        <w:rPr/>
+      </w:pPr>
+      <w:r>
+        <w:rPr>
+          <w:rtl w:val="0"/>
+        </w:rPr>
+        <w:t xml:space="preserve">Remote Work Policy</w:t>
+      </w:r>
+    </w:p>
+    <w:p>
+      <w:pPr>
+        <w:rPr/>
+      </w:pPr>
+      <w:r>
+        <w:rPr>
+          <w:rtl w:val="0"/>
+        </w:rPr>
+        <w:t xml:space="preserve">Employees may work remotely...</w:t>
+      </w:r>
+    </w:p>
+    <w:p>
+      <w:pPr>
+        <w:rPr/>
+      </w:pPr>
+      <w:r>
+        <w:rPr>
+          <w:rtl w:val="0"/>
+        </w:rPr>
+      </w:r>
+    </w:p>
+    <w:p>
+      <w:pPr>
+        <w:rPr/>
+      </w:pPr>
+      <w:r>
+        <w:rPr>
+          <w:rtl w:val="0"/>
+        </w:rPr>
+        <w:t xml:space="preserve">Chunk 3</w:t>
+      </w:r>
+    </w:p>
+    <w:p>
+      <w:pPr>
+        <w:rPr/>
+      </w:pPr>
+      <w:r>
+        <w:rPr>
+          <w:rtl w:val="0"/>
+        </w:rPr>
+        <w:t xml:space="preserve">Insurance Policy</w:t>
+      </w:r>
+    </w:p>
+    <w:p>
+      <w:pPr>
+        <w:rPr/>
+      </w:pPr>
+      <w:r>
+        <w:rPr>
+          <w:rtl w:val="0"/>
+        </w:rPr>
+        <w:t xml:space="preserve">Medical insurance covers...</w:t>
+      </w:r>
+    </w:p>
+    <w:p>
+      <w:pPr>
+        <w:rPr/>
+      </w:pPr>
+      <w:r>
+        <w:rPr>
+          <w:rtl w:val="0"/>
+        </w:rPr>
+      </w:r>
+    </w:p>
+    <w:p>
+      <w:pPr>
+        <w:rPr/>
+      </w:pPr>
+      <w:r>
+        <w:rPr>
+          <w:rtl w:val="0"/>
+        </w:rPr>
+        <w:t xml:space="preserve">Why chunks and not the entire document? --&gt; Because LLMs retrieve small relevant chunks, not entire PDFs.</w:t>
+      </w:r>
+    </w:p>
+    <w:p>
+      <w:pPr>
+        <w:rPr/>
+      </w:pPr>
+      <w:r>
+        <w:rPr>
+          <w:rtl w:val="0"/>
+        </w:rPr>
+      </w:r>
+    </w:p>
+    <w:p>
+      <w:pPr>
+        <w:rPr>
+          <w:b w:val="1"/>
+          <w:bCs w:val="1"/>
+        </w:rPr>
+      </w:pPr>
+      <w:r>
+        <w:rPr>
+          <w:b w:val="1"/>
+          <w:bCs w:val="1"/>
+          <w:rtl w:val="0"/>
+        </w:rPr>
+        <w:t xml:space="preserve">Step 2: Generate Embeddings</w:t>
+      </w:r>
+    </w:p>
+    <w:p>
+      <w:pPr>
+        <w:rPr/>
+      </w:pPr>
+      <w:r>
+        <w:rPr>
+          <w:rtl w:val="0"/>
+        </w:rPr>
+      </w:r>
+    </w:p>
+    <w:p>
+      <w:pPr>
+        <w:rPr/>
+      </w:pPr>
+      <w:r>
+        <w:rPr>
+          <w:rtl w:val="0"/>
+        </w:rPr>
+        <w:t xml:space="preserve">Now each chunk is sent to an Embedding Model which will generate embeddings out of the provided chunks.</w:t>
+      </w:r>
+    </w:p>
+    <w:p>
+      <w:pPr>
+        <w:rPr/>
+      </w:pPr>
+      <w:r>
+        <w:rPr>
+          <w:rtl w:val="0"/>
+        </w:rPr>
+      </w:r>
+    </w:p>
+    <w:p>
+      <w:pPr>
+        <w:rPr/>
+      </w:pPr>
+      <w:r>
+        <w:rPr>
+          <w:rtl w:val="0"/>
+        </w:rPr>
+        <w:t xml:space="preserve">Example:</w:t>
+      </w:r>
+    </w:p>
+    <w:p>
+      <w:pPr>
+        <w:rPr/>
+      </w:pPr>
+      <w:r>
+        <w:rPr>
+          <w:rtl w:val="0"/>
+        </w:rPr>
+      </w:r>
+    </w:p>
+    <w:p>
+      <w:pPr>
+        <w:rPr/>
+      </w:pPr>
+      <w:sdt>
+        <w:sdtPr>
+          <w:id w:val="739628982"/>
+          <w:tag w:val="goog_rdk_0"/>
+        </w:sdtPr>
+        <w:sdtContent>
+          <w:r>
+            <w:rPr>
+              <w:rFonts w:ascii="Arial Unicode MS" w:cs="Arial Unicode MS" w:eastAsia="Arial Unicode MS" w:hAnsi="Arial Unicode MS"/>
+              <w:rtl w:val="0"/>
+            </w:rPr>
+            <w:t xml:space="preserve">For Chunk 1 (Employees are entitled to 12 casual leaves)  → Embedding will be like [0.12, 0.85, 0.23, 0.91, ...]</w:t>
+          </w:r>
+        </w:sdtContent>
+      </w:sdt>
+      <w:r>
+        <w:rPr>
+          <w:rtl w:val="0"/>
+        </w:rPr>
+      </w:r>
+    </w:p>
+    <w:p>
+      <w:pPr>
+        <w:rPr/>
+      </w:pPr>
+      <w:sdt>
+        <w:sdtPr>
+          <w:id w:val="-211884294"/>
+          <w:tag w:val="goog_rdk_1"/>
+        </w:sdtPr>
+        <w:sdtContent>
+          <w:r>
+            <w:rPr>
+              <w:rFonts w:ascii="Arial Unicode MS" w:cs="Arial Unicode MS" w:eastAsia="Arial Unicode MS" w:hAnsi="Arial Unicode MS"/>
+              <w:rtl w:val="0"/>
+            </w:rPr>
+            <w:t xml:space="preserve">For Chunk 2 (Employees may work remotely) → Embedding will be like [0.15, 0.81, 0.27, 0.90, ...]</w:t>
+          </w:r>
+        </w:sdtContent>
+      </w:sdt>
+      <w:r>
+        <w:rPr>
+          <w:rtl w:val="0"/>
+        </w:rPr>
+      </w:r>
+    </w:p>
+    <w:p>
+      <w:pPr>
+        <w:rPr/>
+      </w:pPr>
+      <w:sdt>
+        <w:sdtPr>
+          <w:id w:val="-1818177798"/>
+          <w:tag w:val="goog_rdk_2"/>
+        </w:sdtPr>
+        <w:sdtContent>
+          <w:r>
+            <w:rPr>
+              <w:rFonts w:ascii="Arial Unicode MS" w:cs="Arial Unicode MS" w:eastAsia="Arial Unicode MS" w:hAnsi="Arial Unicode MS"/>
+              <w:rtl w:val="0"/>
+            </w:rPr>
+            <w:t xml:space="preserve">For Chunk 3 (Medical insurance covers family) → Embedding will be like [0.71, 0.11, 0.43, 0.52, ...]</w:t>
+          </w:r>
+        </w:sdtContent>
+      </w:sdt>
+      <w:r>
+        <w:rPr>
+          <w:rtl w:val="0"/>
+        </w:rPr>
+      </w:r>
+    </w:p>
+    <w:p>
+      <w:pPr>
+        <w:rPr/>
+      </w:pPr>
+      <w:r>
+        <w:rPr>
+          <w:rtl w:val="0"/>
+        </w:rPr>
+      </w:r>
+    </w:p>
+    <w:p>
+      <w:pPr>
+        <w:rPr/>
+      </w:pPr>
+      <w:r>
+        <w:rPr>
+          <w:rtl w:val="0"/>
+        </w:rPr>
+        <w:t xml:space="preserve">Notice something? --&gt; The embedding model converts chunks into multiple numbers. These numbers represent the semantic meaning.</w:t>
+      </w:r>
+    </w:p>
+    <w:p>
+      <w:pPr>
+        <w:rPr/>
+      </w:pPr>
+      <w:r>
+        <w:rPr>
+          <w:rtl w:val="0"/>
+        </w:rPr>
+      </w:r>
+    </w:p>
+    <w:p>
+      <w:pPr>
+        <w:rPr/>
+      </w:pPr>
+      <w:r>
+        <w:rPr>
+          <w:rtl w:val="0"/>
+        </w:rPr>
+        <w:t xml:space="preserve">Since, the embedding model can not understand raw text from chunks, the chunks internally are tokenized first and then the embedding are generated. These types of embeddings are called Retrieval Embeddings. The primary purpose of Retrieval embedding is Semantic search. (There is another type of embedding called Token Embeddings whose purpose is Language understanding; Token embedding is Not while RAG.)</w:t>
+      </w:r>
+    </w:p>
+    <w:p>
+      <w:pPr>
+        <w:rPr/>
+      </w:pPr>
+      <w:r>
+        <w:rPr>
+          <w:rtl w:val="0"/>
+        </w:rPr>
+      </w:r>
+    </w:p>
+    <w:p>
+      <w:pPr>
+        <w:rPr>
+          <w:b w:val="1"/>
+          <w:bCs w:val="1"/>
+        </w:rPr>
+      </w:pPr>
+      <w:r>
+        <w:rPr>
+          <w:b w:val="1"/>
+          <w:bCs w:val="1"/>
+          <w:rtl w:val="0"/>
+        </w:rPr>
+        <w:t xml:space="preserve">Step 3: Store in Vector Database</w:t>
+      </w:r>
+    </w:p>
+    <w:p>
+      <w:pPr>
+        <w:rPr/>
+      </w:pPr>
+      <w:r>
+        <w:rPr>
+          <w:rtl w:val="0"/>
+        </w:rPr>
+      </w:r>
+    </w:p>
+    <w:p>
+      <w:pPr>
+        <w:rPr/>
+      </w:pPr>
+      <w:r>
+        <w:rPr>
+          <w:rtl w:val="0"/>
+        </w:rPr>
+        <w:t xml:space="preserve">Now the Vector Database stores: Chunks, Embeddings and related meta data.</w:t>
+      </w:r>
+    </w:p>
+    <w:p>
+      <w:pPr>
+        <w:rPr/>
+      </w:pPr>
+      <w:r>
+        <w:rPr>
+          <w:rtl w:val="0"/>
+        </w:rPr>
+        <w:t xml:space="preserve">Chunk 1(Casual Leave Policy)    [0.12,0.85,...]</w:t>
+      </w:r>
+    </w:p>
+    <w:p>
+      <w:pPr>
+        <w:rPr/>
+      </w:pPr>
+      <w:r>
+        <w:rPr>
+          <w:rtl w:val="0"/>
+        </w:rPr>
+        <w:t xml:space="preserve">Chunk 2 (Remote Work Policy)    [0.15,0.81,...]</w:t>
+      </w:r>
+    </w:p>
+    <w:p>
+      <w:pPr>
+        <w:rPr/>
+      </w:pPr>
+      <w:r>
+        <w:rPr>
+          <w:rtl w:val="0"/>
+        </w:rPr>
+        <w:t xml:space="preserve">Chunk 3 (Insurance Policy)    [0.71,0.11,...]</w:t>
+      </w:r>
+    </w:p>
+    <w:p>
+      <w:pPr>
+        <w:rPr/>
+      </w:pPr>
+      <w:r>
+        <w:rPr>
+          <w:rtl w:val="0"/>
+        </w:rPr>
+      </w:r>
+    </w:p>
+    <w:p>
+      <w:pPr>
+        <w:rPr>
+          <w:b w:val="1"/>
+          <w:bCs w:val="1"/>
+        </w:rPr>
+      </w:pPr>
+      <w:r>
+        <w:rPr>
+          <w:b w:val="1"/>
+          <w:bCs w:val="1"/>
+          <w:rtl w:val="0"/>
+        </w:rPr>
+        <w:t xml:space="preserve">Step 4: User/Employee asks a question: Can I work from home?</w:t>
+      </w:r>
+    </w:p>
+    <w:p>
+      <w:pPr>
+        <w:rPr/>
+      </w:pPr>
+      <w:r>
+        <w:rPr>
+          <w:rtl w:val="0"/>
+        </w:rPr>
+      </w:r>
+    </w:p>
+    <w:p>
+      <w:pPr>
+        <w:rPr/>
+      </w:pPr>
+      <w:r>
+        <w:rPr>
+          <w:rtl w:val="0"/>
+        </w:rPr>
+        <w:t xml:space="preserve">Notice something interesting.</w:t>
+      </w:r>
+    </w:p>
+    <w:p>
+      <w:pPr>
+        <w:rPr/>
+      </w:pPr>
+      <w:r>
+        <w:rPr>
+          <w:rtl w:val="0"/>
+        </w:rPr>
+        <w:t xml:space="preserve">The document says: Employees may work remotely.</w:t>
+      </w:r>
+    </w:p>
+    <w:p>
+      <w:pPr>
+        <w:rPr/>
+      </w:pPr>
+      <w:r>
+        <w:rPr>
+          <w:rtl w:val="0"/>
+        </w:rPr>
+        <w:t xml:space="preserve">Question says: Work from home</w:t>
+      </w:r>
+    </w:p>
+    <w:p>
+      <w:pPr>
+        <w:rPr/>
+      </w:pPr>
+      <w:r>
+        <w:rPr>
+          <w:rtl w:val="0"/>
+        </w:rPr>
+      </w:r>
+    </w:p>
+    <w:p>
+      <w:pPr>
+        <w:rPr/>
+      </w:pPr>
+      <w:r>
+        <w:rPr>
+          <w:rtl w:val="0"/>
+        </w:rPr>
+        <w:t xml:space="preserve">Different words.</w:t>
+      </w:r>
+    </w:p>
+    <w:p>
+      <w:pPr>
+        <w:rPr/>
+      </w:pPr>
+      <w:r>
+        <w:rPr>
+          <w:rtl w:val="0"/>
+        </w:rPr>
+        <w:t xml:space="preserve">Same meaning.</w:t>
+      </w:r>
+    </w:p>
+    <w:p>
+      <w:pPr>
+        <w:rPr/>
+      </w:pPr>
+      <w:r>
+        <w:rPr>
+          <w:rtl w:val="0"/>
+        </w:rPr>
+      </w:r>
+    </w:p>
+    <w:p>
+      <w:pPr>
+        <w:rPr>
+          <w:b w:val="1"/>
+          <w:bCs w:val="1"/>
+        </w:rPr>
+      </w:pPr>
+      <w:r>
+        <w:rPr>
+          <w:b w:val="1"/>
+          <w:bCs w:val="1"/>
+          <w:rtl w:val="0"/>
+        </w:rPr>
+        <w:t xml:space="preserve">Step 5: The question is also converted into an embedding.</w:t>
+      </w:r>
+    </w:p>
+    <w:p>
+      <w:pPr>
+        <w:rPr/>
+      </w:pPr>
+      <w:r>
+        <w:rPr>
+          <w:rtl w:val="0"/>
+        </w:rPr>
+      </w:r>
+    </w:p>
+    <w:p>
+      <w:pPr>
+        <w:rPr/>
+      </w:pPr>
+      <w:r>
+        <w:rPr>
+          <w:rtl w:val="0"/>
+        </w:rPr>
+        <w:t xml:space="preserve">Question --&gt; Can I work from home?</w:t>
+      </w:r>
+    </w:p>
+    <w:p>
+      <w:pPr>
+        <w:rPr/>
+      </w:pPr>
+      <w:r>
+        <w:rPr>
+          <w:rtl w:val="0"/>
+        </w:rPr>
+        <w:t xml:space="preserve">Embedding --&gt; [0.16, 0.82, 0.26, 0.89,...]</w:t>
+      </w:r>
+    </w:p>
+    <w:p>
+      <w:pPr>
+        <w:rPr/>
+      </w:pPr>
+      <w:r>
+        <w:rPr>
+          <w:rtl w:val="0"/>
+        </w:rPr>
+      </w:r>
+    </w:p>
+    <w:p>
+      <w:pPr>
+        <w:rPr>
+          <w:b w:val="1"/>
+          <w:bCs w:val="1"/>
+        </w:rPr>
+      </w:pPr>
+      <w:r>
+        <w:rPr>
+          <w:b w:val="1"/>
+          <w:bCs w:val="1"/>
+          <w:rtl w:val="0"/>
+        </w:rPr>
+        <w:t xml:space="preserve">Step 6: Similarity Search</w:t>
+      </w:r>
+    </w:p>
+    <w:p>
+      <w:pPr>
+        <w:rPr/>
+      </w:pPr>
+      <w:r>
+        <w:rPr>
+          <w:rtl w:val="0"/>
+        </w:rPr>
+        <w:t xml:space="preserve">Now comes the magic. The vector database compares the embedding of the user's question with the embeddings of stored document chunks and retrieves the chunks with the highest semantic similarity.</w:t>
+      </w:r>
+    </w:p>
+    <w:p>
+      <w:pPr>
+        <w:rPr/>
+      </w:pPr>
+      <w:r>
+        <w:rPr>
+          <w:rtl w:val="0"/>
+        </w:rPr>
+      </w:r>
+    </w:p>
+    <w:p>
+      <w:pPr>
+        <w:rPr>
+          <w:b w:val="1"/>
+          <w:bCs w:val="1"/>
+        </w:rPr>
+      </w:pPr>
+      <w:r>
+        <w:rPr>
+          <w:b w:val="1"/>
+          <w:bCs w:val="1"/>
+          <w:rtl w:val="0"/>
+        </w:rPr>
+        <w:t xml:space="preserve">Step 7: Retrieved Chunk</w:t>
+      </w:r>
+    </w:p>
+    <w:p>
+      <w:pPr>
+        <w:rPr/>
+      </w:pPr>
+      <w:r>
+        <w:rPr>
+          <w:rtl w:val="0"/>
+        </w:rPr>
+      </w:r>
+    </w:p>
+    <w:p>
+      <w:pPr>
+        <w:rPr/>
+      </w:pPr>
+      <w:r>
+        <w:rPr>
+          <w:rtl w:val="0"/>
+        </w:rPr>
+        <w:t xml:space="preserve">The vector database returns --&gt; Employees may work remotely up to 3 days per week.</w:t>
+      </w:r>
+    </w:p>
+    <w:p>
+      <w:pPr>
+        <w:rPr/>
+      </w:pPr>
+      <w:r>
+        <w:rPr>
+          <w:rtl w:val="0"/>
+        </w:rPr>
+        <w:t xml:space="preserve">Notice --&gt; It doesn't return Insurance, Leave Policy. Only the most relevant chunk.</w:t>
+      </w:r>
+    </w:p>
+    <w:p>
+      <w:pPr>
+        <w:rPr/>
+      </w:pPr>
+      <w:r>
+        <w:rPr>
+          <w:rtl w:val="0"/>
+        </w:rPr>
+      </w:r>
+    </w:p>
+    <w:p>
+      <w:pPr>
+        <w:rPr>
+          <w:b w:val="1"/>
+          <w:bCs w:val="1"/>
+        </w:rPr>
+      </w:pPr>
+      <w:r>
+        <w:rPr>
+          <w:b w:val="1"/>
+          <w:bCs w:val="1"/>
+          <w:rtl w:val="0"/>
+        </w:rPr>
+        <w:t xml:space="preserve">Step 8: Send Context to the LLM</w:t>
+      </w:r>
+    </w:p>
+    <w:p>
+      <w:pPr>
+        <w:rPr/>
+      </w:pPr>
+      <w:r>
+        <w:rPr>
+          <w:rtl w:val="0"/>
+        </w:rPr>
+      </w:r>
+    </w:p>
+    <w:p>
+      <w:pPr>
+        <w:rPr/>
+      </w:pPr>
+      <w:r>
+        <w:rPr>
+          <w:rtl w:val="0"/>
+        </w:rPr>
+        <w:t xml:space="preserve">Now GPT receives:</w:t>
+      </w:r>
+    </w:p>
+    <w:p>
+      <w:pPr>
+        <w:rPr/>
+      </w:pPr>
+      <w:r>
+        <w:rPr>
+          <w:rtl w:val="0"/>
+        </w:rPr>
+        <w:t xml:space="preserve">Question --&gt; Can I work from home?</w:t>
+      </w:r>
+    </w:p>
+    <w:p>
+      <w:pPr>
+        <w:rPr/>
+      </w:pPr>
+      <w:r>
+        <w:rPr>
+          <w:rtl w:val="0"/>
+        </w:rPr>
+        <w:t xml:space="preserve">AND</w:t>
+      </w:r>
+    </w:p>
+    <w:p>
+      <w:pPr>
+        <w:rPr/>
+      </w:pPr>
+      <w:r>
+        <w:rPr>
+          <w:rtl w:val="0"/>
+        </w:rPr>
+        <w:t xml:space="preserve">Context --&gt; Employees may work remotely up to 3 days per week.</w:t>
+      </w:r>
+    </w:p>
+    <w:p>
+      <w:pPr>
+        <w:rPr/>
+      </w:pPr>
+      <w:r>
+        <w:rPr>
+          <w:rtl w:val="0"/>
+        </w:rPr>
+      </w:r>
+    </w:p>
+    <w:p>
+      <w:pPr>
+        <w:rPr>
+          <w:b w:val="1"/>
+          <w:bCs w:val="1"/>
+        </w:rPr>
+      </w:pPr>
+      <w:r>
+        <w:rPr>
+          <w:b w:val="1"/>
+          <w:bCs w:val="1"/>
+          <w:rtl w:val="0"/>
+        </w:rPr>
+        <w:t xml:space="preserve">Step 9: Final Answer</w:t>
+      </w:r>
+    </w:p>
+    <w:p>
+      <w:pPr>
+        <w:rPr/>
+      </w:pPr>
+      <w:r>
+        <w:rPr>
+          <w:rtl w:val="0"/>
+        </w:rPr>
+        <w:t xml:space="preserve">GPT generates --&gt; According to the HR policy, employees may work remotely for up to three days per week.</w:t>
+      </w:r>
+    </w:p>
+    <w:p>
+      <w:pPr>
+        <w:rPr/>
+      </w:pPr>
+      <w:r>
+        <w:rPr>
+          <w:rtl w:val="0"/>
+        </w:rPr>
+      </w:r>
+    </w:p>
+    <w:p>
+      <w:pPr>
+        <w:rPr/>
+      </w:pPr>
+      <w:r>
+        <w:rPr>
+          <w:rtl w:val="0"/>
+        </w:rPr>
+        <w:t xml:space="preserve">Notice something important.</w:t>
+      </w:r>
+    </w:p>
+    <w:p>
+      <w:pPr>
+        <w:rPr/>
+      </w:pPr>
+      <w:r>
+        <w:rPr>
+          <w:rtl w:val="0"/>
+        </w:rPr>
+        <w:t xml:space="preserve">GPT didn't search.</w:t>
+      </w:r>
+    </w:p>
+    <w:p>
+      <w:pPr>
+        <w:rPr/>
+      </w:pPr>
+      <w:r>
+        <w:rPr>
+          <w:rtl w:val="0"/>
+        </w:rPr>
+        <w:t xml:space="preserve">The Vector Database searched.</w:t>
+      </w:r>
+    </w:p>
+    <w:p>
+      <w:pPr>
+        <w:rPr/>
+      </w:pPr>
+      <w:r>
+        <w:rPr>
+          <w:rtl w:val="0"/>
+        </w:rPr>
+        <w:t xml:space="preserve">GPT simply generated a natural-language answer using the retrieved context.</w:t>
+        <w:br w:type="textWrapping"/>
+      </w:r>
+    </w:p>
+    <w:p>
+      <w:pPr>
+        <w:rPr>
+          <w:i w:val="1"/>
+          <w:iCs w:val="1"/>
+        </w:rPr>
+      </w:pPr>
+      <w:r>
+        <w:rPr>
+          <w:i w:val="1"/>
+          <w:iCs w:val="1"/>
+          <w:rtl w:val="0"/>
+        </w:rPr>
+        <w:t xml:space="preserve">Note: Above answer does not go in depth. If we go in depth, In Step 8 and Step 9 questions and context are first tokenized (broken into tokens). Then the token id is generated from these tokens. These Token Ids are then converted into EMbeddings (precisely token embeddings)These embeddings are then fed to the transformer in LLM. The output from the transformer is then de-tokenized and then final output </w:t>
+      </w:r>
+    </w:p>
+    <w:p>
+      <w:pPr>
+        <w:rPr/>
+      </w:pPr>
+      <w:r>
+        <w:rPr>
+          <w:rtl w:val="0"/>
+        </w:rPr>
+      </w:r>
+    </w:p>
+    <w:p>
+      <w:pPr>
+        <w:rPr/>
+      </w:pPr>
+      <w:r>
+        <w:rPr>
+          <w:rtl w:val="0"/>
+        </w:rPr>
+        <w:t xml:space="preserve">Employee asks:</w:t>
+      </w:r>
+    </w:p>
+    <w:p>
+      <w:pPr>
+        <w:rPr/>
+      </w:pPr>
+      <w:r>
+        <w:rPr>
+          <w:rtl w:val="0"/>
+        </w:rPr>
+      </w:r>
+    </w:p>
+    <w:p>
+      <w:pPr>
+        <w:rPr/>
+      </w:pPr>
+      <w:r>
+        <w:rPr>
+          <w:rtl w:val="0"/>
+        </w:rPr>
+        <w:t xml:space="preserve">        Can I work from home?</w:t>
+      </w:r>
+    </w:p>
+    <w:p>
+      <w:pPr>
+        <w:rPr/>
+      </w:pPr>
+      <w:r>
+        <w:rPr>
+          <w:rtl w:val="0"/>
+        </w:rPr>
+      </w:r>
+    </w:p>
+    <w:p>
+      <w:pPr>
+        <w:rPr/>
+      </w:pPr>
+      <w:r>
+        <w:rPr>
+          <w:rtl w:val="0"/>
+        </w:rPr>
+        <w:t xml:space="preserve">                       │</w:t>
+      </w:r>
+    </w:p>
+    <w:p>
+      <w:pPr>
+        <w:rPr/>
+      </w:pPr>
+      <w:r>
+        <w:rPr>
+          <w:rtl w:val="0"/>
+        </w:rPr>
+        <w:t xml:space="preserve">                       ▼</w:t>
+      </w:r>
+    </w:p>
+    <w:p>
+      <w:pPr>
+        <w:rPr/>
+      </w:pPr>
+      <w:r>
+        <w:rPr>
+          <w:rtl w:val="0"/>
+        </w:rPr>
+        <w:t xml:space="preserve">              Embedding Model</w:t>
+      </w:r>
+    </w:p>
+    <w:p>
+      <w:pPr>
+        <w:rPr/>
+      </w:pPr>
+      <w:r>
+        <w:rPr>
+          <w:rtl w:val="0"/>
+        </w:rPr>
+        <w:t xml:space="preserve">                       │</w:t>
+      </w:r>
+    </w:p>
+    <w:p>
+      <w:pPr>
+        <w:rPr/>
+      </w:pPr>
+      <w:r>
+        <w:rPr>
+          <w:rtl w:val="0"/>
+        </w:rPr>
+        <w:t xml:space="preserve">                       ▼</w:t>
+      </w:r>
+    </w:p>
+    <w:p>
+      <w:pPr>
+        <w:rPr/>
+      </w:pPr>
+      <w:r>
+        <w:rPr>
+          <w:rtl w:val="0"/>
+        </w:rPr>
+        <w:t xml:space="preserve">      Convert Question into Embedding</w:t>
+      </w:r>
+    </w:p>
+    <w:p>
+      <w:pPr>
+        <w:rPr/>
+      </w:pPr>
+      <w:r>
+        <w:rPr>
+          <w:rtl w:val="0"/>
+        </w:rPr>
+        <w:t xml:space="preserve">                       │</w:t>
+      </w:r>
+    </w:p>
+    <w:p>
+      <w:pPr>
+        <w:rPr/>
+      </w:pPr>
+      <w:r>
+        <w:rPr>
+          <w:rtl w:val="0"/>
+        </w:rPr>
+        <w:t xml:space="preserve">                       ▼</w:t>
+      </w:r>
+    </w:p>
+    <w:p>
+      <w:pPr>
+        <w:rPr/>
+      </w:pPr>
+      <w:r>
+        <w:rPr>
+          <w:rtl w:val="0"/>
+        </w:rPr>
+        <w:t xml:space="preserve">          Vector Similarity Search</w:t>
+      </w:r>
+    </w:p>
+    <w:p>
+      <w:pPr>
+        <w:rPr/>
+      </w:pPr>
+      <w:r>
+        <w:rPr>
+          <w:rtl w:val="0"/>
+        </w:rPr>
+        <w:t xml:space="preserve">                       │</w:t>
+      </w:r>
+    </w:p>
+    <w:p>
+      <w:pPr>
+        <w:rPr/>
+      </w:pPr>
+      <w:r>
+        <w:rPr>
+          <w:rtl w:val="0"/>
+        </w:rPr>
+        <w:t xml:space="preserve">                       ▼</w:t>
+      </w:r>
+    </w:p>
+    <w:p>
+      <w:pPr>
+        <w:rPr/>
+      </w:pPr>
+      <w:r>
+        <w:rPr>
+          <w:rtl w:val="0"/>
+        </w:rPr>
+        <w:t xml:space="preserve">         Retrieve Best Matching Chunk</w:t>
+      </w:r>
+    </w:p>
+    <w:p>
+      <w:pPr>
+        <w:rPr/>
+      </w:pPr>
+      <w:r>
+        <w:rPr>
+          <w:rtl w:val="0"/>
+        </w:rPr>
+        <w:t xml:space="preserve">                       │</w:t>
+      </w:r>
+    </w:p>
+    <w:p>
+      <w:pPr>
+        <w:rPr/>
+      </w:pPr>
+      <w:r>
+        <w:rPr>
+          <w:rtl w:val="0"/>
+        </w:rPr>
+        <w:t xml:space="preserve">                       ▼</w:t>
+      </w:r>
+    </w:p>
+    <w:p>
+      <w:pPr>
+        <w:rPr/>
+      </w:pPr>
+      <w:r>
+        <w:rPr>
+          <w:rtl w:val="0"/>
+        </w:rPr>
+        <w:t xml:space="preserve">          Send Context + Question</w:t>
+      </w:r>
+    </w:p>
+    <w:p>
+      <w:pPr>
+        <w:rPr/>
+      </w:pPr>
+      <w:r>
+        <w:rPr>
+          <w:rtl w:val="0"/>
+        </w:rPr>
+        <w:t xml:space="preserve">                 to GPT / LLM</w:t>
+      </w:r>
+    </w:p>
+    <w:p>
+      <w:pPr>
+        <w:rPr/>
+      </w:pPr>
+      <w:r>
+        <w:rPr>
+          <w:rtl w:val="0"/>
+        </w:rPr>
+        <w:t xml:space="preserve">                       │</w:t>
+      </w:r>
+    </w:p>
+    <w:p>
+      <w:pPr>
+        <w:rPr/>
+      </w:pPr>
+      <w:r>
+        <w:rPr>
+          <w:rtl w:val="0"/>
+        </w:rPr>
+        <w:t xml:space="preserve">                       ▼</w:t>
+      </w:r>
+    </w:p>
+    <w:p>
+      <w:pPr>
+        <w:rPr/>
+      </w:pPr>
+      <w:r>
+        <w:rPr>
+          <w:rtl w:val="0"/>
+        </w:rPr>
+        <w:t xml:space="preserve">            Generate Final Answer</w:t>
+      </w:r>
+    </w:p>
+    <w:p>
+      <w:pPr>
+        <w:rPr/>
+      </w:pPr>
+      <w:r>
+        <w:rPr>
+          <w:b w:val="1"/>
+          <w:bCs w:val="1"/>
+          <w:rtl w:val="0"/>
+        </w:rPr>
+        <w:t xml:space="preserve">Interview Explanation</w:t>
+      </w:r>
+      <w:r>
+        <w:rPr>
+          <w:rtl w:val="0"/>
+        </w:rPr>
+        <w:t xml:space="preserve"> </w:t>
+      </w:r>
+    </w:p>
+    <w:p>
+      <w:pPr>
+        <w:rPr/>
+      </w:pPr>
+      <w:r>
+        <w:rPr>
+          <w:rtl w:val="0"/>
+        </w:rPr>
+      </w:r>
+    </w:p>
+    <w:p>
+      <w:pPr>
+        <w:rPr/>
+      </w:pPr>
+      <w:r>
+        <w:rPr>
+          <w:rtl w:val="0"/>
+        </w:rPr>
+        <w:t xml:space="preserve">"Let me explain RAG with an HR chatbot example. Suppose an organization has HR policy documents stored as PDFs. During preprocessing, these documents are divided into smaller chunks because retrieving an entire document is inefficient. Each chunk is then converted into an embedding using an embedding model. An embedding is a numerical vector that captures the semantic meaning of the text. These embeddings, along with the original text chunks, are stored in a vector database.</w:t>
+      </w:r>
+    </w:p>
+    <w:p>
+      <w:pPr>
+        <w:rPr/>
+      </w:pPr>
+      <w:r>
+        <w:rPr>
+          <w:rtl w:val="0"/>
+        </w:rPr>
+      </w:r>
+    </w:p>
+    <w:p>
+      <w:pPr>
+        <w:rPr/>
+      </w:pPr>
+      <w:r>
+        <w:rPr>
+          <w:rtl w:val="0"/>
+        </w:rPr>
+        <w:t xml:space="preserve">When a user asks a question like 'Can I work from home?', the question is also converted into an embedding. The vector database compares the question embedding with all stored document embeddings using similarity search and retrieves the most relevant chunk—for example, 'Employees may work remotely up to three days per week.'</w:t>
+      </w:r>
+    </w:p>
+    <w:p>
+      <w:pPr>
+        <w:rPr/>
+      </w:pPr>
+      <w:r>
+        <w:rPr>
+          <w:rtl w:val="0"/>
+        </w:rPr>
+      </w:r>
+    </w:p>
+    <w:p>
+      <w:pPr>
+        <w:rPr/>
+      </w:pPr>
+      <w:r>
+        <w:rPr>
+          <w:rtl w:val="0"/>
+        </w:rPr>
+        <w:t xml:space="preserve">This retrieved chunk, along with the user's question, is passed to the Large Language Model. The LLM uses the retrieved context to generate a natural-language answer. This architecture is called Retrieval-Augmented Generation because it first retrieves relevant information and then generates the response based on that information."</w:t>
+      </w:r>
+    </w:p>
+    <w:p>
+      <w:pPr>
+        <w:rPr/>
+      </w:pPr>
+      <w:r>
+        <w:rPr>
+          <w:rtl w:val="0"/>
+        </w:rPr>
+      </w:r>
+    </w:p>
+    <w:p>
+      <w:pPr>
+        <w:rPr/>
+      </w:pPr>
+      <w:sdt>
+        <w:sdtPr>
+          <w:id w:val="-1612629755"/>
+          <w:tag w:val="goog_rdk_3"/>
+        </w:sdtPr>
+        <w:sdtContent>
+          <w:r>
+            <w:rPr>
+              <w:rFonts w:ascii="Arial Unicode MS" w:cs="Arial Unicode MS" w:eastAsia="Arial Unicode MS" w:hAnsi="Arial Unicode MS"/>
+              <w:rtl w:val="0"/>
+            </w:rPr>
+            <w:t xml:space="preserve">If the interviewer asks: → "Why can't we directly ask the LLM?"</w:t>
+          </w:r>
+        </w:sdtContent>
+      </w:sdt>
+      <w:r>
+        <w:rPr>
+          <w:rtl w:val="0"/>
+        </w:rPr>
+      </w:r>
+    </w:p>
+    <w:p>
+      <w:pPr>
+        <w:rPr/>
+      </w:pPr>
+      <w:r>
+        <w:rPr>
+          <w:rtl w:val="0"/>
+        </w:rPr>
+      </w:r>
+    </w:p>
+    <w:p>
+      <w:pPr>
+        <w:rPr/>
+      </w:pPr>
+      <w:r>
+        <w:rPr>
+          <w:rtl w:val="0"/>
+        </w:rPr>
+        <w:t xml:space="preserve">A strong answer is:</w:t>
+      </w:r>
+    </w:p>
+    <w:p>
+      <w:pPr>
+        <w:rPr/>
+      </w:pPr>
+      <w:r>
+        <w:rPr>
+          <w:rtl w:val="0"/>
+        </w:rPr>
+        <w:t xml:space="preserve">"An LLM contains general knowledge learned during training, but it doesn't automatically know an organization's private or frequently changing documents. RAG solves this by retrieving the latest relevant information from the organization's knowledge base and supplying it to the LLM at query time. This avoids retraining the model whenever documents change and helps reduce hallucinations."</w:t>
+      </w:r>
+    </w:p>
+    <w:p>
+      <w:pPr>
+        <w:ind w:left="0" w:firstLine="0"/>
+        <w:rPr/>
+      </w:pPr>
+      <w:r>
+        <w:rPr>
+          <w:rtl w:val="0"/>
+        </w:rPr>
+      </w:r>
+    </w:p>
+    <w:p>
+      <w:pPr>
+        <w:numPr>
+          <w:ilvl w:val="0"/>
+          <w:numId w:val="3"/>
+        </w:numPr>
+        <w:ind w:left="720" w:hanging="360"/>
+        <w:rPr>
+          <w:b w:val="1"/>
+          <w:bCs w:val="1"/>
+        </w:rPr>
+      </w:pPr>
+      <w:r>
+        <w:rPr>
+          <w:b w:val="1"/>
+          <w:bCs w:val="1"/>
+          <w:rtl w:val="0"/>
+        </w:rPr>
+        <w:t xml:space="preserve">Why do we need embeddings? Why can't we just store text?</w:t>
+      </w:r>
+    </w:p>
+    <w:p>
+      <w:pPr>
+        <w:rPr/>
+      </w:pPr>
+      <w:r>
+        <w:rPr>
+          <w:rtl w:val="0"/>
+        </w:rPr>
+      </w:r>
+    </w:p>
+    <w:p>
+      <w:pPr>
+        <w:ind w:left="0" w:firstLine="0"/>
+        <w:rPr/>
+      </w:pPr>
+      <w:r>
+        <w:rPr>
+          <w:rtl w:val="0"/>
+        </w:rPr>
+        <w:t xml:space="preserve">Computers cannot directly compare the meaning of natural language. They can compare numbers efficiently. Embeddings convert text into numerical vectors while preserving semantic relationships. This allows mathematical algorithms to measure similarity between pieces of text, making semantic search much more effective than traditional keyword-based search.</w:t>
+      </w:r>
+    </w:p>
+    <w:p>
+      <w:pPr>
+        <w:ind w:left="0" w:firstLine="0"/>
+        <w:rPr>
+          <w:b w:val="1"/>
+          <w:bCs w:val="1"/>
+        </w:rPr>
+      </w:pPr>
+      <w:r>
+        <w:rPr>
+          <w:rtl w:val="0"/>
+        </w:rPr>
+        <w:t xml:space="preserve">Note: </w:t>
+      </w:r>
+      <w:r>
+        <w:rPr>
+          <w:b w:val="1"/>
+          <w:bCs w:val="1"/>
+          <w:rtl w:val="0"/>
+        </w:rPr>
+        <w:t xml:space="preserve">there are 2 type of embeddings</w:t>
+      </w:r>
+    </w:p>
+    <w:p>
+      <w:pPr>
+        <w:numPr>
+          <w:ilvl w:val="0"/>
+          <w:numId w:val="1"/>
+        </w:numPr>
+        <w:ind w:left="720" w:hanging="360"/>
+        <w:rPr>
+          <w:i w:val="1"/>
+          <w:iCs w:val="1"/>
+          <w:u w:val="none"/>
+        </w:rPr>
+      </w:pPr>
+      <w:r>
+        <w:rPr>
+          <w:i w:val="1"/>
+          <w:iCs w:val="1"/>
+          <w:rtl w:val="0"/>
+        </w:rPr>
+        <w:t xml:space="preserve">Retrieval Embedding: It is used during the process of RAG, so as to get the semantic meaning from tokens. These embeddings are then stored in the vector database. </w:t>
+      </w:r>
+    </w:p>
+    <w:p>
+      <w:pPr>
+        <w:numPr>
+          <w:ilvl w:val="0"/>
+          <w:numId w:val="1"/>
+        </w:numPr>
+        <w:ind w:left="720" w:hanging="360"/>
+        <w:rPr>
+          <w:i w:val="1"/>
+          <w:iCs w:val="1"/>
+          <w:u w:val="none"/>
+        </w:rPr>
+      </w:pPr>
+      <w:r>
+        <w:rPr>
+          <w:i w:val="1"/>
+          <w:iCs w:val="1"/>
+          <w:rtl w:val="0"/>
+        </w:rPr>
+        <w:t xml:space="preserve">Token Embedding: They are used by the transformers to understand the language.</w:t>
+      </w:r>
+    </w:p>
+    <w:p>
+      <w:pPr>
+        <w:ind w:left="0" w:firstLine="0"/>
+        <w:rPr/>
+      </w:pPr>
+      <w:r>
+        <w:rPr>
+          <w:rtl w:val="0"/>
+        </w:rPr>
+      </w:r>
+    </w:p>
+    <w:p>
+      <w:pPr>
+        <w:numPr>
+          <w:ilvl w:val="0"/>
+          <w:numId w:val="3"/>
+        </w:numPr>
+        <w:ind w:left="720" w:hanging="360"/>
+        <w:rPr>
+          <w:u w:val="none"/>
+        </w:rPr>
+      </w:pPr>
+      <w:r>
+        <w:rPr>
+          <w:b w:val="1"/>
+          <w:bCs w:val="1"/>
+          <w:rtl w:val="0"/>
+        </w:rPr>
+        <w:t xml:space="preserve">What is an AI Agent?</w:t>
+      </w:r>
+      <w:r>
+        <w:rPr>
+          <w:rtl w:val="0"/>
+        </w:rPr>
+      </w:r>
+    </w:p>
+    <w:p>
+      <w:pPr>
+        <w:ind w:left="0" w:firstLine="0"/>
+        <w:rPr/>
+      </w:pPr>
+      <w:r>
+        <w:rPr>
+          <w:rtl w:val="0"/>
+        </w:rPr>
+        <w:t xml:space="preserve">An AI Agent is an intelligent software system that uses an LLM as its reasoning engine and can interact with external tools, APIs, databases, or applications to perform tasks autonomously or semi-autonomously in order to achieve a specific goal.</w:t>
+      </w:r>
+    </w:p>
+    <w:p>
+      <w:pPr>
+        <w:ind w:left="0" w:firstLine="0"/>
+        <w:rPr/>
+      </w:pPr>
+      <w:r>
+        <w:rPr>
+          <w:rtl w:val="0"/>
+        </w:rPr>
+      </w:r>
+    </w:p>
+    <w:p>
+      <w:pPr>
+        <w:rPr/>
+      </w:pPr>
+      <w:r>
+        <w:rPr>
+          <w:rtl w:val="0"/>
+        </w:rPr>
+        <w:t xml:space="preserve">Suppose you ask ChatGPT:</w:t>
+      </w:r>
+    </w:p>
+    <w:p>
+      <w:pPr>
+        <w:rPr/>
+      </w:pPr>
+      <w:r>
+        <w:rPr>
+          <w:rtl w:val="0"/>
+        </w:rPr>
+        <w:t xml:space="preserve">"Book a meeting with John tomorrow at 2 PM." or "Send an email to my manager."</w:t>
+      </w:r>
+    </w:p>
+    <w:p>
+      <w:pPr>
+        <w:rPr/>
+      </w:pPr>
+      <w:r>
+        <w:rPr>
+          <w:rtl w:val="0"/>
+        </w:rPr>
+        <w:t xml:space="preserve">Can an LLM create a calendar event or email the manager?</w:t>
+      </w:r>
+    </w:p>
+    <w:p>
+      <w:pPr>
+        <w:rPr/>
+      </w:pPr>
+      <w:r>
+        <w:rPr>
+          <w:rtl w:val="0"/>
+        </w:rPr>
+        <w:t xml:space="preserve">An LLM by itself can not book meetings or send email (An LLM can write an email, but it cannot send it. In the case of a calendar it can check for available time slots, but can not book calendar invites).</w:t>
+      </w:r>
+    </w:p>
+    <w:p>
+      <w:pPr>
+        <w:rPr/>
+      </w:pPr>
+      <w:r>
+        <w:rPr>
+          <w:rtl w:val="0"/>
+        </w:rPr>
+      </w:r>
+    </w:p>
+    <w:p>
+      <w:pPr>
+        <w:rPr/>
+      </w:pPr>
+      <w:r>
+        <w:rPr>
+          <w:rtl w:val="0"/>
+        </w:rPr>
+        <w:t xml:space="preserve">This limitation led to the idea of AI Agents.</w:t>
+      </w:r>
+    </w:p>
+    <w:p>
+      <w:pPr>
+        <w:rPr/>
+      </w:pPr>
+      <w:r>
+        <w:rPr>
+          <w:rtl w:val="0"/>
+        </w:rPr>
+      </w:r>
+    </w:p>
+    <w:p>
+      <w:pPr>
+        <w:rPr/>
+      </w:pPr>
+      <w:r>
+        <w:rPr>
+          <w:rtl w:val="0"/>
+        </w:rPr>
+        <w:t xml:space="preserve">Hence we can say that AI Agents combine reasoning with action. They use an LLM for reasoning and Tool Calling to interact with external systems. </w:t>
+      </w:r>
+    </w:p>
+    <w:p>
+      <w:pPr>
+        <w:rPr/>
+      </w:pPr>
+      <w:r>
+        <w:rPr>
+          <w:rtl w:val="0"/>
+        </w:rPr>
+        <w:t xml:space="preserve">In simple words, LLM is the brain of AI agents.</w:t>
+      </w:r>
+    </w:p>
+    <w:p>
+      <w:pPr>
+        <w:ind w:left="0" w:firstLine="0"/>
+        <w:rPr/>
+      </w:pPr>
+      <w:r>
+        <w:rPr>
+          <w:rtl w:val="0"/>
+        </w:rPr>
+        <w:t xml:space="preserve">AI Agent internally uses LLM (for Reasoning), Memory, Tool Calling, APIs, Database Access, etc.</w:t>
+      </w:r>
+    </w:p>
+    <w:p>
+      <w:pPr>
+        <w:numPr>
+          <w:ilvl w:val="0"/>
+          <w:numId w:val="3"/>
+        </w:numPr>
+        <w:ind w:left="720" w:hanging="360"/>
+        <w:rPr>
+          <w:u w:val="none"/>
+        </w:rPr>
+      </w:pPr>
+      <w:r>
+        <w:rPr>
+          <w:b w:val="1"/>
+          <w:bCs w:val="1"/>
+          <w:rtl w:val="0"/>
+        </w:rPr>
+        <w:t xml:space="preserve">Tool Calling</w:t>
+      </w:r>
+      <w:r>
+        <w:rPr>
+          <w:rtl w:val="0"/>
+        </w:rPr>
+      </w:r>
+    </w:p>
+    <w:p>
+      <w:pPr>
+        <w:ind w:left="0" w:firstLine="0"/>
+        <w:rPr/>
+      </w:pPr>
+      <w:r>
+        <w:rPr>
+          <w:rtl w:val="0"/>
+        </w:rPr>
+        <w:t xml:space="preserve">Tool Calling is the capability that allows a LLM to identify when an action has to be taken, select the appropriate tool or API, provide the necessary inputs, and use the tool's output to generate a final response. </w:t>
+      </w:r>
+    </w:p>
+    <w:p>
+      <w:pPr>
+        <w:ind w:left="0" w:firstLine="0"/>
+        <w:rPr/>
+      </w:pPr>
+      <w:r>
+        <w:rPr>
+          <w:rtl w:val="0"/>
+        </w:rPr>
+      </w:r>
+    </w:p>
+    <w:p>
+      <w:pPr>
+        <w:numPr>
+          <w:ilvl w:val="0"/>
+          <w:numId w:val="3"/>
+        </w:numPr>
+        <w:ind w:left="720" w:hanging="360"/>
+        <w:rPr>
+          <w:b w:val="1"/>
+          <w:bCs w:val="1"/>
+        </w:rPr>
+      </w:pPr>
+      <w:r>
+        <w:rPr>
+          <w:b w:val="1"/>
+          <w:bCs w:val="1"/>
+          <w:rtl w:val="0"/>
+        </w:rPr>
+        <w:t xml:space="preserve">What is Prompt Engineering?</w:t>
+      </w:r>
+    </w:p>
+    <w:p>
+      <w:pPr>
+        <w:ind w:left="0" w:firstLine="0"/>
+        <w:rPr/>
+      </w:pPr>
+      <w:r>
+        <w:rPr>
+          <w:rtl w:val="0"/>
+        </w:rPr>
+        <w:t xml:space="preserve">Prompt Engineering is the process of designing and structuring prompts (instructions) to guide a Large Language Model to generate accurate, relevant, and useful responses. It involves choosing the right wording, context, examples, constraints, and expected output format to improve the quality of the model's response. </w:t>
+      </w:r>
+    </w:p>
+    <w:p>
+      <w:pPr>
+        <w:rPr/>
+      </w:pPr>
+      <w:r>
+        <w:rPr>
+          <w:rtl w:val="0"/>
+        </w:rPr>
+        <w:t xml:space="preserve">What is a Prompt?</w:t>
+      </w:r>
+    </w:p>
+    <w:p>
+      <w:pPr>
+        <w:ind w:left="0" w:firstLine="0"/>
+        <w:rPr/>
+      </w:pPr>
+      <w:r>
+        <w:rPr>
+          <w:rtl w:val="0"/>
+        </w:rPr>
+        <w:t xml:space="preserve">A prompt is the input given to an LLM.</w:t>
+      </w:r>
+    </w:p>
+    <w:p>
+      <w:pPr>
+        <w:ind w:left="0" w:firstLine="0"/>
+        <w:rPr/>
+      </w:pPr>
+      <w:r>
+        <w:rPr>
+          <w:rtl w:val="0"/>
+        </w:rPr>
+        <w:t xml:space="preserve">Types of Prompting</w:t>
+      </w:r>
+    </w:p>
+    <w:p>
+      <w:pPr>
+        <w:numPr>
+          <w:ilvl w:val="0"/>
+          <w:numId w:val="6"/>
+        </w:numPr>
+        <w:ind w:left="720" w:hanging="360"/>
+        <w:rPr>
+          <w:u w:val="none"/>
+        </w:rPr>
+      </w:pPr>
+      <w:r>
+        <w:rPr>
+          <w:rtl w:val="0"/>
+        </w:rPr>
+        <w:t xml:space="preserve">Zero-Shot Prompting: It is a prompting technique where the model performs a task without being provided any examples. It relies solely on the instructions in the prompt. For Example: Translate this sentence into Hindi.</w:t>
+      </w:r>
+      <w:r>
+        <w:rPr>
+          <w:rtl w:val="0"/>
+        </w:rPr>
+      </w:r>
+    </w:p>
+    <w:p>
+      <w:pPr>
+        <w:rPr/>
+      </w:pPr>
+      <w:r>
+        <w:rPr>
+          <w:rtl w:val="0"/>
+        </w:rPr>
+      </w:r>
+    </w:p>
+    <w:p>
+      <w:pPr>
+        <w:numPr>
+          <w:ilvl w:val="0"/>
+          <w:numId w:val="7"/>
+        </w:numPr>
+        <w:ind w:left="720" w:hanging="360"/>
+        <w:rPr>
+          <w:u w:val="none"/>
+        </w:rPr>
+      </w:pPr>
+      <w:r>
+        <w:rPr>
+          <w:rFonts w:ascii="Palanquin Dark" w:cs="Palanquin Dark" w:eastAsia="Palanquin Dark" w:hAnsi="Palanquin Dark"/>
+          <w:rtl w:val="0"/>
+        </w:rPr>
+        <w:t xml:space="preserve">One-shot prompting: One-shot prompting provides a single example of the desired input-output format before asking the model to perform the task. For Example English: Good Morning and in Hindi: सुप्रभात</w:t>
+      </w:r>
+      <w:r>
+        <w:rPr>
+          <w:rtl w:val="0"/>
+        </w:rPr>
+      </w:r>
+    </w:p>
+    <w:p>
+      <w:pPr>
+        <w:ind w:firstLine="720"/>
+        <w:rPr/>
+      </w:pPr>
+      <w:r>
+        <w:rPr>
+          <w:rtl w:val="0"/>
+        </w:rPr>
+        <w:t xml:space="preserve">Now translate:Good Night.</w:t>
+      </w:r>
+    </w:p>
+    <w:p>
+      <w:pPr>
+        <w:rPr/>
+      </w:pPr>
+      <w:r>
+        <w:rPr>
+          <w:rtl w:val="0"/>
+        </w:rPr>
+      </w:r>
+    </w:p>
+    <w:p>
+      <w:pPr>
+        <w:numPr>
+          <w:ilvl w:val="0"/>
+          <w:numId w:val="12"/>
+        </w:numPr>
+        <w:ind w:left="720" w:hanging="360"/>
+        <w:rPr>
+          <w:u w:val="none"/>
+        </w:rPr>
+      </w:pPr>
+      <w:r>
+        <w:rPr>
+          <w:rtl w:val="0"/>
+        </w:rPr>
+        <w:t xml:space="preserve">Few-shot prompting: Few-shot prompting provides multiple examples to guide the model toward the desired response pattern, improving accuracy for specialized or structured tasks. For Example: </w:t>
+      </w:r>
+      <w:r>
+        <w:rPr>
+          <w:rtl w:val="0"/>
+        </w:rPr>
+      </w:r>
+    </w:p>
+    <w:p>
+      <w:pPr>
+        <w:ind w:firstLine="720"/>
+        <w:rPr/>
+      </w:pPr>
+      <w:r>
+        <w:rPr>
+          <w:rtl w:val="0"/>
+        </w:rPr>
+        <w:t xml:space="preserve">English:Hello</w:t>
+      </w:r>
+    </w:p>
+    <w:p>
+      <w:pPr>
+        <w:ind w:firstLine="720"/>
+        <w:rPr/>
+      </w:pPr>
+      <w:r>
+        <w:rPr>
+          <w:rFonts w:ascii="Palanquin Dark" w:cs="Palanquin Dark" w:eastAsia="Palanquin Dark" w:hAnsi="Palanquin Dark"/>
+          <w:rtl w:val="0"/>
+        </w:rPr>
+        <w:t xml:space="preserve">Hindi: नमस्ते</w:t>
+      </w:r>
+      <w:r>
+        <w:rPr>
+          <w:rtl w:val="0"/>
+        </w:rPr>
+      </w:r>
+    </w:p>
+    <w:p>
+      <w:pPr>
+        <w:rPr/>
+      </w:pPr>
+      <w:r>
+        <w:rPr>
+          <w:rtl w:val="0"/>
+        </w:rPr>
+      </w:r>
+    </w:p>
+    <w:p>
+      <w:pPr>
+        <w:ind w:firstLine="720"/>
+        <w:rPr/>
+      </w:pPr>
+      <w:r>
+        <w:rPr>
+          <w:rtl w:val="0"/>
+        </w:rPr>
+        <w:t xml:space="preserve">English:Thank You</w:t>
+      </w:r>
+    </w:p>
+    <w:p>
+      <w:pPr>
+        <w:ind w:firstLine="720"/>
+        <w:rPr/>
+      </w:pPr>
+      <w:r>
+        <w:rPr>
+          <w:rFonts w:ascii="Palanquin Dark" w:cs="Palanquin Dark" w:eastAsia="Palanquin Dark" w:hAnsi="Palanquin Dark"/>
+          <w:rtl w:val="0"/>
+        </w:rPr>
+        <w:t xml:space="preserve">Hindi: धन्यवाद</w:t>
+      </w:r>
+      <w:r>
+        <w:rPr>
+          <w:rtl w:val="0"/>
+        </w:rPr>
+      </w:r>
+    </w:p>
+    <w:p>
+      <w:pPr>
+        <w:rPr/>
+      </w:pPr>
+      <w:r>
+        <w:rPr>
+          <w:rtl w:val="0"/>
+        </w:rPr>
+      </w:r>
+    </w:p>
+    <w:p>
+      <w:pPr>
+        <w:ind w:firstLine="720"/>
+        <w:rPr/>
+      </w:pPr>
+      <w:r>
+        <w:rPr>
+          <w:rtl w:val="0"/>
+        </w:rPr>
+        <w:t xml:space="preserve">English: Good Evening</w:t>
+      </w:r>
+    </w:p>
+    <w:p>
+      <w:pPr>
+        <w:ind w:firstLine="720"/>
+        <w:rPr/>
+      </w:pPr>
+      <w:r>
+        <w:rPr>
+          <w:rtl w:val="0"/>
+        </w:rPr>
+        <w:t xml:space="preserve">Translate this in Hindi</w:t>
+      </w:r>
+    </w:p>
+    <w:p>
+      <w:pPr>
+        <w:ind w:left="0" w:firstLine="0"/>
+        <w:rPr/>
+      </w:pPr>
+      <w:r>
+        <w:rPr>
+          <w:rtl w:val="0"/>
+        </w:rPr>
       </w:r>
     </w:p>
     <w:p>
@@ -1140,7 +3372,12 @@
         <w:rPr>
           <w:rtl w:val="0"/>
         </w:rPr>
-        <w:t xml:space="preserve">Vector Database</w:t>
+        <w:t xml:space="preserve">System Prompt:  </w:t>
+      </w:r>
+      <w:r>
+        <w:rPr>
+          <w:rtl w:val="0"/>
+        </w:rPr>
       </w:r>
     </w:p>
     <w:p>
@@ -1158,7 +3395,12 @@
         <w:rPr>
           <w:rtl w:val="0"/>
         </w:rPr>
-        <w:t xml:space="preserve">Embeddings</w:t>
+        <w:t xml:space="preserve">User Prompt: </w:t>
+      </w:r>
+      <w:r>
+        <w:rPr>
+          <w:rtl w:val="0"/>
+        </w:rPr>
       </w:r>
     </w:p>
     <w:p>
@@ -1176,1798 +3418,12 @@
         <w:rPr>
           <w:rtl w:val="0"/>
         </w:rPr>
-        <w:t xml:space="preserve">Semantic Search</w:t>
-      </w:r>
-    </w:p>
-    <w:p>
-      <w:pPr>
-        <w:rPr/>
-      </w:pPr>
-      <w:r>
-        <w:rPr>
-          <w:rtl w:val="0"/>
-        </w:rPr>
-      </w:r>
-    </w:p>
-    <w:p>
-      <w:pPr>
-        <w:ind w:left="0" w:firstLine="0"/>
-        <w:rPr/>
-      </w:pPr>
-      <w:r>
-        <w:rPr>
-          <w:rtl w:val="0"/>
-        </w:rPr>
-        <w:t xml:space="preserve">These components find the most relevant pieces of information. Then the LLM only generates the answer.</w:t>
-      </w:r>
-    </w:p>
-    <w:p>
-      <w:pPr>
-        <w:ind w:left="0" w:firstLine="0"/>
-        <w:rPr/>
-      </w:pPr>
-      <w:r>
-        <w:rPr>
-          <w:rtl w:val="0"/>
-        </w:rPr>
-      </w:r>
-    </w:p>
-    <w:p>
-      <w:pPr>
-        <w:numPr>
-          <w:ilvl w:val="0"/>
-          <w:numId w:val="10"/>
-        </w:numPr>
-        <w:ind w:left="720" w:hanging="360"/>
-        <w:rPr>
-          <w:u w:val="none"/>
-        </w:rPr>
-      </w:pPr>
-      <w:r>
-        <w:rPr>
-          <w:b w:val="1"/>
-          <w:bCs w:val="1"/>
-          <w:rtl w:val="0"/>
-        </w:rPr>
-        <w:t xml:space="preserve">What are Embeddings and Vector Databases?</w:t>
-      </w:r>
-      <w:r>
-        <w:rPr>
-          <w:rtl w:val="0"/>
-        </w:rPr>
-      </w:r>
-    </w:p>
-    <w:p>
-      <w:pPr>
-        <w:rPr/>
-      </w:pPr>
-      <w:r>
-        <w:rPr>
-          <w:rtl w:val="0"/>
-        </w:rPr>
-        <w:t xml:space="preserve">Embeddings: Embeddings are numerical representations of data (such as text, images, or audio) that capture semantic meaning. Similar semantic pieces of data will be close to each other in vector space, enabling AI systems to compare text based on meaning rather than exact keywords ( a.k.a semantic search), similarity matching, and information retrieval.</w:t>
-      </w:r>
-    </w:p>
-    <w:p>
-      <w:pPr>
-        <w:rPr/>
-      </w:pPr>
-      <w:r>
-        <w:rPr>
-          <w:rtl w:val="0"/>
-        </w:rPr>
-      </w:r>
-    </w:p>
-    <w:p>
-      <w:pPr>
-        <w:ind w:left="0" w:firstLine="0"/>
-        <w:rPr/>
-      </w:pPr>
-      <w:r>
-        <w:rPr>
-          <w:rtl w:val="0"/>
-        </w:rPr>
-        <w:t xml:space="preserve">Vector Database: A Vector Database is a specialized database that stores embeddings and performs similarity searches. When a user asks a question, the query is converted into an embedding, and the vector database retrieves the most semantically similar documents, which are then provided to the LLM to generate an accurate response.</w:t>
-      </w:r>
-    </w:p>
-    <w:p>
-      <w:pPr>
-        <w:ind w:left="0" w:firstLine="0"/>
-        <w:rPr/>
-      </w:pPr>
-      <w:r>
-        <w:rPr>
-          <w:rtl w:val="0"/>
-        </w:rPr>
-      </w:r>
-    </w:p>
-    <w:p>
-      <w:pPr>
-        <w:ind w:left="0" w:firstLine="0"/>
-        <w:rPr/>
-      </w:pPr>
-      <w:r>
-        <w:rPr>
-          <w:rtl w:val="0"/>
-        </w:rPr>
-        <w:t xml:space="preserve">A complete example of Vector and Embeddings:</w:t>
-      </w:r>
-    </w:p>
-    <w:p>
-      <w:pPr>
-        <w:rPr/>
-      </w:pPr>
-      <w:r>
-        <w:rPr>
-          <w:rtl w:val="0"/>
-        </w:rPr>
-      </w:r>
-    </w:p>
-    <w:p>
-      <w:pPr>
-        <w:rPr/>
-      </w:pPr>
-      <w:r>
-        <w:rPr>
-          <w:rtl w:val="0"/>
-        </w:rPr>
-        <w:t xml:space="preserve">Suppose your company is Infosys, and you have an HR chatbot.</w:t>
-      </w:r>
-    </w:p>
-    <w:p>
-      <w:pPr>
-        <w:rPr/>
-      </w:pPr>
-      <w:r>
-        <w:rPr>
-          <w:rtl w:val="0"/>
-        </w:rPr>
-        <w:t xml:space="preserve">The chatbot should answer employee questions based on HR policy documents.</w:t>
-      </w:r>
-    </w:p>
-    <w:p>
-      <w:pPr>
-        <w:rPr/>
-      </w:pPr>
-      <w:r>
-        <w:rPr>
-          <w:rtl w:val="0"/>
-        </w:rPr>
-        <w:t xml:space="preserve">Assuming the HR policy document contains these paragraphs:</w:t>
-      </w:r>
-    </w:p>
-    <w:p>
-      <w:pPr>
-        <w:rPr/>
-      </w:pPr>
-      <w:r>
-        <w:rPr>
-          <w:rtl w:val="0"/>
-        </w:rPr>
-      </w:r>
-    </w:p>
-    <w:p>
-      <w:pPr>
-        <w:rPr/>
-      </w:pPr>
-      <w:r>
-        <w:rPr>
-          <w:rtl w:val="0"/>
-        </w:rPr>
-        <w:t xml:space="preserve">para 1 --&gt; Related to Employee Perks and benefits such as: Employees are entitled to 12 casual leaves per year.</w:t>
-      </w:r>
-    </w:p>
-    <w:p>
-      <w:pPr>
-        <w:rPr/>
-      </w:pPr>
-      <w:r>
-        <w:rPr>
-          <w:rtl w:val="0"/>
-        </w:rPr>
-        <w:t xml:space="preserve">Para 2 --&gt; Related to Employees Work policies such as: Employees may work remotely up to 3 days per week and employees must wear only formal uniforms in office and other information.</w:t>
-      </w:r>
-    </w:p>
-    <w:p>
-      <w:pPr>
-        <w:rPr/>
-      </w:pPr>
-      <w:r>
-        <w:rPr>
-          <w:rtl w:val="0"/>
-        </w:rPr>
-        <w:t xml:space="preserve">Para 3 --&gt; Insurance related details: Medical insurance covers employees and their immediate family.</w:t>
-      </w:r>
-    </w:p>
-    <w:p>
-      <w:pPr>
-        <w:rPr/>
-      </w:pPr>
-      <w:r>
-        <w:rPr>
-          <w:rtl w:val="0"/>
-        </w:rPr>
-      </w:r>
-    </w:p>
-    <w:p>
-      <w:pPr>
-        <w:rPr>
-          <w:b w:val="1"/>
-          <w:bCs w:val="1"/>
-        </w:rPr>
-      </w:pPr>
-      <w:r>
-        <w:rPr>
-          <w:b w:val="1"/>
-          <w:bCs w:val="1"/>
-          <w:rtl w:val="0"/>
-        </w:rPr>
-        <w:t xml:space="preserve">Step 1: Document Chunking</w:t>
-      </w:r>
-    </w:p>
-    <w:p>
-      <w:pPr>
-        <w:rPr/>
-      </w:pPr>
-      <w:r>
-        <w:rPr>
-          <w:rtl w:val="0"/>
-        </w:rPr>
-      </w:r>
-    </w:p>
-    <w:p>
-      <w:pPr>
-        <w:rPr/>
-      </w:pPr>
-      <w:r>
-        <w:rPr>
-          <w:rtl w:val="0"/>
-        </w:rPr>
-        <w:t xml:space="preserve">The system first splits large PDFs into smaller pieces called chunks.</w:t>
-      </w:r>
-    </w:p>
-    <w:p>
-      <w:pPr>
-        <w:rPr/>
-      </w:pPr>
-      <w:r>
-        <w:rPr>
-          <w:rtl w:val="0"/>
-        </w:rPr>
-        <w:t xml:space="preserve">For example, a 200-page HR policy might become:</w:t>
-      </w:r>
-    </w:p>
-    <w:p>
-      <w:pPr>
-        <w:rPr/>
-      </w:pPr>
-      <w:r>
-        <w:rPr>
-          <w:rtl w:val="0"/>
-        </w:rPr>
-      </w:r>
-    </w:p>
-    <w:p>
-      <w:pPr>
-        <w:rPr/>
-      </w:pPr>
-      <w:r>
-        <w:rPr>
-          <w:rtl w:val="0"/>
-        </w:rPr>
-        <w:t xml:space="preserve">Chunk 1</w:t>
-      </w:r>
-    </w:p>
-    <w:p>
-      <w:pPr>
-        <w:rPr/>
-      </w:pPr>
-      <w:r>
-        <w:rPr>
-          <w:rtl w:val="0"/>
-        </w:rPr>
-        <w:t xml:space="preserve">Casual Leave Policy</w:t>
-      </w:r>
-    </w:p>
-    <w:p>
-      <w:pPr>
-        <w:rPr/>
-      </w:pPr>
-      <w:r>
-        <w:rPr>
-          <w:rtl w:val="0"/>
-        </w:rPr>
-        <w:t xml:space="preserve">Employees are entitled to 12 casual leaves...</w:t>
-      </w:r>
-    </w:p>
-    <w:p>
-      <w:pPr>
-        <w:rPr/>
-      </w:pPr>
-      <w:r>
-        <w:rPr>
-          <w:rtl w:val="0"/>
-        </w:rPr>
-      </w:r>
-    </w:p>
-    <w:p>
-      <w:pPr>
-        <w:rPr/>
-      </w:pPr>
-      <w:r>
-        <w:rPr>
-          <w:rtl w:val="0"/>
-        </w:rPr>
-        <w:t xml:space="preserve">Chunk 2</w:t>
-      </w:r>
-    </w:p>
-    <w:p>
-      <w:pPr>
-        <w:rPr/>
-      </w:pPr>
-      <w:r>
-        <w:rPr>
-          <w:rtl w:val="0"/>
-        </w:rPr>
-        <w:t xml:space="preserve">Remote Work Policy</w:t>
-      </w:r>
-    </w:p>
-    <w:p>
-      <w:pPr>
-        <w:rPr/>
-      </w:pPr>
-      <w:r>
-        <w:rPr>
-          <w:rtl w:val="0"/>
-        </w:rPr>
-        <w:t xml:space="preserve">Employees may work remotely...</w:t>
-      </w:r>
-    </w:p>
-    <w:p>
-      <w:pPr>
-        <w:rPr/>
-      </w:pPr>
-      <w:r>
-        <w:rPr>
-          <w:rtl w:val="0"/>
-        </w:rPr>
-      </w:r>
-    </w:p>
-    <w:p>
-      <w:pPr>
-        <w:rPr/>
-      </w:pPr>
-      <w:r>
-        <w:rPr>
-          <w:rtl w:val="0"/>
-        </w:rPr>
-        <w:t xml:space="preserve">Chunk 3</w:t>
-      </w:r>
-    </w:p>
-    <w:p>
-      <w:pPr>
-        <w:rPr/>
-      </w:pPr>
-      <w:r>
-        <w:rPr>
-          <w:rtl w:val="0"/>
-        </w:rPr>
-        <w:t xml:space="preserve">Insurance Policy</w:t>
-      </w:r>
-    </w:p>
-    <w:p>
-      <w:pPr>
-        <w:rPr/>
-      </w:pPr>
-      <w:r>
-        <w:rPr>
-          <w:rtl w:val="0"/>
-        </w:rPr>
-        <w:t xml:space="preserve">Medical insurance covers...</w:t>
-      </w:r>
-    </w:p>
-    <w:p>
-      <w:pPr>
-        <w:rPr/>
-      </w:pPr>
-      <w:r>
-        <w:rPr>
-          <w:rtl w:val="0"/>
-        </w:rPr>
-      </w:r>
-    </w:p>
-    <w:p>
-      <w:pPr>
-        <w:rPr/>
-      </w:pPr>
-      <w:r>
-        <w:rPr>
-          <w:rtl w:val="0"/>
-        </w:rPr>
-        <w:t xml:space="preserve">Why chunks and not the entire document? --&gt; Because LLMs retrieve small relevant chunks, not entire PDFs.</w:t>
-      </w:r>
-    </w:p>
-    <w:p>
-      <w:pPr>
-        <w:rPr/>
-      </w:pPr>
-      <w:r>
-        <w:rPr>
-          <w:rtl w:val="0"/>
-        </w:rPr>
-      </w:r>
-    </w:p>
-    <w:p>
-      <w:pPr>
-        <w:rPr>
-          <w:b w:val="1"/>
-          <w:bCs w:val="1"/>
-        </w:rPr>
-      </w:pPr>
-      <w:r>
-        <w:rPr>
-          <w:b w:val="1"/>
-          <w:bCs w:val="1"/>
-          <w:rtl w:val="0"/>
-        </w:rPr>
-        <w:t xml:space="preserve">Step 2: Generate Embeddings</w:t>
-      </w:r>
-    </w:p>
-    <w:p>
-      <w:pPr>
-        <w:rPr/>
-      </w:pPr>
-      <w:r>
-        <w:rPr>
-          <w:rtl w:val="0"/>
-        </w:rPr>
-      </w:r>
-    </w:p>
-    <w:p>
-      <w:pPr>
-        <w:rPr/>
-      </w:pPr>
-      <w:r>
-        <w:rPr>
-          <w:rtl w:val="0"/>
-        </w:rPr>
-        <w:t xml:space="preserve">Now each chunk is sent to an Embedding Model which will generate embeddings out of the provided chunks.</w:t>
-      </w:r>
-    </w:p>
-    <w:p>
-      <w:pPr>
-        <w:rPr/>
-      </w:pPr>
-      <w:r>
-        <w:rPr>
-          <w:rtl w:val="0"/>
-        </w:rPr>
-      </w:r>
-    </w:p>
-    <w:p>
-      <w:pPr>
-        <w:rPr/>
-      </w:pPr>
-      <w:r>
-        <w:rPr>
-          <w:rtl w:val="0"/>
-        </w:rPr>
-        <w:t xml:space="preserve">Example:</w:t>
-      </w:r>
-    </w:p>
-    <w:p>
-      <w:pPr>
-        <w:rPr/>
-      </w:pPr>
-      <w:r>
-        <w:rPr>
-          <w:rtl w:val="0"/>
-        </w:rPr>
-      </w:r>
-    </w:p>
-    <w:p>
-      <w:pPr>
-        <w:rPr/>
-      </w:pPr>
-      <w:r>
-        <w:rPr>
-          <w:rFonts w:ascii="Arial Unicode MS" w:cs="Arial Unicode MS" w:eastAsia="Arial Unicode MS" w:hAnsi="Arial Unicode MS"/>
-          <w:rtl w:val="0"/>
-        </w:rPr>
-        <w:t xml:space="preserve">For Chunk 1 (Employees are entitled to 12 casual leaves)  → Embedding will be like [0.12, 0.85, 0.23, 0.91, ...]</w:t>
-      </w:r>
-    </w:p>
-    <w:p>
-      <w:pPr>
-        <w:rPr/>
-      </w:pPr>
-      <w:r>
-        <w:rPr>
-          <w:rFonts w:ascii="Arial Unicode MS" w:cs="Arial Unicode MS" w:eastAsia="Arial Unicode MS" w:hAnsi="Arial Unicode MS"/>
-          <w:rtl w:val="0"/>
-        </w:rPr>
-        <w:t xml:space="preserve">For Chunk 2 (Employees may work remotely) → Embedding will be like [0.15, 0.81, 0.27, 0.90, ...]</w:t>
-      </w:r>
-    </w:p>
-    <w:p>
-      <w:pPr>
-        <w:rPr/>
-      </w:pPr>
-      <w:r>
-        <w:rPr>
-          <w:rFonts w:ascii="Arial Unicode MS" w:cs="Arial Unicode MS" w:eastAsia="Arial Unicode MS" w:hAnsi="Arial Unicode MS"/>
-          <w:rtl w:val="0"/>
-        </w:rPr>
-        <w:t xml:space="preserve">For Chunk 3 (Medical insurance covers family) → Embedding will be like [0.71, 0.11, 0.43, 0.52, ...]</w:t>
-      </w:r>
-    </w:p>
-    <w:p>
-      <w:pPr>
-        <w:rPr/>
-      </w:pPr>
-      <w:r>
-        <w:rPr>
-          <w:rtl w:val="0"/>
-        </w:rPr>
-      </w:r>
-    </w:p>
-    <w:p>
-      <w:pPr>
-        <w:rPr/>
-      </w:pPr>
-      <w:r>
-        <w:rPr>
-          <w:rtl w:val="0"/>
-        </w:rPr>
-        <w:t xml:space="preserve">Notice something? --&gt; The embedding model converts chunks into multiple numbers. These numbers represent the semantic meaning.</w:t>
-      </w:r>
-    </w:p>
-    <w:p>
-      <w:pPr>
-        <w:rPr/>
-      </w:pPr>
-      <w:r>
-        <w:rPr>
-          <w:rtl w:val="0"/>
-        </w:rPr>
-      </w:r>
-    </w:p>
-    <w:p>
-      <w:pPr>
-        <w:rPr>
-          <w:b w:val="1"/>
-          <w:bCs w:val="1"/>
-        </w:rPr>
-      </w:pPr>
-      <w:r>
-        <w:rPr>
-          <w:b w:val="1"/>
-          <w:bCs w:val="1"/>
-          <w:rtl w:val="0"/>
-        </w:rPr>
-        <w:t xml:space="preserve">Step 3: Store in Vector Database</w:t>
-      </w:r>
-    </w:p>
-    <w:p>
-      <w:pPr>
-        <w:rPr/>
-      </w:pPr>
-      <w:r>
-        <w:rPr>
-          <w:rtl w:val="0"/>
-        </w:rPr>
-      </w:r>
-    </w:p>
-    <w:p>
-      <w:pPr>
-        <w:rPr/>
-      </w:pPr>
-      <w:r>
-        <w:rPr>
-          <w:rtl w:val="0"/>
-        </w:rPr>
-        <w:t xml:space="preserve">Now the Vector Database stores: Chunks, Embeddings and related meta data.</w:t>
-      </w:r>
-    </w:p>
-    <w:p>
-      <w:pPr>
-        <w:rPr/>
-      </w:pPr>
-      <w:r>
-        <w:rPr>
-          <w:rtl w:val="0"/>
-        </w:rPr>
-        <w:t xml:space="preserve">Chunk 1(Casual Leave Policy)    [0.12,0.85,...]</w:t>
-      </w:r>
-    </w:p>
-    <w:p>
-      <w:pPr>
-        <w:rPr/>
-      </w:pPr>
-      <w:r>
-        <w:rPr>
-          <w:rtl w:val="0"/>
-        </w:rPr>
-        <w:t xml:space="preserve">Chunk 2 (Remote Work Policy)    [0.15,0.81,...]</w:t>
-      </w:r>
-    </w:p>
-    <w:p>
-      <w:pPr>
-        <w:rPr/>
-      </w:pPr>
-      <w:r>
-        <w:rPr>
-          <w:rtl w:val="0"/>
-        </w:rPr>
-        <w:t xml:space="preserve">Chunk 3 (Insurance Policy)    [0.71,0.11,...]</w:t>
-      </w:r>
-    </w:p>
-    <w:p>
-      <w:pPr>
-        <w:rPr/>
-      </w:pPr>
-      <w:r>
-        <w:rPr>
-          <w:rtl w:val="0"/>
-        </w:rPr>
-      </w:r>
-    </w:p>
-    <w:p>
-      <w:pPr>
-        <w:rPr>
-          <w:b w:val="1"/>
-          <w:bCs w:val="1"/>
-        </w:rPr>
-      </w:pPr>
-      <w:r>
-        <w:rPr>
-          <w:b w:val="1"/>
-          <w:bCs w:val="1"/>
-          <w:rtl w:val="0"/>
-        </w:rPr>
-        <w:t xml:space="preserve">Step 4: User/Employee asks a question: Can I work from home?</w:t>
-      </w:r>
-    </w:p>
-    <w:p>
-      <w:pPr>
-        <w:rPr/>
-      </w:pPr>
-      <w:r>
-        <w:rPr>
-          <w:rtl w:val="0"/>
-        </w:rPr>
-      </w:r>
-    </w:p>
-    <w:p>
-      <w:pPr>
-        <w:rPr/>
-      </w:pPr>
-      <w:r>
-        <w:rPr>
-          <w:rtl w:val="0"/>
-        </w:rPr>
-        <w:t xml:space="preserve">Notice something interesting.</w:t>
-      </w:r>
-    </w:p>
-    <w:p>
-      <w:pPr>
-        <w:rPr/>
-      </w:pPr>
-      <w:r>
-        <w:rPr>
-          <w:rtl w:val="0"/>
-        </w:rPr>
-        <w:t xml:space="preserve">The document says: Employees may work remotely.</w:t>
-      </w:r>
-    </w:p>
-    <w:p>
-      <w:pPr>
-        <w:rPr/>
-      </w:pPr>
-      <w:r>
-        <w:rPr>
-          <w:rtl w:val="0"/>
-        </w:rPr>
-        <w:t xml:space="preserve">Question says: Work from home</w:t>
-      </w:r>
-    </w:p>
-    <w:p>
-      <w:pPr>
-        <w:rPr/>
-      </w:pPr>
-      <w:r>
-        <w:rPr>
-          <w:rtl w:val="0"/>
-        </w:rPr>
-      </w:r>
-    </w:p>
-    <w:p>
-      <w:pPr>
-        <w:rPr/>
-      </w:pPr>
-      <w:r>
-        <w:rPr>
-          <w:rtl w:val="0"/>
-        </w:rPr>
-        <w:t xml:space="preserve">Different words.</w:t>
-      </w:r>
-    </w:p>
-    <w:p>
-      <w:pPr>
-        <w:rPr/>
-      </w:pPr>
-      <w:r>
-        <w:rPr>
-          <w:rtl w:val="0"/>
-        </w:rPr>
-        <w:t xml:space="preserve">Same meaning.</w:t>
-      </w:r>
-    </w:p>
-    <w:p>
-      <w:pPr>
-        <w:rPr/>
-      </w:pPr>
-      <w:r>
-        <w:rPr>
-          <w:rtl w:val="0"/>
-        </w:rPr>
-      </w:r>
-    </w:p>
-    <w:p>
-      <w:pPr>
-        <w:rPr>
-          <w:b w:val="1"/>
-          <w:bCs w:val="1"/>
-        </w:rPr>
-      </w:pPr>
-      <w:r>
-        <w:rPr>
-          <w:b w:val="1"/>
-          <w:bCs w:val="1"/>
-          <w:rtl w:val="0"/>
-        </w:rPr>
-        <w:t xml:space="preserve">Step 5: The question is also converted into an embedding.</w:t>
-      </w:r>
-    </w:p>
-    <w:p>
-      <w:pPr>
-        <w:rPr/>
-      </w:pPr>
-      <w:r>
-        <w:rPr>
-          <w:rtl w:val="0"/>
-        </w:rPr>
-      </w:r>
-    </w:p>
-    <w:p>
-      <w:pPr>
-        <w:rPr/>
-      </w:pPr>
-      <w:r>
-        <w:rPr>
-          <w:rtl w:val="0"/>
-        </w:rPr>
-        <w:t xml:space="preserve">Question --&gt; Can I work from home?</w:t>
-      </w:r>
-    </w:p>
-    <w:p>
-      <w:pPr>
-        <w:rPr/>
-      </w:pPr>
-      <w:r>
-        <w:rPr>
-          <w:rtl w:val="0"/>
-        </w:rPr>
-        <w:t xml:space="preserve">Embedding --&gt; [0.16, 0.82, 0.26, 0.89,...]</w:t>
-      </w:r>
-    </w:p>
-    <w:p>
-      <w:pPr>
-        <w:rPr/>
-      </w:pPr>
-      <w:r>
-        <w:rPr>
-          <w:rtl w:val="0"/>
-        </w:rPr>
-      </w:r>
-    </w:p>
-    <w:p>
-      <w:pPr>
-        <w:rPr>
-          <w:b w:val="1"/>
-          <w:bCs w:val="1"/>
-        </w:rPr>
-      </w:pPr>
-      <w:r>
-        <w:rPr>
-          <w:b w:val="1"/>
-          <w:bCs w:val="1"/>
-          <w:rtl w:val="0"/>
-        </w:rPr>
-        <w:t xml:space="preserve">Step 6: Similarity Search</w:t>
-      </w:r>
-    </w:p>
-    <w:p>
-      <w:pPr>
-        <w:rPr/>
-      </w:pPr>
-      <w:r>
-        <w:rPr>
-          <w:rtl w:val="0"/>
-        </w:rPr>
-        <w:t xml:space="preserve">Now comes the magic. The vector database compares the embedding of the user's question with the embeddings of stored document chunks and retrieves the chunks with the highest semantic similarity.</w:t>
-      </w:r>
-    </w:p>
-    <w:p>
-      <w:pPr>
-        <w:rPr/>
-      </w:pPr>
-      <w:r>
-        <w:rPr>
-          <w:rtl w:val="0"/>
-        </w:rPr>
-      </w:r>
-    </w:p>
-    <w:p>
-      <w:pPr>
-        <w:rPr>
-          <w:b w:val="1"/>
-          <w:bCs w:val="1"/>
-        </w:rPr>
-      </w:pPr>
-      <w:r>
-        <w:rPr>
-          <w:b w:val="1"/>
-          <w:bCs w:val="1"/>
-          <w:rtl w:val="0"/>
-        </w:rPr>
-        <w:t xml:space="preserve">Step 7: Retrieved Chunk</w:t>
-      </w:r>
-    </w:p>
-    <w:p>
-      <w:pPr>
-        <w:rPr/>
-      </w:pPr>
-      <w:r>
-        <w:rPr>
-          <w:rtl w:val="0"/>
-        </w:rPr>
-      </w:r>
-    </w:p>
-    <w:p>
-      <w:pPr>
-        <w:rPr/>
-      </w:pPr>
-      <w:r>
-        <w:rPr>
-          <w:rtl w:val="0"/>
-        </w:rPr>
-        <w:t xml:space="preserve">The vector database returns --&gt; Employees may work remotely up to 3 days per week.</w:t>
-      </w:r>
-    </w:p>
-    <w:p>
-      <w:pPr>
-        <w:rPr/>
-      </w:pPr>
-      <w:r>
-        <w:rPr>
-          <w:rtl w:val="0"/>
-        </w:rPr>
-        <w:t xml:space="preserve">Notice --&gt; It doesn't return Insurance, Leave Policy. Only the most relevant chunk.</w:t>
-      </w:r>
-    </w:p>
-    <w:p>
-      <w:pPr>
-        <w:rPr/>
-      </w:pPr>
-      <w:r>
-        <w:rPr>
-          <w:rtl w:val="0"/>
-        </w:rPr>
-      </w:r>
-    </w:p>
-    <w:p>
-      <w:pPr>
-        <w:rPr>
-          <w:b w:val="1"/>
-          <w:bCs w:val="1"/>
-        </w:rPr>
-      </w:pPr>
-      <w:r>
-        <w:rPr>
-          <w:b w:val="1"/>
-          <w:bCs w:val="1"/>
-          <w:rtl w:val="0"/>
-        </w:rPr>
-        <w:t xml:space="preserve">Step 8: Send Context to the LLM</w:t>
-      </w:r>
-    </w:p>
-    <w:p>
-      <w:pPr>
-        <w:rPr/>
-      </w:pPr>
-      <w:r>
-        <w:rPr>
-          <w:rtl w:val="0"/>
-        </w:rPr>
-      </w:r>
-    </w:p>
-    <w:p>
-      <w:pPr>
-        <w:rPr/>
-      </w:pPr>
-      <w:r>
-        <w:rPr>
-          <w:rtl w:val="0"/>
-        </w:rPr>
-        <w:t xml:space="preserve">Now GPT receives:</w:t>
-      </w:r>
-    </w:p>
-    <w:p>
-      <w:pPr>
-        <w:rPr/>
-      </w:pPr>
-      <w:r>
-        <w:rPr>
-          <w:rtl w:val="0"/>
-        </w:rPr>
-        <w:t xml:space="preserve">Question --&gt; Can I work from home?</w:t>
-      </w:r>
-    </w:p>
-    <w:p>
-      <w:pPr>
-        <w:rPr/>
-      </w:pPr>
-      <w:r>
-        <w:rPr>
-          <w:rtl w:val="0"/>
-        </w:rPr>
-        <w:t xml:space="preserve">AND</w:t>
-      </w:r>
-    </w:p>
-    <w:p>
-      <w:pPr>
-        <w:rPr/>
-      </w:pPr>
-      <w:r>
-        <w:rPr>
-          <w:rtl w:val="0"/>
-        </w:rPr>
-        <w:t xml:space="preserve">Context --&gt; Employees may work remotely up to 3 days per week.</w:t>
-      </w:r>
-    </w:p>
-    <w:p>
-      <w:pPr>
-        <w:rPr/>
-      </w:pPr>
-      <w:r>
-        <w:rPr>
-          <w:rtl w:val="0"/>
-        </w:rPr>
-      </w:r>
-    </w:p>
-    <w:p>
-      <w:pPr>
-        <w:rPr>
-          <w:b w:val="1"/>
-          <w:bCs w:val="1"/>
-        </w:rPr>
-      </w:pPr>
-      <w:r>
-        <w:rPr>
-          <w:b w:val="1"/>
-          <w:bCs w:val="1"/>
-          <w:rtl w:val="0"/>
-        </w:rPr>
-        <w:t xml:space="preserve">Step 9: Final Answer</w:t>
-      </w:r>
-    </w:p>
-    <w:p>
-      <w:pPr>
-        <w:rPr/>
-      </w:pPr>
-      <w:r>
-        <w:rPr>
-          <w:rtl w:val="0"/>
-        </w:rPr>
-        <w:t xml:space="preserve">GPT generates --&gt; According to the HR policy, employees may work remotely for up to three days per week.</w:t>
-      </w:r>
-    </w:p>
-    <w:p>
-      <w:pPr>
-        <w:rPr/>
-      </w:pPr>
-      <w:r>
-        <w:rPr>
-          <w:rtl w:val="0"/>
-        </w:rPr>
-      </w:r>
-    </w:p>
-    <w:p>
-      <w:pPr>
-        <w:rPr/>
-      </w:pPr>
-      <w:r>
-        <w:rPr>
-          <w:rtl w:val="0"/>
-        </w:rPr>
-        <w:t xml:space="preserve">Notice something important.</w:t>
-      </w:r>
-    </w:p>
-    <w:p>
-      <w:pPr>
-        <w:rPr/>
-      </w:pPr>
-      <w:r>
-        <w:rPr>
-          <w:rtl w:val="0"/>
-        </w:rPr>
-        <w:t xml:space="preserve">GPT didn't search.</w:t>
-      </w:r>
-    </w:p>
-    <w:p>
-      <w:pPr>
-        <w:rPr/>
-      </w:pPr>
-      <w:r>
-        <w:rPr>
-          <w:rtl w:val="0"/>
-        </w:rPr>
-        <w:t xml:space="preserve">The Vector Database searched.</w:t>
-      </w:r>
-    </w:p>
-    <w:p>
-      <w:pPr>
-        <w:rPr/>
-      </w:pPr>
-      <w:r>
-        <w:rPr>
-          <w:rtl w:val="0"/>
-        </w:rPr>
-        <w:t xml:space="preserve">GPT simply generated a natural-language answer using the retrieved context.</w:t>
-      </w:r>
-    </w:p>
-    <w:p>
-      <w:pPr>
-        <w:rPr/>
-      </w:pPr>
-      <w:r>
-        <w:rPr>
-          <w:rtl w:val="0"/>
-        </w:rPr>
-      </w:r>
-    </w:p>
-    <w:p>
-      <w:pPr>
-        <w:rPr/>
-      </w:pPr>
-      <w:r>
-        <w:rPr>
-          <w:rtl w:val="0"/>
-        </w:rPr>
-        <w:t xml:space="preserve">Employee asks:</w:t>
-      </w:r>
-    </w:p>
-    <w:p>
-      <w:pPr>
-        <w:rPr/>
-      </w:pPr>
-      <w:r>
-        <w:rPr>
-          <w:rtl w:val="0"/>
-        </w:rPr>
-      </w:r>
-    </w:p>
-    <w:p>
-      <w:pPr>
-        <w:rPr/>
-      </w:pPr>
-      <w:r>
-        <w:rPr>
-          <w:rtl w:val="0"/>
-        </w:rPr>
-        <w:t xml:space="preserve">        Can I work from home?</w:t>
-      </w:r>
-    </w:p>
-    <w:p>
-      <w:pPr>
-        <w:rPr/>
-      </w:pPr>
-      <w:r>
-        <w:rPr>
-          <w:rtl w:val="0"/>
-        </w:rPr>
-      </w:r>
-    </w:p>
-    <w:p>
-      <w:pPr>
-        <w:rPr/>
-      </w:pPr>
-      <w:r>
-        <w:rPr>
-          <w:rtl w:val="0"/>
-        </w:rPr>
-        <w:t xml:space="preserve">                       │</w:t>
-      </w:r>
-    </w:p>
-    <w:p>
-      <w:pPr>
-        <w:rPr/>
-      </w:pPr>
-      <w:r>
-        <w:rPr>
-          <w:rtl w:val="0"/>
-        </w:rPr>
-        <w:t xml:space="preserve">                       ▼</w:t>
-      </w:r>
-    </w:p>
-    <w:p>
-      <w:pPr>
-        <w:rPr/>
-      </w:pPr>
-      <w:r>
-        <w:rPr>
-          <w:rtl w:val="0"/>
-        </w:rPr>
-        <w:t xml:space="preserve">              Embedding Model</w:t>
-      </w:r>
-    </w:p>
-    <w:p>
-      <w:pPr>
-        <w:rPr/>
-      </w:pPr>
-      <w:r>
-        <w:rPr>
-          <w:rtl w:val="0"/>
-        </w:rPr>
-        <w:t xml:space="preserve">                       │</w:t>
-      </w:r>
-    </w:p>
-    <w:p>
-      <w:pPr>
-        <w:rPr/>
-      </w:pPr>
-      <w:r>
-        <w:rPr>
-          <w:rtl w:val="0"/>
-        </w:rPr>
-        <w:t xml:space="preserve">                       ▼</w:t>
-      </w:r>
-    </w:p>
-    <w:p>
-      <w:pPr>
-        <w:rPr/>
-      </w:pPr>
-      <w:r>
-        <w:rPr>
-          <w:rtl w:val="0"/>
-        </w:rPr>
-        <w:t xml:space="preserve">      Convert Question into Embedding</w:t>
-      </w:r>
-    </w:p>
-    <w:p>
-      <w:pPr>
-        <w:rPr/>
-      </w:pPr>
-      <w:r>
-        <w:rPr>
-          <w:rtl w:val="0"/>
-        </w:rPr>
-        <w:t xml:space="preserve">                       │</w:t>
-      </w:r>
-    </w:p>
-    <w:p>
-      <w:pPr>
-        <w:rPr/>
-      </w:pPr>
-      <w:r>
-        <w:rPr>
-          <w:rtl w:val="0"/>
-        </w:rPr>
-        <w:t xml:space="preserve">                       ▼</w:t>
-      </w:r>
-    </w:p>
-    <w:p>
-      <w:pPr>
-        <w:rPr/>
-      </w:pPr>
-      <w:r>
-        <w:rPr>
-          <w:rtl w:val="0"/>
-        </w:rPr>
-        <w:t xml:space="preserve">          Vector Similarity Search</w:t>
-      </w:r>
-    </w:p>
-    <w:p>
-      <w:pPr>
-        <w:rPr/>
-      </w:pPr>
-      <w:r>
-        <w:rPr>
-          <w:rtl w:val="0"/>
-        </w:rPr>
-        <w:t xml:space="preserve">                       │</w:t>
-      </w:r>
-    </w:p>
-    <w:p>
-      <w:pPr>
-        <w:rPr/>
-      </w:pPr>
-      <w:r>
-        <w:rPr>
-          <w:rtl w:val="0"/>
-        </w:rPr>
-        <w:t xml:space="preserve">                       ▼</w:t>
-      </w:r>
-    </w:p>
-    <w:p>
-      <w:pPr>
-        <w:rPr/>
-      </w:pPr>
-      <w:r>
-        <w:rPr>
-          <w:rtl w:val="0"/>
-        </w:rPr>
-        <w:t xml:space="preserve">         Retrieve Best Matching Chunk</w:t>
-      </w:r>
-    </w:p>
-    <w:p>
-      <w:pPr>
-        <w:rPr/>
-      </w:pPr>
-      <w:r>
-        <w:rPr>
-          <w:rtl w:val="0"/>
-        </w:rPr>
-        <w:t xml:space="preserve">                       │</w:t>
-      </w:r>
-    </w:p>
-    <w:p>
-      <w:pPr>
-        <w:rPr/>
-      </w:pPr>
-      <w:r>
-        <w:rPr>
-          <w:rtl w:val="0"/>
-        </w:rPr>
-        <w:t xml:space="preserve">                       ▼</w:t>
-      </w:r>
-    </w:p>
-    <w:p>
-      <w:pPr>
-        <w:rPr/>
-      </w:pPr>
-      <w:r>
-        <w:rPr>
-          <w:rtl w:val="0"/>
-        </w:rPr>
-        <w:t xml:space="preserve">          Send Context + Question</w:t>
-      </w:r>
-    </w:p>
-    <w:p>
-      <w:pPr>
-        <w:rPr/>
-      </w:pPr>
-      <w:r>
-        <w:rPr>
-          <w:rtl w:val="0"/>
-        </w:rPr>
-        <w:t xml:space="preserve">                 to GPT / LLM</w:t>
-      </w:r>
-    </w:p>
-    <w:p>
-      <w:pPr>
-        <w:rPr/>
-      </w:pPr>
-      <w:r>
-        <w:rPr>
-          <w:rtl w:val="0"/>
-        </w:rPr>
-        <w:t xml:space="preserve">                       │</w:t>
-      </w:r>
-    </w:p>
-    <w:p>
-      <w:pPr>
-        <w:rPr/>
-      </w:pPr>
-      <w:r>
-        <w:rPr>
-          <w:rtl w:val="0"/>
-        </w:rPr>
-        <w:t xml:space="preserve">                       ▼</w:t>
-      </w:r>
-    </w:p>
-    <w:p>
-      <w:pPr>
-        <w:rPr/>
-      </w:pPr>
-      <w:r>
-        <w:rPr>
-          <w:rtl w:val="0"/>
-        </w:rPr>
-        <w:t xml:space="preserve">            Generate Final Answer</w:t>
-      </w:r>
-    </w:p>
-    <w:p>
-      <w:pPr>
-        <w:rPr/>
-      </w:pPr>
-      <w:r>
-        <w:rPr>
-          <w:b w:val="1"/>
-          <w:bCs w:val="1"/>
-          <w:rtl w:val="0"/>
-        </w:rPr>
-        <w:t xml:space="preserve">Interview Explanation</w:t>
-      </w:r>
-      <w:r>
-        <w:rPr>
-          <w:rtl w:val="0"/>
-        </w:rPr>
-        <w:t xml:space="preserve"> </w:t>
-      </w:r>
-    </w:p>
-    <w:p>
-      <w:pPr>
-        <w:rPr/>
-      </w:pPr>
-      <w:r>
-        <w:rPr>
-          <w:rtl w:val="0"/>
-        </w:rPr>
-      </w:r>
-    </w:p>
-    <w:p>
-      <w:pPr>
-        <w:rPr/>
-      </w:pPr>
-      <w:r>
-        <w:rPr>
-          <w:rtl w:val="0"/>
-        </w:rPr>
-        <w:t xml:space="preserve">"Let me explain RAG with an HR chatbot example. Suppose an organization has HR policy documents stored as PDFs. During preprocessing, these documents are divided into smaller chunks because retrieving an entire document is inefficient. Each chunk is then converted into an embedding using an embedding model. An embedding is a numerical vector that captures the semantic meaning of the text. These embeddings, along with the original text chunks, are stored in a vector database.</w:t>
-      </w:r>
-    </w:p>
-    <w:p>
-      <w:pPr>
-        <w:rPr/>
-      </w:pPr>
-      <w:r>
-        <w:rPr>
-          <w:rtl w:val="0"/>
-        </w:rPr>
-      </w:r>
-    </w:p>
-    <w:p>
-      <w:pPr>
-        <w:rPr/>
-      </w:pPr>
-      <w:r>
-        <w:rPr>
-          <w:rtl w:val="0"/>
-        </w:rPr>
-        <w:t xml:space="preserve">When a user asks a question like 'Can I work from home?', the question is also converted into an embedding. The vector database compares the question embedding with all stored document embeddings using similarity search and retrieves the most relevant chunk—for example, 'Employees may work remotely up to three days per week.'</w:t>
-      </w:r>
-    </w:p>
-    <w:p>
-      <w:pPr>
-        <w:rPr/>
-      </w:pPr>
-      <w:r>
-        <w:rPr>
-          <w:rtl w:val="0"/>
-        </w:rPr>
-      </w:r>
-    </w:p>
-    <w:p>
-      <w:pPr>
-        <w:rPr/>
-      </w:pPr>
-      <w:r>
-        <w:rPr>
-          <w:rtl w:val="0"/>
-        </w:rPr>
-        <w:t xml:space="preserve">This retrieved chunk, along with the user's question, is passed to the Large Language Model. The LLM uses the retrieved context to generate a natural-language answer. This architecture is called Retrieval-Augmented Generation because it first retrieves relevant information and then generates the response based on that information."</w:t>
-      </w:r>
-    </w:p>
-    <w:p>
-      <w:pPr>
-        <w:rPr/>
-      </w:pPr>
-      <w:r>
-        <w:rPr>
-          <w:rtl w:val="0"/>
-        </w:rPr>
-      </w:r>
-    </w:p>
-    <w:p>
-      <w:pPr>
-        <w:rPr/>
-      </w:pPr>
-      <w:r>
-        <w:rPr>
-          <w:rFonts w:ascii="Arial Unicode MS" w:cs="Arial Unicode MS" w:eastAsia="Arial Unicode MS" w:hAnsi="Arial Unicode MS"/>
-          <w:rtl w:val="0"/>
-        </w:rPr>
-        <w:t xml:space="preserve">If the interviewer asks: → "Why can't we directly ask the LLM?"</w:t>
-      </w:r>
-    </w:p>
-    <w:p>
-      <w:pPr>
-        <w:rPr/>
-      </w:pPr>
-      <w:r>
-        <w:rPr>
-          <w:rtl w:val="0"/>
-        </w:rPr>
-      </w:r>
-    </w:p>
-    <w:p>
-      <w:pPr>
-        <w:rPr/>
-      </w:pPr>
-      <w:r>
-        <w:rPr>
-          <w:rtl w:val="0"/>
-        </w:rPr>
-        <w:t xml:space="preserve">A strong answer is:</w:t>
-      </w:r>
-    </w:p>
-    <w:p>
-      <w:pPr>
-        <w:rPr/>
-      </w:pPr>
-      <w:r>
-        <w:rPr>
-          <w:rtl w:val="0"/>
-        </w:rPr>
-        <w:t xml:space="preserve">"An LLM contains general knowledge learned during training, but it doesn't automatically know an organization's private or frequently changing documents. RAG solves this by retrieving the latest relevant information from the organization's knowledge base and supplying it to the LLM at query time. This avoids retraining the model whenever documents change and helps reduce hallucinations."</w:t>
-      </w:r>
-    </w:p>
-    <w:p>
-      <w:pPr>
-        <w:ind w:left="0" w:firstLine="0"/>
-        <w:rPr/>
-      </w:pPr>
-      <w:r>
-        <w:rPr>
-          <w:rtl w:val="0"/>
-        </w:rPr>
-      </w:r>
-    </w:p>
-    <w:p>
-      <w:pPr>
-        <w:numPr>
-          <w:ilvl w:val="0"/>
-          <w:numId w:val="10"/>
-        </w:numPr>
-        <w:ind w:left="720" w:hanging="360"/>
-        <w:rPr>
-          <w:b w:val="1"/>
-          <w:bCs w:val="1"/>
-        </w:rPr>
-      </w:pPr>
-      <w:r>
-        <w:rPr>
-          <w:b w:val="1"/>
-          <w:bCs w:val="1"/>
-          <w:rtl w:val="0"/>
-        </w:rPr>
-        <w:t xml:space="preserve">Why do we need embeddings? Why can't we just store text?</w:t>
-      </w:r>
-    </w:p>
-    <w:p>
-      <w:pPr>
-        <w:rPr/>
-      </w:pPr>
-      <w:r>
-        <w:rPr>
-          <w:rtl w:val="0"/>
-        </w:rPr>
-      </w:r>
-    </w:p>
-    <w:p>
-      <w:pPr>
-        <w:ind w:left="0" w:firstLine="0"/>
-        <w:rPr/>
-      </w:pPr>
-      <w:r>
-        <w:rPr>
-          <w:rtl w:val="0"/>
-        </w:rPr>
-        <w:t xml:space="preserve">Computers cannot directly compare the meaning of natural language. They can compare numbers efficiently. Embeddings convert text into numerical vectors while preserving semantic relationships. This allows mathematical algorithms to measure similarity between pieces of text, making semantic search much more effective than traditional keyword-based search.</w:t>
-      </w:r>
-    </w:p>
-    <w:p>
-      <w:pPr>
-        <w:ind w:left="0" w:firstLine="0"/>
-        <w:rPr/>
-      </w:pPr>
-      <w:r>
-        <w:rPr>
-          <w:rtl w:val="0"/>
-        </w:rPr>
-      </w:r>
-    </w:p>
-    <w:p>
-      <w:pPr>
-        <w:numPr>
-          <w:ilvl w:val="0"/>
-          <w:numId w:val="10"/>
-        </w:numPr>
-        <w:ind w:left="720" w:hanging="360"/>
-        <w:rPr>
-          <w:u w:val="none"/>
-        </w:rPr>
-      </w:pPr>
-      <w:r>
-        <w:rPr>
-          <w:b w:val="1"/>
-          <w:bCs w:val="1"/>
-          <w:rtl w:val="0"/>
-        </w:rPr>
-        <w:t xml:space="preserve">What is an AI Agent?</w:t>
-      </w:r>
-    </w:p>
-    <w:p>
-      <w:pPr>
-        <w:ind w:left="0" w:firstLine="0"/>
-        <w:rPr/>
-      </w:pPr>
-      <w:r>
-        <w:rPr>
-          <w:rtl w:val="0"/>
-        </w:rPr>
-        <w:t xml:space="preserve">An AI Agent is an intelligent software system that uses an LLM as its reasoning engine and can interact with external tools, APIs, databases, or applications to perform tasks autonomously or semi-autonomously in order to achieve a specific goal.</w:t>
-      </w:r>
-    </w:p>
-    <w:p>
-      <w:pPr>
-        <w:ind w:left="0" w:firstLine="0"/>
-        <w:rPr/>
-      </w:pPr>
-      <w:r>
-        <w:rPr>
-          <w:rtl w:val="0"/>
-        </w:rPr>
-      </w:r>
-    </w:p>
-    <w:p>
-      <w:pPr>
-        <w:rPr/>
-      </w:pPr>
-      <w:r>
-        <w:rPr>
-          <w:rtl w:val="0"/>
-        </w:rPr>
-        <w:t xml:space="preserve">Suppose you ask ChatGPT:</w:t>
-      </w:r>
-    </w:p>
-    <w:p>
-      <w:pPr>
-        <w:rPr/>
-      </w:pPr>
-      <w:r>
-        <w:rPr>
-          <w:rtl w:val="0"/>
-        </w:rPr>
-        <w:t xml:space="preserve">"Book a meeting with John tomorrow at 2 PM." or "Send an email to my manager."</w:t>
-      </w:r>
-    </w:p>
-    <w:p>
-      <w:pPr>
-        <w:rPr/>
-      </w:pPr>
-      <w:r>
-        <w:rPr>
-          <w:rtl w:val="0"/>
-        </w:rPr>
-        <w:t xml:space="preserve">Can an LLM create a calendar event or email the manager?</w:t>
-      </w:r>
-    </w:p>
-    <w:p>
-      <w:pPr>
-        <w:rPr/>
-      </w:pPr>
-      <w:r>
-        <w:rPr>
-          <w:rtl w:val="0"/>
-        </w:rPr>
-        <w:t xml:space="preserve">An LLM by itself can not book meetings or send email (An LLM can write an email, but it cannot send it. In the case of a calendar it can check for available time slots, but can not book calendar invites).</w:t>
-      </w:r>
-    </w:p>
-    <w:p>
-      <w:pPr>
-        <w:rPr/>
-      </w:pPr>
-      <w:r>
-        <w:rPr>
-          <w:rtl w:val="0"/>
-        </w:rPr>
-      </w:r>
-    </w:p>
-    <w:p>
-      <w:pPr>
-        <w:rPr/>
-      </w:pPr>
-      <w:r>
-        <w:rPr>
-          <w:rtl w:val="0"/>
-        </w:rPr>
-        <w:t xml:space="preserve">This limitation led to the idea of AI Agents.</w:t>
-      </w:r>
-    </w:p>
-    <w:p>
-      <w:pPr>
-        <w:rPr/>
-      </w:pPr>
-      <w:r>
-        <w:rPr>
-          <w:rtl w:val="0"/>
-        </w:rPr>
-      </w:r>
-    </w:p>
-    <w:p>
-      <w:pPr>
-        <w:rPr/>
-      </w:pPr>
-      <w:r>
-        <w:rPr>
-          <w:rtl w:val="0"/>
-        </w:rPr>
-        <w:t xml:space="preserve">Hence we can say that AI Agents combine reasoning with action. They use an LLM for reasoning and Tool Calling to interact with external systems. </w:t>
-      </w:r>
-    </w:p>
-    <w:p>
-      <w:pPr>
-        <w:rPr/>
-      </w:pPr>
-      <w:r>
-        <w:rPr>
-          <w:rtl w:val="0"/>
-        </w:rPr>
-        <w:t xml:space="preserve">In simple words, LLM is the brain of AI agents.</w:t>
-      </w:r>
-    </w:p>
-    <w:p>
-      <w:pPr>
-        <w:ind w:left="0" w:firstLine="0"/>
-        <w:rPr/>
-      </w:pPr>
-      <w:r>
-        <w:rPr>
-          <w:rtl w:val="0"/>
-        </w:rPr>
-        <w:t xml:space="preserve">AI Agent internally uses LLM (for Reasoning), Memory, Tool Calling, APIs, Database Access, etc.</w:t>
-      </w:r>
-    </w:p>
-    <w:p>
-      <w:pPr>
-        <w:numPr>
-          <w:ilvl w:val="0"/>
-          <w:numId w:val="10"/>
-        </w:numPr>
-        <w:ind w:left="720" w:hanging="360"/>
-        <w:rPr>
-          <w:u w:val="none"/>
-        </w:rPr>
-      </w:pPr>
-      <w:r>
-        <w:rPr>
-          <w:b w:val="1"/>
-          <w:bCs w:val="1"/>
-          <w:rtl w:val="0"/>
-        </w:rPr>
-        <w:t xml:space="preserve">Tool Calling</w:t>
-      </w:r>
-    </w:p>
-    <w:p>
-      <w:pPr>
-        <w:ind w:left="0" w:firstLine="0"/>
-        <w:rPr/>
-      </w:pPr>
-      <w:r>
-        <w:rPr>
-          <w:rtl w:val="0"/>
-        </w:rPr>
-        <w:t xml:space="preserve">Tool Calling is the capability that allows a LLM to identify when an action has to be taken, select the appropriate tool or API, provide the necessary inputs, and use the tool's output to generate a final response. </w:t>
-      </w:r>
-    </w:p>
-    <w:p>
-      <w:pPr>
-        <w:ind w:left="0" w:firstLine="0"/>
-        <w:rPr/>
-      </w:pPr>
-      <w:r>
-        <w:rPr>
-          <w:rtl w:val="0"/>
-        </w:rPr>
-      </w:r>
-    </w:p>
-    <w:p>
-      <w:pPr>
-        <w:numPr>
-          <w:ilvl w:val="0"/>
-          <w:numId w:val="10"/>
-        </w:numPr>
-        <w:ind w:left="720" w:hanging="360"/>
-        <w:rPr>
-          <w:b w:val="1"/>
-          <w:bCs w:val="1"/>
-        </w:rPr>
-      </w:pPr>
-      <w:r>
-        <w:rPr>
-          <w:b w:val="1"/>
-          <w:bCs w:val="1"/>
-          <w:rtl w:val="0"/>
-        </w:rPr>
-        <w:t xml:space="preserve">What is Prompt Engineering?</w:t>
-      </w:r>
-    </w:p>
-    <w:p>
-      <w:pPr>
-        <w:ind w:left="0" w:firstLine="0"/>
-        <w:rPr/>
-      </w:pPr>
-      <w:r>
-        <w:rPr>
-          <w:rtl w:val="0"/>
-        </w:rPr>
-        <w:t xml:space="preserve">Prompt Engineering is the process of designing and structuring prompts (instructions) to guide a Large Language Model to generate accurate, relevant, and useful responses. It involves choosing the right wording, context, examples, constraints, and expected output format to improve the quality of the model's response. </w:t>
-      </w:r>
-    </w:p>
-    <w:p>
-      <w:pPr>
-        <w:rPr/>
-      </w:pPr>
-      <w:r>
-        <w:rPr>
-          <w:rtl w:val="0"/>
-        </w:rPr>
-        <w:t xml:space="preserve">What is a Prompt?</w:t>
-      </w:r>
-    </w:p>
-    <w:p>
-      <w:pPr>
-        <w:ind w:left="0" w:firstLine="0"/>
-        <w:rPr/>
-      </w:pPr>
-      <w:r>
-        <w:rPr>
-          <w:rtl w:val="0"/>
-        </w:rPr>
-        <w:t xml:space="preserve">A prompt is the input given to an LLM.</w:t>
-      </w:r>
-    </w:p>
-    <w:p>
-      <w:pPr>
-        <w:ind w:left="0" w:firstLine="0"/>
-        <w:rPr/>
-      </w:pPr>
-      <w:r>
-        <w:rPr>
-          <w:rtl w:val="0"/>
-        </w:rPr>
-        <w:t xml:space="preserve">Types of Prompting</w:t>
-      </w:r>
-    </w:p>
-    <w:p>
-      <w:pPr>
-        <w:numPr>
-          <w:ilvl w:val="0"/>
-          <w:numId w:val="2"/>
-        </w:numPr>
-        <w:ind w:left="720" w:hanging="360"/>
-        <w:rPr>
-          <w:u w:val="none"/>
-        </w:rPr>
-      </w:pPr>
-      <w:r>
-        <w:rPr>
-          <w:rtl w:val="0"/>
-        </w:rPr>
-        <w:t xml:space="preserve">Zero-Shot Prompting: It is a prompting technique where the model performs a task without being provided any examples. It relies solely on the instructions in the prompt. For Example: Translate this sentence into Hindi.</w:t>
+        <w:t xml:space="preserve">Assistant Prompt: </w:t>
+      </w:r>
+      <w:r>
+        <w:rPr>
+          <w:rtl w:val="0"/>
+        </w:rPr>
       </w:r>
     </w:p>
     <w:p>
@@ -2988,31 +3444,34 @@
         </w:numPr>
         <w:ind w:left="720" w:hanging="360"/>
         <w:rPr>
-          <w:u w:val="none"/>
-        </w:rPr>
-      </w:pPr>
-      <w:r>
-        <w:rPr>
-          <w:rFonts w:ascii="Palanquin Dark" w:cs="Palanquin Dark" w:eastAsia="Palanquin Dark" w:hAnsi="Palanquin Dark"/>
-          <w:rtl w:val="0"/>
-        </w:rPr>
-        <w:t xml:space="preserve">One-shot prompting: One-shot prompting provides a single example of the desired input-output format before asking the model to perform the task. For Example English: Good Morning and in Hindi: सुप्रभात</w:t>
-      </w:r>
-    </w:p>
-    <w:p>
-      <w:pPr>
-        <w:ind w:firstLine="720"/>
-        <w:rPr/>
-      </w:pPr>
-      <w:r>
-        <w:rPr>
-          <w:rtl w:val="0"/>
-        </w:rPr>
-        <w:t xml:space="preserve">Now translate:Good Night.</w:t>
-      </w:r>
-    </w:p>
-    <w:p>
-      <w:pPr>
+          <w:b w:val="1"/>
+          <w:bCs w:val="1"/>
+        </w:rPr>
+      </w:pPr>
+      <w:r>
+        <w:rPr>
+          <w:b w:val="1"/>
+          <w:bCs w:val="1"/>
+          <w:rtl w:val="0"/>
+        </w:rPr>
+        <w:t xml:space="preserve">Does Prompt Engineering change the LLM?</w:t>
+      </w:r>
+    </w:p>
+    <w:p>
+      <w:pPr>
+        <w:ind w:left="0" w:firstLine="0"/>
+        <w:rPr/>
+      </w:pPr>
+      <w:r>
+        <w:rPr>
+          <w:rtl w:val="0"/>
+        </w:rPr>
+        <w:t xml:space="preserve">No. Prompt Engineering does not modify or retrain the LLM. It only changes how the instructions are given to the model for a particular request. The model's learned parameters remain unchanged.</w:t>
+      </w:r>
+    </w:p>
+    <w:p>
+      <w:pPr>
+        <w:ind w:left="0" w:firstLine="0"/>
         <w:rPr/>
       </w:pPr>
       <w:r>
@@ -3025,7 +3484,7 @@
       <w:pPr>
         <w:numPr>
           <w:ilvl w:val="0"/>
-          <w:numId w:val="8"/>
+          <w:numId w:val="3"/>
         </w:numPr>
         <w:ind w:left="720" w:hanging="360"/>
         <w:rPr>
@@ -3034,103 +3493,28 @@
       </w:pPr>
       <w:r>
         <w:rPr>
-          <w:rtl w:val="0"/>
-        </w:rPr>
-        <w:t xml:space="preserve">Few-shot prompting: Few-shot prompting provides multiple examples to guide the model toward the desired response pattern, improving accuracy for specialized or structured tasks. For Example: </w:t>
-      </w:r>
-    </w:p>
-    <w:p>
-      <w:pPr>
-        <w:ind w:firstLine="720"/>
-        <w:rPr/>
-      </w:pPr>
-      <w:r>
-        <w:rPr>
-          <w:rtl w:val="0"/>
-        </w:rPr>
-        <w:t xml:space="preserve">English:Hello</w:t>
-      </w:r>
-    </w:p>
-    <w:p>
-      <w:pPr>
-        <w:ind w:firstLine="720"/>
-        <w:rPr/>
-      </w:pPr>
-      <w:r>
-        <w:rPr>
-          <w:rFonts w:ascii="Palanquin Dark" w:cs="Palanquin Dark" w:eastAsia="Palanquin Dark" w:hAnsi="Palanquin Dark"/>
-          <w:rtl w:val="0"/>
-        </w:rPr>
-        <w:t xml:space="preserve">Hindi: नमस्ते</w:t>
-      </w:r>
-    </w:p>
-    <w:p>
-      <w:pPr>
-        <w:rPr/>
-      </w:pPr>
-      <w:r>
-        <w:rPr>
-          <w:rtl w:val="0"/>
-        </w:rPr>
-      </w:r>
-    </w:p>
-    <w:p>
-      <w:pPr>
-        <w:ind w:firstLine="720"/>
-        <w:rPr/>
-      </w:pPr>
-      <w:r>
-        <w:rPr>
-          <w:rtl w:val="0"/>
-        </w:rPr>
-        <w:t xml:space="preserve">English:Thank You</w:t>
-      </w:r>
-    </w:p>
-    <w:p>
-      <w:pPr>
-        <w:ind w:firstLine="720"/>
-        <w:rPr/>
-      </w:pPr>
-      <w:r>
-        <w:rPr>
-          <w:rFonts w:ascii="Palanquin Dark" w:cs="Palanquin Dark" w:eastAsia="Palanquin Dark" w:hAnsi="Palanquin Dark"/>
-          <w:rtl w:val="0"/>
-        </w:rPr>
-        <w:t xml:space="preserve">Hindi: धन्यवाद</w:t>
-      </w:r>
-    </w:p>
-    <w:p>
-      <w:pPr>
-        <w:rPr/>
-      </w:pPr>
-      <w:r>
-        <w:rPr>
-          <w:rtl w:val="0"/>
-        </w:rPr>
-      </w:r>
-    </w:p>
-    <w:p>
-      <w:pPr>
-        <w:ind w:firstLine="720"/>
-        <w:rPr/>
-      </w:pPr>
-      <w:r>
-        <w:rPr>
-          <w:rtl w:val="0"/>
-        </w:rPr>
-        <w:t xml:space="preserve">English: Good Evening</w:t>
-      </w:r>
-    </w:p>
-    <w:p>
-      <w:pPr>
-        <w:ind w:firstLine="720"/>
-        <w:rPr/>
-      </w:pPr>
-      <w:r>
-        <w:rPr>
-          <w:rtl w:val="0"/>
-        </w:rPr>
-        <w:t xml:space="preserve">Translate this in Hindi</w:t>
+          <w:b w:val="1"/>
+          <w:bCs w:val="1"/>
+          <w:rtl w:val="0"/>
+        </w:rPr>
+        <w:t xml:space="preserve">What is a chain of thoughts?</w:t>
+      </w:r>
+      <w:r>
+        <w:rPr>
+          <w:rtl w:val="0"/>
+        </w:rPr>
+      </w:r>
+    </w:p>
+    <w:p>
+      <w:pPr>
+        <w:ind w:left="0" w:firstLine="0"/>
+        <w:rPr/>
+      </w:pPr>
+      <w:r>
+        <w:rPr>
+          <w:rtl w:val="0"/>
+        </w:rPr>
+        <w:t xml:space="preserve">Chain of Thought (CoT) is a prompting technique that encourages a LLM to generate intermediate reasoning steps before producing the final answer. This often improves performance on tasks involving logical reasoning, mathematics, planning, or multi-step problem solving.</w:t>
       </w:r>
     </w:p>
     <w:p>
@@ -3148,7 +3532,7 @@
       <w:pPr>
         <w:numPr>
           <w:ilvl w:val="0"/>
-          <w:numId w:val="7"/>
+          <w:numId w:val="3"/>
         </w:numPr>
         <w:ind w:left="720" w:hanging="360"/>
         <w:rPr>
@@ -3157,16 +3541,91 @@
       </w:pPr>
       <w:r>
         <w:rPr>
-          <w:rtl w:val="0"/>
-        </w:rPr>
-        <w:t xml:space="preserve">System Prompt:  </w:t>
+          <w:b w:val="1"/>
+          <w:bCs w:val="1"/>
+          <w:rtl w:val="0"/>
+        </w:rPr>
+        <w:t xml:space="preserve">Fine-Tuning v/s Prompt Engineering </w:t>
+      </w:r>
+      <w:r>
+        <w:rPr>
+          <w:rtl w:val="0"/>
+        </w:rPr>
+      </w:r>
+    </w:p>
+    <w:p>
+      <w:pPr>
+        <w:ind w:left="0" w:firstLine="0"/>
+        <w:rPr/>
+      </w:pPr>
+      <w:r>
+        <w:rPr>
+          <w:rtl w:val="0"/>
+        </w:rPr>
+        <w:t xml:space="preserve">Fine-tuning is the process of taking a pre-trained LLM and training it further on a domain-specific dataset so that it learns new behavior, terminology, or response styles for a particular use case.</w:t>
+      </w:r>
+    </w:p>
+    <w:p>
+      <w:pPr>
+        <w:ind w:left="0" w:firstLine="0"/>
+        <w:rPr/>
+      </w:pPr>
+      <w:r>
+        <w:rPr>
+          <w:rtl w:val="0"/>
+        </w:rPr>
+        <w:t xml:space="preserve">Unlike Prompt Engineering, Fine-Tuning changes the model itself.  </w:t>
+      </w:r>
+    </w:p>
+    <w:p>
+      <w:pPr>
+        <w:rPr/>
+      </w:pPr>
+      <w:r>
+        <w:rPr>
+          <w:rtl w:val="0"/>
+        </w:rPr>
+        <w:t xml:space="preserve">For Example:</w:t>
+      </w:r>
+    </w:p>
+    <w:p>
+      <w:pPr>
+        <w:rPr/>
+      </w:pPr>
+      <w:r>
+        <w:rPr>
+          <w:rtl w:val="0"/>
+        </w:rPr>
+        <w:t xml:space="preserve">Suppose GPT has been trained on general internet data.</w:t>
+      </w:r>
+    </w:p>
+    <w:p>
+      <w:pPr>
+        <w:rPr/>
+      </w:pPr>
+      <w:r>
+        <w:rPr>
+          <w:rtl w:val="0"/>
+        </w:rPr>
+        <w:t xml:space="preserve">Now a hospital wants an AI assistant that always responds in medical terminology.</w:t>
+      </w:r>
+    </w:p>
+    <w:p>
+      <w:pPr>
+        <w:rPr/>
+      </w:pPr>
+      <w:r>
+        <w:rPr>
+          <w:rtl w:val="0"/>
+        </w:rPr>
+        <w:t xml:space="preserve">They collect:</w:t>
       </w:r>
     </w:p>
     <w:p>
       <w:pPr>
         <w:numPr>
           <w:ilvl w:val="0"/>
-          <w:numId w:val="7"/>
+          <w:numId w:val="13"/>
         </w:numPr>
         <w:ind w:left="720" w:hanging="360"/>
         <w:rPr>
@@ -3177,14 +3636,19 @@
         <w:rPr>
           <w:rtl w:val="0"/>
         </w:rPr>
-        <w:t xml:space="preserve">User Prompt: </w:t>
+        <w:t xml:space="preserve">Medical reports</w:t>
+      </w:r>
+      <w:r>
+        <w:rPr>
+          <w:rtl w:val="0"/>
+        </w:rPr>
       </w:r>
     </w:p>
     <w:p>
       <w:pPr>
         <w:numPr>
           <w:ilvl w:val="0"/>
-          <w:numId w:val="7"/>
+          <w:numId w:val="13"/>
         </w:numPr>
         <w:ind w:left="720" w:hanging="360"/>
         <w:rPr>
@@ -3195,13 +3659,8 @@
         <w:rPr>
           <w:rtl w:val="0"/>
         </w:rPr>
-        <w:t xml:space="preserve">Assistant Prompt: </w:t>
-      </w:r>
-    </w:p>
-    <w:p>
-      <w:pPr>
-        <w:rPr/>
-      </w:pPr>
+        <w:t xml:space="preserve">Clinical guidelines</w:t>
+      </w:r>
       <w:r>
         <w:rPr>
           <w:rtl w:val="0"/>
@@ -3212,277 +3671,70 @@
       <w:pPr>
         <w:numPr>
           <w:ilvl w:val="0"/>
-          <w:numId w:val="10"/>
+          <w:numId w:val="13"/>
         </w:numPr>
         <w:ind w:left="720" w:hanging="360"/>
         <w:rPr>
-          <w:b w:val="1"/>
-          <w:bCs w:val="1"/>
-        </w:rPr>
-      </w:pPr>
-      <w:r>
-        <w:rPr>
-          <w:b w:val="1"/>
-          <w:bCs w:val="1"/>
-          <w:rtl w:val="0"/>
-        </w:rPr>
-        <w:t xml:space="preserve">Does Prompt Engineering change the LLM?</w:t>
-      </w:r>
-    </w:p>
-    <w:p>
-      <w:pPr>
-        <w:ind w:left="0" w:firstLine="0"/>
-        <w:rPr/>
-      </w:pPr>
-      <w:r>
-        <w:rPr>
-          <w:rtl w:val="0"/>
-        </w:rPr>
-        <w:t xml:space="preserve">No. Prompt Engineering does not modify or retrain the LLM. It only changes how the instructions are given to the model for a particular request. The model's learned parameters remain unchanged.</w:t>
-      </w:r>
-    </w:p>
-    <w:p>
-      <w:pPr>
-        <w:ind w:left="0" w:firstLine="0"/>
-        <w:rPr/>
-      </w:pPr>
-      <w:r>
-        <w:rPr>
-          <w:rtl w:val="0"/>
-        </w:rPr>
+          <w:u w:val="none"/>
+        </w:rPr>
+      </w:pPr>
+      <w:r>
+        <w:rPr>
+          <w:rtl w:val="0"/>
+        </w:rPr>
+        <w:t xml:space="preserve">Sample doctor-patient conversations</w:t>
+      </w:r>
+      <w:r>
+        <w:rPr>
+          <w:rtl w:val="0"/>
+        </w:rPr>
+      </w:r>
+    </w:p>
+    <w:p>
+      <w:pPr>
+        <w:rPr/>
+      </w:pPr>
+      <w:r>
+        <w:rPr>
+          <w:rtl w:val="0"/>
+        </w:rPr>
+        <w:t xml:space="preserve">Then they train GPT further using this data.</w:t>
+      </w:r>
+    </w:p>
+    <w:p>
+      <w:pPr>
+        <w:rPr/>
+      </w:pPr>
+      <w:r>
+        <w:rPr>
+          <w:rtl w:val="0"/>
+        </w:rPr>
+        <w:t xml:space="preserve">Now the model naturally speaks in medical language. This is Fine-Tuning.</w:t>
+      </w:r>
+    </w:p>
+    <w:p>
+      <w:pPr>
+        <w:spacing w:after="240" w:lineRule="auto"/>
+        <w:rPr/>
+      </w:pPr>
+      <w:r>
+        <w:rPr>
+          <w:rtl w:val="0"/>
+        </w:rPr>
+        <w:t xml:space="preserve">Prompt Engineering does not change the model. Instead, it changes how we ask the model.</w:t>
       </w:r>
     </w:p>
     <w:p>
       <w:pPr>
         <w:numPr>
           <w:ilvl w:val="0"/>
-          <w:numId w:val="10"/>
-        </w:numPr>
-        <w:ind w:left="720" w:hanging="360"/>
-        <w:rPr>
-          <w:u w:val="none"/>
-        </w:rPr>
-      </w:pPr>
-      <w:r>
-        <w:rPr>
-          <w:b w:val="1"/>
-          <w:bCs w:val="1"/>
-          <w:rtl w:val="0"/>
-        </w:rPr>
-        <w:t xml:space="preserve">What is a chain of thoughts?</w:t>
-      </w:r>
-    </w:p>
-    <w:p>
-      <w:pPr>
-        <w:ind w:left="0" w:firstLine="0"/>
-        <w:rPr/>
-      </w:pPr>
-      <w:r>
-        <w:rPr>
-          <w:rtl w:val="0"/>
-        </w:rPr>
-        <w:t xml:space="preserve">Chain of Thought (CoT) is a prompting technique that encourages a LLM to generate intermediate reasoning steps before producing the final answer. This often improves performance on tasks involving logical reasoning, mathematics, planning, or multi-step problem solving.</w:t>
-      </w:r>
-    </w:p>
-    <w:p>
-      <w:pPr>
-        <w:ind w:left="0" w:firstLine="0"/>
-        <w:rPr/>
-      </w:pPr>
-      <w:r>
-        <w:rPr>
-          <w:rtl w:val="0"/>
-        </w:rPr>
-      </w:r>
-    </w:p>
-    <w:p>
-      <w:pPr>
-        <w:numPr>
-          <w:ilvl w:val="0"/>
-          <w:numId w:val="10"/>
-        </w:numPr>
-        <w:ind w:left="720" w:hanging="360"/>
-        <w:rPr>
-          <w:u w:val="none"/>
-        </w:rPr>
-      </w:pPr>
-      <w:r>
-        <w:rPr>
-          <w:b w:val="1"/>
-          <w:bCs w:val="1"/>
-          <w:rtl w:val="0"/>
-        </w:rPr>
-        <w:t xml:space="preserve">Fine-Tuning v/s Prompt Engineering </w:t>
-      </w:r>
-    </w:p>
-    <w:p>
-      <w:pPr>
-        <w:ind w:left="0" w:firstLine="0"/>
-        <w:rPr/>
-      </w:pPr>
-      <w:r>
-        <w:rPr>
-          <w:rtl w:val="0"/>
-        </w:rPr>
-        <w:t xml:space="preserve">Fine-tuning is the process of taking a pre-trained LLM and training it further on a domain-specific dataset so that it learns new behavior, terminology, or response styles for a particular use case.</w:t>
-      </w:r>
-    </w:p>
-    <w:p>
-      <w:pPr>
-        <w:ind w:left="0" w:firstLine="0"/>
-        <w:rPr/>
-      </w:pPr>
-      <w:r>
-        <w:rPr>
-          <w:rtl w:val="0"/>
-        </w:rPr>
-        <w:t xml:space="preserve">Unlike Prompt Engineering, Fine-Tuning changes the model itself.  </w:t>
-      </w:r>
-    </w:p>
-    <w:p>
-      <w:pPr>
-        <w:rPr/>
-      </w:pPr>
-      <w:r>
-        <w:rPr>
-          <w:rtl w:val="0"/>
-        </w:rPr>
-        <w:t xml:space="preserve">For Example:</w:t>
-      </w:r>
-    </w:p>
-    <w:p>
-      <w:pPr>
-        <w:rPr/>
-      </w:pPr>
-      <w:r>
-        <w:rPr>
-          <w:rtl w:val="0"/>
-        </w:rPr>
-        <w:t xml:space="preserve">Suppose GPT has been trained on general internet data.</w:t>
-      </w:r>
-    </w:p>
-    <w:p>
-      <w:pPr>
-        <w:rPr/>
-      </w:pPr>
-      <w:r>
-        <w:rPr>
-          <w:rtl w:val="0"/>
-        </w:rPr>
-        <w:t xml:space="preserve">Now a hospital wants an AI assistant that always responds in medical terminology.</w:t>
-      </w:r>
-    </w:p>
-    <w:p>
-      <w:pPr>
-        <w:rPr/>
-      </w:pPr>
-      <w:r>
-        <w:rPr>
-          <w:rtl w:val="0"/>
-        </w:rPr>
-        <w:t xml:space="preserve">They collect:</w:t>
-      </w:r>
-    </w:p>
-    <w:p>
-      <w:pPr>
-        <w:numPr>
-          <w:ilvl w:val="0"/>
-          <w:numId w:val="9"/>
-        </w:numPr>
-        <w:ind w:left="720" w:hanging="360"/>
-        <w:rPr>
-          <w:u w:val="none"/>
-        </w:rPr>
-      </w:pPr>
-      <w:r>
-        <w:rPr>
-          <w:rtl w:val="0"/>
-        </w:rPr>
-        <w:t xml:space="preserve">Medical reports</w:t>
-      </w:r>
-    </w:p>
-    <w:p>
-      <w:pPr>
-        <w:numPr>
-          <w:ilvl w:val="0"/>
-          <w:numId w:val="9"/>
-        </w:numPr>
-        <w:ind w:left="720" w:hanging="360"/>
-        <w:rPr>
-          <w:u w:val="none"/>
-        </w:rPr>
-      </w:pPr>
-      <w:r>
-        <w:rPr>
-          <w:rtl w:val="0"/>
-        </w:rPr>
-        <w:t xml:space="preserve">Clinical guidelines</w:t>
-      </w:r>
-    </w:p>
-    <w:p>
-      <w:pPr>
-        <w:numPr>
-          <w:ilvl w:val="0"/>
-          <w:numId w:val="9"/>
-        </w:numPr>
-        <w:ind w:left="720" w:hanging="360"/>
-        <w:rPr>
-          <w:u w:val="none"/>
-        </w:rPr>
-      </w:pPr>
-      <w:r>
-        <w:rPr>
-          <w:rtl w:val="0"/>
-        </w:rPr>
-        <w:t xml:space="preserve">Sample doctor-patient conversations</w:t>
-      </w:r>
-    </w:p>
-    <w:p>
-      <w:pPr>
-        <w:rPr/>
-      </w:pPr>
-      <w:r>
-        <w:rPr>
-          <w:rtl w:val="0"/>
-        </w:rPr>
-        <w:t xml:space="preserve">Then they train GPT further using this data.</w:t>
-      </w:r>
-    </w:p>
-    <w:p>
-      <w:pPr>
-        <w:rPr/>
-      </w:pPr>
-      <w:r>
-        <w:rPr>
-          <w:rtl w:val="0"/>
-        </w:rPr>
-        <w:t xml:space="preserve">Now the model naturally speaks in medical language. This is Fine-Tuning.</w:t>
-      </w:r>
-    </w:p>
-    <w:p>
-      <w:pPr>
-        <w:spacing w:after="240" w:lineRule="auto"/>
-        <w:rPr/>
-      </w:pPr>
-      <w:r>
-        <w:rPr>
-          <w:rtl w:val="0"/>
-        </w:rPr>
-        <w:t xml:space="preserve">Prompt Engineering does not change the model. Instead, it changes how we ask the model.</w:t>
-      </w:r>
-    </w:p>
-    <w:p>
-      <w:pPr>
-        <w:numPr>
-          <w:ilvl w:val="0"/>
-          <w:numId w:val="10"/>
+          <w:numId w:val="3"/>
         </w:numPr>
         <w:spacing w:after="240" w:lineRule="auto"/>
         <w:ind w:left="720" w:hanging="360"/>
         <w:rPr>
           <w:b w:val="1"/>
           <w:bCs w:val="1"/>
-          <w:u w:val="none"/>
         </w:rPr>
       </w:pPr>
       <w:r>
@@ -3492,6 +3744,11 @@
           <w:rtl w:val="0"/>
         </w:rPr>
         <w:t xml:space="preserve">Does Fine-Tuning Replace RAG?</w:t>
+      </w:r>
+      <w:r>
+        <w:rPr>
+          <w:rtl w:val="0"/>
+        </w:rPr>
       </w:r>
     </w:p>
     <w:p>
@@ -3562,7 +3819,7 @@
       <w:pPr>
         <w:numPr>
           <w:ilvl w:val="0"/>
-          <w:numId w:val="10"/>
+          <w:numId w:val="3"/>
         </w:numPr>
         <w:spacing w:after="240" w:lineRule="auto"/>
         <w:ind w:left="720" w:hanging="360"/>
@@ -3665,20 +3922,9 @@
     </w:p>
     <w:p>
       <w:pPr>
-        <w:spacing w:after="240" w:lineRule="auto"/>
-        <w:rPr/>
-      </w:pPr>
-      <w:r>
-        <w:rPr>
-          <w:rtl w:val="0"/>
-        </w:rPr>
-      </w:r>
-    </w:p>
-    <w:p>
-      <w:pPr>
         <w:numPr>
           <w:ilvl w:val="0"/>
-          <w:numId w:val="10"/>
+          <w:numId w:val="3"/>
         </w:numPr>
         <w:spacing w:after="240" w:lineRule="auto"/>
         <w:ind w:left="720" w:hanging="360"/>
@@ -3732,21 +3978,20 @@
         <w:rPr>
           <w:rtl w:val="0"/>
         </w:rPr>
-        <w:t xml:space="preserve">One important thing is: LLMs process tokens, not sentences.</w:t>
+        <w:t xml:space="preserve">One important thing is: LLMs have transformers and that transformer understands the embedding and we can say that LLMs need the embeddings as input. Embeddings are created from tokens ids. Embedding model converts token ids into embeddings. Token Id are derived from tokens and tokenizer creates a token from raw text.</w:t>
       </w:r>
     </w:p>
     <w:p>
       <w:pPr>
         <w:numPr>
           <w:ilvl w:val="0"/>
-          <w:numId w:val="10"/>
+          <w:numId w:val="3"/>
         </w:numPr>
         <w:spacing w:after="240" w:lineRule="auto"/>
         <w:ind w:left="720" w:hanging="360"/>
         <w:rPr>
           <w:b w:val="1"/>
           <w:bCs w:val="1"/>
-          <w:u w:val="none"/>
         </w:rPr>
       </w:pPr>
       <w:r>
@@ -3779,9 +4024,9 @@
       <w:pPr>
         <w:numPr>
           <w:ilvl w:val="0"/>
-          <w:numId w:val="12"/>
+          <w:numId w:val="5"/>
         </w:numPr>
-        <w:spacing w:after="0" w:afterAutospacing="0" w:lineRule="auto"/>
+        <w:spacing w:after="0" w:lineRule="auto"/>
         <w:ind w:left="720" w:hanging="360"/>
         <w:rPr>
           <w:b w:val="1"/>
@@ -3801,15 +4046,20 @@
           <w:rtl w:val="0"/>
         </w:rPr>
         <w:t xml:space="preserve">Suppose a model supports 128,000 tokens. It means the model can only process Input Tokens and Output Tokens within that limit. This is why we need RAG. Instead of sending 1000-page PDFs, we retrieve only relevant chunks.</w:t>
+      </w:r>
+      <w:r>
+        <w:rPr>
+          <w:rtl w:val="0"/>
+        </w:rPr>
       </w:r>
     </w:p>
     <w:p>
       <w:pPr>
         <w:numPr>
           <w:ilvl w:val="0"/>
-          <w:numId w:val="1"/>
+          <w:numId w:val="2"/>
         </w:numPr>
-        <w:spacing w:after="0" w:afterAutospacing="0" w:lineRule="auto"/>
+        <w:spacing w:after="0" w:lineRule="auto"/>
         <w:ind w:left="720" w:hanging="360"/>
         <w:rPr>
           <w:b w:val="1"/>
@@ -3829,15 +4079,20 @@
           <w:rtl w:val="0"/>
         </w:rPr>
         <w:t xml:space="preserve">OpenAI, Anthropic, Google, etc., generally charge based on the number of tokens processed. More tokens means higher cost.</w:t>
+      </w:r>
+      <w:r>
+        <w:rPr>
+          <w:rtl w:val="0"/>
+        </w:rPr>
       </w:r>
     </w:p>
     <w:p>
       <w:pPr>
         <w:numPr>
           <w:ilvl w:val="0"/>
-          <w:numId w:val="1"/>
+          <w:numId w:val="2"/>
         </w:numPr>
-        <w:spacing w:after="0" w:afterAutospacing="0" w:lineRule="auto"/>
+        <w:spacing w:after="0" w:lineRule="auto"/>
         <w:ind w:left="720" w:hanging="360"/>
         <w:rPr>
           <w:b w:val="1"/>
@@ -3857,15 +4112,20 @@
           <w:rtl w:val="0"/>
         </w:rPr>
         <w:t xml:space="preserve">More tokens --&gt; More computation --&gt; Higher latency.</w:t>
+      </w:r>
+      <w:r>
+        <w:rPr>
+          <w:rtl w:val="0"/>
+        </w:rPr>
       </w:r>
     </w:p>
     <w:p>
       <w:pPr>
         <w:numPr>
           <w:ilvl w:val="0"/>
-          <w:numId w:val="1"/>
+          <w:numId w:val="2"/>
         </w:numPr>
-        <w:spacing w:after="0" w:afterAutospacing="0" w:lineRule="auto"/>
+        <w:spacing w:after="0" w:lineRule="auto"/>
         <w:ind w:left="720" w:hanging="360"/>
         <w:rPr>
           <w:u w:val="none"/>
@@ -3884,13 +4144,19 @@
           <w:rtl w:val="0"/>
         </w:rPr>
         <w:t xml:space="preserve">Every token occupies part of the model's context window. Large conversations consume more tokens. Eventually, older conversation history may need to be truncated or summarized.</w:t>
+        <w:br w:type="textWrapping"/>
+      </w:r>
+      <w:r>
+        <w:rPr>
+          <w:rtl w:val="0"/>
+        </w:rPr>
       </w:r>
     </w:p>
     <w:p>
       <w:pPr>
         <w:numPr>
           <w:ilvl w:val="0"/>
-          <w:numId w:val="10"/>
+          <w:numId w:val="3"/>
         </w:numPr>
         <w:spacing w:after="240" w:lineRule="auto"/>
         <w:ind w:left="720" w:hanging="360"/>
@@ -3944,281 +4210,51 @@
           <w:rtl w:val="0"/>
         </w:rPr>
         <w:t xml:space="preserve">Raw Text</w:t>
-      </w:r>
-    </w:p>
-    <w:p>
-      <w:pPr>
-        <w:spacing w:after="240" w:lineRule="auto"/>
-        <w:rPr/>
-      </w:pPr>
-      <w:r>
-        <w:rPr>
-          <w:rtl w:val="0"/>
-        </w:rPr>
-        <w:t xml:space="preserve">    │</w:t>
-      </w:r>
-    </w:p>
-    <w:p>
-      <w:pPr>
-        <w:spacing w:after="240" w:lineRule="auto"/>
-        <w:rPr/>
-      </w:pPr>
-      <w:r>
-        <w:rPr>
-          <w:rtl w:val="0"/>
-        </w:rPr>
+        <w:br w:type="textWrapping"/>
+        <w:t xml:space="preserve">     │</w:t>
+        <w:br w:type="textWrapping"/>
         <w:t xml:space="preserve">    ▼</w:t>
-      </w:r>
-    </w:p>
-    <w:p>
-      <w:pPr>
-        <w:spacing w:after="240" w:lineRule="auto"/>
-        <w:rPr/>
-      </w:pPr>
-      <w:r>
-        <w:rPr>
-          <w:rtl w:val="0"/>
-        </w:rPr>
+        <w:br w:type="textWrapping"/>
         <w:t xml:space="preserve">Tokenizer</w:t>
-      </w:r>
-    </w:p>
-    <w:p>
-      <w:pPr>
-        <w:spacing w:after="240" w:lineRule="auto"/>
-        <w:rPr/>
-      </w:pPr>
-      <w:r>
-        <w:rPr>
-          <w:rtl w:val="0"/>
-        </w:rPr>
-        <w:t xml:space="preserve">    │</w:t>
-      </w:r>
-    </w:p>
-    <w:p>
-      <w:pPr>
-        <w:spacing w:after="240" w:lineRule="auto"/>
-        <w:rPr/>
-      </w:pPr>
-      <w:r>
-        <w:rPr>
-          <w:rtl w:val="0"/>
-        </w:rPr>
+        <w:br w:type="textWrapping"/>
+        <w:t xml:space="preserve">     │</w:t>
+        <w:br w:type="textWrapping"/>
         <w:t xml:space="preserve">    ▼</w:t>
-      </w:r>
-    </w:p>
-    <w:p>
-      <w:pPr>
-        <w:spacing w:after="240" w:lineRule="auto"/>
-        <w:rPr/>
-      </w:pPr>
-      <w:r>
-        <w:rPr>
-          <w:rtl w:val="0"/>
-        </w:rPr>
-        <w:t xml:space="preserve">Tokens</w:t>
-      </w:r>
-    </w:p>
-    <w:p>
-      <w:pPr>
-        <w:spacing w:after="240" w:lineRule="auto"/>
-        <w:rPr/>
-      </w:pPr>
-      <w:r>
-        <w:rPr>
-          <w:rtl w:val="0"/>
-        </w:rPr>
-        <w:t xml:space="preserve">    │</w:t>
-      </w:r>
-    </w:p>
-    <w:p>
-      <w:pPr>
-        <w:spacing w:after="240" w:lineRule="auto"/>
-        <w:rPr/>
-      </w:pPr>
-      <w:r>
-        <w:rPr>
-          <w:rtl w:val="0"/>
-        </w:rPr>
+        <w:br w:type="textWrapping"/>
+        <w:t xml:space="preserve"> Tokens</w:t>
+        <w:br w:type="textWrapping"/>
+        <w:t xml:space="preserve">     │</w:t>
+        <w:br w:type="textWrapping"/>
         <w:t xml:space="preserve">    ▼</w:t>
-      </w:r>
-    </w:p>
-    <w:p>
-      <w:pPr>
-        <w:spacing w:after="240" w:lineRule="auto"/>
-        <w:rPr/>
-      </w:pPr>
-      <w:r>
-        <w:rPr>
-          <w:rtl w:val="0"/>
-        </w:rPr>
-        <w:t xml:space="preserve">Token IDs</w:t>
-      </w:r>
-    </w:p>
-    <w:p>
-      <w:pPr>
-        <w:spacing w:after="240" w:lineRule="auto"/>
-        <w:rPr/>
-      </w:pPr>
-      <w:r>
-        <w:rPr>
-          <w:rtl w:val="0"/>
-        </w:rPr>
-        <w:t xml:space="preserve">    │</w:t>
-      </w:r>
-    </w:p>
-    <w:p>
-      <w:pPr>
-        <w:spacing w:after="240" w:lineRule="auto"/>
-        <w:rPr/>
-      </w:pPr>
-      <w:r>
-        <w:rPr>
-          <w:rtl w:val="0"/>
-        </w:rPr>
+        <w:br w:type="textWrapping"/>
+        <w:t xml:space="preserve"> Token IDs</w:t>
+        <w:br w:type="textWrapping"/>
+        <w:t xml:space="preserve">     │</w:t>
+        <w:br w:type="textWrapping"/>
         <w:t xml:space="preserve">    ▼</w:t>
-      </w:r>
-    </w:p>
-    <w:p>
-      <w:pPr>
-        <w:spacing w:after="240" w:lineRule="auto"/>
-        <w:rPr/>
-      </w:pPr>
-      <w:r>
-        <w:rPr>
-          <w:rtl w:val="0"/>
-        </w:rPr>
-        <w:t xml:space="preserve">Embeddings</w:t>
-      </w:r>
-    </w:p>
-    <w:p>
-      <w:pPr>
-        <w:spacing w:after="240" w:lineRule="auto"/>
-        <w:rPr/>
-      </w:pPr>
-      <w:r>
-        <w:rPr>
-          <w:rtl w:val="0"/>
-        </w:rPr>
-        <w:t xml:space="preserve">    │</w:t>
-      </w:r>
-    </w:p>
-    <w:p>
-      <w:pPr>
-        <w:spacing w:after="240" w:lineRule="auto"/>
-        <w:rPr/>
-      </w:pPr>
-      <w:r>
-        <w:rPr>
-          <w:rtl w:val="0"/>
-        </w:rPr>
+        <w:br w:type="textWrapping"/>
+        <w:t xml:space="preserve">Embeddings (called Token Embeddings)</w:t>
+        <w:br w:type="textWrapping"/>
+        <w:t xml:space="preserve">     │</w:t>
+        <w:br w:type="textWrapping"/>
         <w:t xml:space="preserve">    ▼</w:t>
-      </w:r>
-    </w:p>
-    <w:p>
-      <w:pPr>
-        <w:spacing w:after="240" w:lineRule="auto"/>
-        <w:rPr/>
-      </w:pPr>
-      <w:r>
-        <w:rPr>
-          <w:rtl w:val="0"/>
-        </w:rPr>
+        <w:br w:type="textWrapping"/>
         <w:t xml:space="preserve">Transformer (LLM)</w:t>
-      </w:r>
-    </w:p>
-    <w:p>
-      <w:pPr>
-        <w:spacing w:after="240" w:lineRule="auto"/>
-        <w:rPr/>
-      </w:pPr>
-      <w:r>
-        <w:rPr>
-          <w:rtl w:val="0"/>
-        </w:rPr>
-        <w:t xml:space="preserve">    │</w:t>
-      </w:r>
-    </w:p>
-    <w:p>
-      <w:pPr>
-        <w:spacing w:after="240" w:lineRule="auto"/>
-        <w:rPr/>
-      </w:pPr>
-      <w:r>
-        <w:rPr>
-          <w:rtl w:val="0"/>
-        </w:rPr>
+        <w:br w:type="textWrapping"/>
+        <w:t xml:space="preserve">     │</w:t>
+        <w:br w:type="textWrapping"/>
         <w:t xml:space="preserve">    ▼</w:t>
-      </w:r>
-    </w:p>
-    <w:p>
-      <w:pPr>
-        <w:spacing w:after="240" w:lineRule="auto"/>
-        <w:rPr/>
-      </w:pPr>
-      <w:r>
-        <w:rPr>
-          <w:rtl w:val="0"/>
-        </w:rPr>
+        <w:br w:type="textWrapping"/>
         <w:t xml:space="preserve">Generated Token IDs</w:t>
-      </w:r>
-    </w:p>
-    <w:p>
-      <w:pPr>
-        <w:spacing w:after="240" w:lineRule="auto"/>
-        <w:rPr/>
-      </w:pPr>
-      <w:r>
-        <w:rPr>
-          <w:rtl w:val="0"/>
-        </w:rPr>
-        <w:t xml:space="preserve">    │</w:t>
-      </w:r>
-    </w:p>
-    <w:p>
-      <w:pPr>
-        <w:spacing w:after="240" w:lineRule="auto"/>
-        <w:rPr/>
-      </w:pPr>
-      <w:r>
-        <w:rPr>
-          <w:rtl w:val="0"/>
-        </w:rPr>
+        <w:br w:type="textWrapping"/>
+        <w:t xml:space="preserve">     │</w:t>
+        <w:br w:type="textWrapping"/>
         <w:t xml:space="preserve">    ▼</w:t>
-      </w:r>
-    </w:p>
-    <w:p>
-      <w:pPr>
-        <w:spacing w:after="240" w:lineRule="auto"/>
-        <w:rPr/>
-      </w:pPr>
-      <w:r>
-        <w:rPr>
-          <w:rtl w:val="0"/>
-        </w:rPr>
-        <w:t xml:space="preserve">Tokenizer (Reverse)</w:t>
-      </w:r>
-    </w:p>
-    <w:p>
-      <w:pPr>
-        <w:spacing w:after="240" w:lineRule="auto"/>
-        <w:rPr/>
-      </w:pPr>
-      <w:r>
-        <w:rPr>
-          <w:rtl w:val="0"/>
-        </w:rPr>
-        <w:t xml:space="preserve">    │</w:t>
-      </w:r>
-    </w:p>
-    <w:p>
-      <w:pPr>
-        <w:spacing w:after="240" w:lineRule="auto"/>
-        <w:rPr/>
-      </w:pPr>
-      <w:r>
-        <w:rPr>
-          <w:rtl w:val="0"/>
-        </w:rPr>
+        <w:br w:type="textWrapping"/>
+        <w:t xml:space="preserve">de-Tokenizer (Reverse)</w:t>
+        <w:br w:type="textWrapping"/>
+        <w:t xml:space="preserve">     │</w:t>
+        <w:br w:type="textWrapping"/>
         <w:t xml:space="preserve">    ▼</w:t>
       </w:r>
     </w:p>
@@ -4250,22 +4286,35 @@
     </w:p>
     <w:p>
       <w:pPr>
-        <w:spacing w:after="240" w:before="240" w:lineRule="auto"/>
-        <w:ind w:left="0" w:right="600" w:firstLine="0"/>
-        <w:rPr/>
-      </w:pPr>
-      <w:r>
-        <w:rPr>
-          <w:rtl w:val="0"/>
-        </w:rPr>
-        <w:t xml:space="preserve">"LLMs process token IDs, which represent pieces of text. Those token IDs are converted into embeddings, and the model learns patterns over those embeddings."</w:t>
+        <w:spacing w:after="240" w:lineRule="auto"/>
+        <w:rPr/>
+      </w:pPr>
+      <w:r>
+        <w:rPr>
+          <w:rtl w:val="0"/>
+        </w:rPr>
+        <w:t xml:space="preserve">LLMs have transformers and that transformer understands the embedding and we can say that </w:t>
+      </w:r>
+      <w:r>
+        <w:rPr>
+          <w:b w:val="1"/>
+          <w:bCs w:val="1"/>
+          <w:rtl w:val="0"/>
+        </w:rPr>
+        <w:t xml:space="preserve">LLMs need the embeddings as input.</w:t>
+      </w:r>
+      <w:r>
+        <w:rPr>
+          <w:rtl w:val="0"/>
+        </w:rPr>
+        <w:t xml:space="preserve"> Embeddings are created from tokens ids. Embedding model converts token ids into embeddings. Token Id are derived from tokens and tokenizer creates a token from raw text.</w:t>
       </w:r>
     </w:p>
     <w:p>
       <w:pPr>
         <w:numPr>
           <w:ilvl w:val="0"/>
-          <w:numId w:val="10"/>
+          <w:numId w:val="3"/>
         </w:numPr>
         <w:spacing w:after="240" w:before="240" w:lineRule="auto"/>
         <w:ind w:left="720" w:right="600" w:hanging="360"/>
@@ -4302,19 +4351,32 @@
         <w:ind w:right="600"/>
         <w:rPr/>
       </w:pPr>
-      <w:r>
-        <w:rPr>
-          <w:rFonts w:ascii="Arial Unicode MS" w:cs="Arial Unicode MS" w:eastAsia="Arial Unicode MS" w:hAnsi="Arial Unicode MS"/>
-          <w:rtl w:val="0"/>
-        </w:rPr>
-        <w:t xml:space="preserve">Notice one important point → The context window is not only the user's question. Everything counts.</w:t>
+      <w:sdt>
+        <w:sdtPr>
+          <w:id w:val="635796364"/>
+          <w:tag w:val="goog_rdk_4"/>
+        </w:sdtPr>
+        <w:sdtContent>
+          <w:r>
+            <w:rPr>
+              <w:rFonts w:ascii="Arial Unicode MS" w:cs="Arial Unicode MS" w:eastAsia="Arial Unicode MS" w:hAnsi="Arial Unicode MS"/>
+              <w:rtl w:val="0"/>
+            </w:rPr>
+            <w:t xml:space="preserve">Notice one important point → The context window is not only the user's question. Everything counts.</w:t>
+          </w:r>
+        </w:sdtContent>
+      </w:sdt>
+      <w:r>
+        <w:rPr>
+          <w:rtl w:val="0"/>
+        </w:rPr>
       </w:r>
     </w:p>
     <w:p>
       <w:pPr>
         <w:numPr>
           <w:ilvl w:val="0"/>
-          <w:numId w:val="10"/>
+          <w:numId w:val="3"/>
         </w:numPr>
         <w:spacing w:after="240" w:before="240" w:lineRule="auto"/>
         <w:ind w:left="720" w:right="600" w:hanging="360"/>
@@ -4330,11 +4392,6 @@
           <w:rtl w:val="0"/>
         </w:rPr>
         <w:t xml:space="preserve">Why do we need RAG if modern models have large context windows?</w:t>
-      </w:r>
-      <w:r>
-        <w:rPr>
-          <w:rtl w:val="0"/>
-        </w:rPr>
       </w:r>
     </w:p>
     <w:p>
@@ -4354,7 +4411,7 @@
       <w:pPr>
         <w:numPr>
           <w:ilvl w:val="0"/>
-          <w:numId w:val="10"/>
+          <w:numId w:val="3"/>
         </w:numPr>
         <w:spacing w:after="240" w:before="240" w:lineRule="auto"/>
         <w:ind w:left="720" w:right="600" w:hanging="360"/>
@@ -4370,11 +4427,6 @@
           <w:rtl w:val="0"/>
         </w:rPr>
         <w:t xml:space="preserve">Context Window vs Memory</w:t>
-      </w:r>
-      <w:r>
-        <w:rPr>
-          <w:rtl w:val="0"/>
-        </w:rPr>
       </w:r>
     </w:p>
     <w:p>
@@ -4407,7 +4459,7 @@
       <w:pPr>
         <w:numPr>
           <w:ilvl w:val="0"/>
-          <w:numId w:val="10"/>
+          <w:numId w:val="3"/>
         </w:numPr>
         <w:spacing w:after="240" w:before="240" w:lineRule="auto"/>
         <w:ind w:left="720" w:right="600" w:hanging="360"/>
@@ -4442,7 +4494,7 @@
       <w:pPr>
         <w:numPr>
           <w:ilvl w:val="0"/>
-          <w:numId w:val="10"/>
+          <w:numId w:val="3"/>
         </w:numPr>
         <w:spacing w:after="240" w:before="240" w:lineRule="auto"/>
         <w:ind w:left="720" w:right="600" w:hanging="360"/>
@@ -4490,7 +4542,7 @@
       <w:pPr>
         <w:numPr>
           <w:ilvl w:val="0"/>
-          <w:numId w:val="10"/>
+          <w:numId w:val="3"/>
         </w:numPr>
         <w:spacing w:after="240" w:before="240" w:lineRule="auto"/>
         <w:ind w:left="720" w:right="600" w:hanging="360"/>
@@ -4570,9 +4622,9 @@
       <w:pPr>
         <w:numPr>
           <w:ilvl w:val="0"/>
-          <w:numId w:val="10"/>
+          <w:numId w:val="3"/>
         </w:numPr>
-        <w:spacing w:after="0" w:afterAutospacing="0" w:before="240" w:lineRule="auto"/>
+        <w:spacing w:after="0" w:before="240" w:lineRule="auto"/>
         <w:ind w:left="720" w:right="600" w:hanging="360"/>
         <w:rPr>
           <w:b w:val="1"/>
@@ -4586,146 +4638,6 @@
           <w:rtl w:val="0"/>
         </w:rPr>
         <w:t xml:space="preserve">When does hallucination happen?</w:t>
-      </w:r>
-    </w:p>
-    <w:p>
-      <w:pPr>
-        <w:numPr>
-          <w:ilvl w:val="0"/>
-          <w:numId w:val="6"/>
-        </w:numPr>
-        <w:spacing w:after="0" w:afterAutospacing="0" w:before="0" w:beforeAutospacing="0" w:lineRule="auto"/>
-        <w:ind w:left="720" w:right="600" w:hanging="360"/>
-        <w:rPr>
-          <w:u w:val="none"/>
-        </w:rPr>
-      </w:pPr>
-      <w:r>
-        <w:rPr>
-          <w:rtl w:val="0"/>
-        </w:rPr>
-        <w:t xml:space="preserve">LLMs have missing knowledge.</w:t>
-      </w:r>
-    </w:p>
-    <w:p>
-      <w:pPr>
-        <w:numPr>
-          <w:ilvl w:val="0"/>
-          <w:numId w:val="6"/>
-        </w:numPr>
-        <w:spacing w:after="0" w:afterAutospacing="0" w:before="0" w:beforeAutospacing="0" w:lineRule="auto"/>
-        <w:ind w:left="720" w:right="600" w:hanging="360"/>
-        <w:rPr>
-          <w:u w:val="none"/>
-        </w:rPr>
-      </w:pPr>
-      <w:r>
-        <w:rPr>
-          <w:rtl w:val="0"/>
-        </w:rPr>
-        <w:t xml:space="preserve">LLMs have No Access to Latest Information.</w:t>
-      </w:r>
-    </w:p>
-    <w:p>
-      <w:pPr>
-        <w:numPr>
-          <w:ilvl w:val="0"/>
-          <w:numId w:val="6"/>
-        </w:numPr>
-        <w:spacing w:after="0" w:afterAutospacing="0" w:before="0" w:beforeAutospacing="0" w:lineRule="auto"/>
-        <w:ind w:left="720" w:right="600" w:hanging="360"/>
-        <w:rPr>
-          <w:u w:val="none"/>
-        </w:rPr>
-      </w:pPr>
-      <w:r>
-        <w:rPr>
-          <w:rtl w:val="0"/>
-        </w:rPr>
-        <w:t xml:space="preserve">When LLMs are asked Ambiguous Questions. For example: </w:t>
-      </w:r>
-      <w:r>
-        <w:rPr>
-          <w:i w:val="1"/>
-          <w:iCs w:val="1"/>
-          <w:rtl w:val="0"/>
-        </w:rPr>
-        <w:t xml:space="preserve">Tell me about mercury</w:t>
-      </w:r>
-      <w:r>
-        <w:rPr>
-          <w:rtl w:val="0"/>
-        </w:rPr>
-        <w:t xml:space="preserve">. What does Mercury mean? Planet? Element? Roman god? Car brand? Now LLM is confused and may give wrong answers.</w:t>
-      </w:r>
-    </w:p>
-    <w:p>
-      <w:pPr>
-        <w:numPr>
-          <w:ilvl w:val="0"/>
-          <w:numId w:val="6"/>
-        </w:numPr>
-        <w:spacing w:after="0" w:afterAutospacing="0" w:before="0" w:beforeAutospacing="0" w:lineRule="auto"/>
-        <w:ind w:left="720" w:right="600" w:hanging="360"/>
-        <w:rPr>
-          <w:u w:val="none"/>
-        </w:rPr>
-      </w:pPr>
-      <w:r>
-        <w:rPr>
-          <w:rtl w:val="0"/>
-        </w:rPr>
-        <w:t xml:space="preserve">When there is Missing Context: Without context, the model may make assumptions.</w:t>
-      </w:r>
-    </w:p>
-    <w:p>
-      <w:pPr>
-        <w:numPr>
-          <w:ilvl w:val="0"/>
-          <w:numId w:val="6"/>
-        </w:numPr>
-        <w:spacing w:after="0" w:afterAutospacing="0" w:before="0" w:beforeAutospacing="0" w:lineRule="auto"/>
-        <w:ind w:left="720" w:right="600" w:hanging="360"/>
-        <w:rPr>
-          <w:u w:val="none"/>
-        </w:rPr>
-      </w:pPr>
-      <w:r>
-        <w:rPr>
-          <w:rtl w:val="0"/>
-        </w:rPr>
-        <w:t xml:space="preserve">Weak RAG Retrieval: Suppose RAG retrieves the wrong document. The question is about Leave Policy and Retrieved document is about Travel Policy, The LLM may try to answer anyway, which will definitely be wrong.</w:t>
-      </w:r>
-    </w:p>
-    <w:p>
-      <w:pPr>
-        <w:numPr>
-          <w:ilvl w:val="0"/>
-          <w:numId w:val="6"/>
-        </w:numPr>
-        <w:spacing w:after="240" w:before="0" w:beforeAutospacing="0" w:lineRule="auto"/>
-        <w:ind w:left="720" w:right="600" w:hanging="360"/>
-        <w:rPr>
-          <w:u w:val="none"/>
-        </w:rPr>
-      </w:pPr>
-      <w:r>
-        <w:rPr>
-          <w:rtl w:val="0"/>
-        </w:rPr>
-        <w:t xml:space="preserve">When Poor Prompt is provided.</w:t>
-      </w:r>
-    </w:p>
-    <w:p>
-      <w:pPr>
-        <w:spacing w:after="240" w:before="240" w:lineRule="auto"/>
-        <w:ind w:left="720" w:right="600" w:firstLine="0"/>
-        <w:rPr/>
-      </w:pPr>
-      <w:r>
-        <w:rPr>
-          <w:rtl w:val="0"/>
-        </w:rPr>
       </w:r>
     </w:p>
     <w:p>
@@ -4734,31 +4646,9 @@
           <w:ilvl w:val="0"/>
           <w:numId w:val="10"/>
         </w:numPr>
-        <w:spacing w:after="0" w:afterAutospacing="0" w:before="240" w:lineRule="auto"/>
+        <w:spacing w:after="0" w:before="0" w:lineRule="auto"/>
         <w:ind w:left="720" w:right="600" w:hanging="360"/>
         <w:rPr>
-          <w:b w:val="1"/>
-          <w:bCs w:val="1"/>
-        </w:rPr>
-      </w:pPr>
-      <w:r>
-        <w:rPr>
-          <w:b w:val="1"/>
-          <w:bCs w:val="1"/>
-          <w:rtl w:val="0"/>
-        </w:rPr>
-        <w:t xml:space="preserve">How can we reduce hallucination?</w:t>
-      </w:r>
-    </w:p>
-    <w:p>
-      <w:pPr>
-        <w:numPr>
-          <w:ilvl w:val="0"/>
-          <w:numId w:val="4"/>
-        </w:numPr>
-        <w:spacing w:after="0" w:afterAutospacing="0" w:before="0" w:beforeAutospacing="0" w:lineRule="auto"/>
-        <w:ind w:left="720" w:right="600" w:hanging="360"/>
-        <w:rPr>
           <w:u w:val="none"/>
         </w:rPr>
       </w:pPr>
@@ -4766,53 +4656,8 @@
         <w:rPr>
           <w:rtl w:val="0"/>
         </w:rPr>
-        <w:t xml:space="preserve">Better Prompt Engineering</w:t>
-      </w:r>
-    </w:p>
-    <w:p>
-      <w:pPr>
-        <w:numPr>
-          <w:ilvl w:val="0"/>
-          <w:numId w:val="4"/>
-        </w:numPr>
-        <w:spacing w:after="0" w:afterAutospacing="0" w:before="0" w:beforeAutospacing="0" w:lineRule="auto"/>
-        <w:ind w:left="720" w:right="600" w:hanging="360"/>
-        <w:rPr>
-          <w:u w:val="none"/>
-        </w:rPr>
-      </w:pPr>
-      <w:r>
-        <w:rPr>
-          <w:rtl w:val="0"/>
-        </w:rPr>
-        <w:t xml:space="preserve">Better RAG retrieval</w:t>
-      </w:r>
-    </w:p>
-    <w:p>
-      <w:pPr>
-        <w:numPr>
-          <w:ilvl w:val="0"/>
-          <w:numId w:val="4"/>
-        </w:numPr>
-        <w:spacing w:after="240" w:before="0" w:beforeAutospacing="0" w:lineRule="auto"/>
-        <w:ind w:left="720" w:right="600" w:hanging="360"/>
-        <w:rPr>
-          <w:u w:val="none"/>
-        </w:rPr>
-      </w:pPr>
-      <w:r>
-        <w:rPr>
-          <w:rtl w:val="0"/>
-        </w:rPr>
-        <w:t xml:space="preserve">Involving Human Verification.</w:t>
-      </w:r>
-    </w:p>
-    <w:p>
-      <w:pPr>
-        <w:spacing w:after="240" w:before="240" w:lineRule="auto"/>
-        <w:ind w:left="0" w:right="600" w:firstLine="0"/>
-        <w:rPr/>
-      </w:pPr>
+        <w:t xml:space="preserve">LLMs have missing knowledge.</w:t>
+      </w:r>
       <w:r>
         <w:rPr>
           <w:rtl w:val="0"/>
@@ -4825,38 +4670,22 @@
           <w:ilvl w:val="0"/>
           <w:numId w:val="10"/>
         </w:numPr>
-        <w:spacing w:after="240" w:before="240" w:lineRule="auto"/>
+        <w:spacing w:after="0" w:before="0" w:lineRule="auto"/>
         <w:ind w:left="720" w:right="600" w:hanging="360"/>
         <w:rPr>
-          <w:b w:val="1"/>
-          <w:bCs w:val="1"/>
-        </w:rPr>
-      </w:pPr>
-      <w:r>
-        <w:rPr>
-          <w:b w:val="1"/>
-          <w:bCs w:val="1"/>
-          <w:rtl w:val="0"/>
-        </w:rPr>
-        <w:t xml:space="preserve">Why does RAG reduce hallucination?</w:t>
-      </w:r>
-      <w:r>
-        <w:rPr>
-          <w:rtl w:val="0"/>
-        </w:rPr>
-      </w:r>
-    </w:p>
-    <w:p>
-      <w:pPr>
-        <w:spacing w:after="240" w:before="240" w:lineRule="auto"/>
-        <w:ind w:right="600"/>
-        <w:rPr/>
-      </w:pPr>
-      <w:r>
-        <w:rPr>
-          <w:rtl w:val="0"/>
-        </w:rPr>
-        <w:t xml:space="preserve">RAG reduces hallucination by providing the LLM with relevant, authoritative context at the time of the request. Instead of relying only on its learned knowledge, the model generates responses grounded in retrieved information.</w:t>
+          <w:u w:val="none"/>
+        </w:rPr>
+      </w:pPr>
+      <w:r>
+        <w:rPr>
+          <w:rtl w:val="0"/>
+        </w:rPr>
+        <w:t xml:space="preserve">LLMs have No Access to Latest Information.</w:t>
+      </w:r>
+      <w:r>
+        <w:rPr>
+          <w:rtl w:val="0"/>
+        </w:rPr>
       </w:r>
     </w:p>
     <w:p>
@@ -4865,39 +4694,36 @@
           <w:ilvl w:val="0"/>
           <w:numId w:val="10"/>
         </w:numPr>
-        <w:spacing w:after="240" w:before="240" w:lineRule="auto"/>
+        <w:spacing w:after="0" w:before="0" w:lineRule="auto"/>
         <w:ind w:left="720" w:right="600" w:hanging="360"/>
         <w:rPr>
-          <w:b w:val="1"/>
-          <w:bCs w:val="1"/>
           <w:u w:val="none"/>
         </w:rPr>
       </w:pPr>
       <w:r>
         <w:rPr>
-          <w:b w:val="1"/>
-          <w:bCs w:val="1"/>
-          <w:rtl w:val="0"/>
-        </w:rPr>
-        <w:t xml:space="preserve">"Can you completely eliminate hallucinations?"</w:t>
-      </w:r>
-      <w:r>
-        <w:rPr>
-          <w:rtl w:val="0"/>
-        </w:rPr>
-      </w:r>
-    </w:p>
-    <w:p>
-      <w:pPr>
-        <w:spacing w:after="240" w:before="240" w:lineRule="auto"/>
-        <w:ind w:left="0" w:right="600" w:firstLine="0"/>
-        <w:rPr/>
-      </w:pPr>
-      <w:r>
-        <w:rPr>
-          <w:rtl w:val="0"/>
-        </w:rPr>
-        <w:t xml:space="preserve">No. Hallucinations cannot be completely eliminated because LLMs are probabilistic models that generate text based on learned patterns. However, they can be significantly reduced by grounding the model with reliable context using RAG, retrieving information from authoritative systems through tool calling, writing clear prompts, and validating responses in high-risk applications.</w:t>
+          <w:rtl w:val="0"/>
+        </w:rPr>
+        <w:t xml:space="preserve">When LLMs are asked Ambiguous Questions. For example: </w:t>
+      </w:r>
+      <w:r>
+        <w:rPr>
+          <w:i w:val="1"/>
+          <w:iCs w:val="1"/>
+          <w:rtl w:val="0"/>
+        </w:rPr>
+        <w:t xml:space="preserve">Tell me about mercury</w:t>
+      </w:r>
+      <w:r>
+        <w:rPr>
+          <w:rtl w:val="0"/>
+        </w:rPr>
+        <w:t xml:space="preserve">. What does Mercury mean? Planet? Element? Roman god? Car brand? Now LLM is confused and may give wrong answers.</w:t>
+      </w:r>
+      <w:r>
+        <w:rPr>
+          <w:rtl w:val="0"/>
+        </w:rPr>
       </w:r>
     </w:p>
     <w:p>
@@ -4906,33 +4732,22 @@
           <w:ilvl w:val="0"/>
           <w:numId w:val="10"/>
         </w:numPr>
-        <w:spacing w:after="240" w:before="240" w:lineRule="auto"/>
+        <w:spacing w:after="0" w:before="0" w:lineRule="auto"/>
         <w:ind w:left="720" w:right="600" w:hanging="360"/>
         <w:rPr>
-          <w:b w:val="1"/>
-          <w:bCs w:val="1"/>
-        </w:rPr>
-      </w:pPr>
-      <w:r>
-        <w:rPr>
-          <w:b w:val="1"/>
-          <w:bCs w:val="1"/>
-          <w:rtl w:val="0"/>
-        </w:rPr>
-        <w:t xml:space="preserve">What is temperature?</w:t>
-      </w:r>
-    </w:p>
-    <w:p>
-      <w:pPr>
-        <w:spacing w:after="240" w:before="240" w:lineRule="auto"/>
-        <w:ind w:left="0" w:right="600" w:firstLine="0"/>
-        <w:rPr/>
-      </w:pPr>
-      <w:r>
-        <w:rPr>
-          <w:rtl w:val="0"/>
-        </w:rPr>
-        <w:t xml:space="preserve">Temperature is a parameter that controls the randomness of an LLM's output. Lower values produce more deterministic responses, while higher values produce more creative and diverse responses. </w:t>
+          <w:u w:val="none"/>
+        </w:rPr>
+      </w:pPr>
+      <w:r>
+        <w:rPr>
+          <w:rtl w:val="0"/>
+        </w:rPr>
+        <w:t xml:space="preserve">When there is Missing Context: Without context, the model may make assumptions.</w:t>
+      </w:r>
+      <w:r>
+        <w:rPr>
+          <w:rtl w:val="0"/>
+        </w:rPr>
       </w:r>
     </w:p>
     <w:p>
@@ -4941,46 +4756,22 @@
           <w:ilvl w:val="0"/>
           <w:numId w:val="10"/>
         </w:numPr>
-        <w:spacing w:after="240" w:before="240" w:lineRule="auto"/>
+        <w:spacing w:after="0" w:before="0" w:lineRule="auto"/>
         <w:ind w:left="720" w:right="600" w:hanging="360"/>
         <w:rPr>
-          <w:b w:val="1"/>
-          <w:bCs w:val="1"/>
-        </w:rPr>
-      </w:pPr>
-      <w:r>
-        <w:rPr>
-          <w:b w:val="1"/>
-          <w:bCs w:val="1"/>
-          <w:rtl w:val="0"/>
-        </w:rPr>
-        <w:t xml:space="preserve">What are LangChain and LangGraph?</w:t>
-      </w:r>
-    </w:p>
-    <w:p>
-      <w:pPr>
-        <w:spacing w:after="240" w:before="240" w:lineRule="auto"/>
-        <w:ind w:right="600"/>
-        <w:rPr/>
-      </w:pPr>
-      <w:r>
-        <w:rPr>
-          <w:rtl w:val="0"/>
-        </w:rPr>
-        <w:t xml:space="preserve">LangChain is an open-source framework used to build applications powered by Large Language Models (LLMs). It provides ready-made components for connecting an LLM with external systems such as databases, APIs, files, vector databases, and business logic. Instead of writing all the orchestration code ourselves, LangChain gives us reusable building blocks to develop AI applications faster.</w:t>
-      </w:r>
-    </w:p>
-    <w:p>
-      <w:pPr>
-        <w:spacing w:after="240" w:before="240" w:lineRule="auto"/>
-        <w:ind w:right="600"/>
-        <w:rPr/>
-      </w:pPr>
-      <w:r>
-        <w:rPr>
-          <w:rtl w:val="0"/>
-        </w:rPr>
-        <w:t xml:space="preserve">LangGraph is a framework built on top of LangChain that helps build stateful, multi-step AI workflows where the execution can branch, loop, or make decisions dynamically. It represents the workflow as a graph instead of a simple linear chain.</w:t>
+          <w:u w:val="none"/>
+        </w:rPr>
+      </w:pPr>
+      <w:r>
+        <w:rPr>
+          <w:rtl w:val="0"/>
+        </w:rPr>
+        <w:t xml:space="preserve">Weak RAG Retrieval: Suppose RAG retrieves the wrong document. The question is about Leave Policy and Retrieved document is about Travel Policy, The LLM may try to answer anyway, which will definitely be wrong.</w:t>
+      </w:r>
+      <w:r>
+        <w:rPr>
+          <w:rtl w:val="0"/>
+        </w:rPr>
       </w:r>
     </w:p>
     <w:p>
@@ -4989,42 +4780,26 @@
           <w:ilvl w:val="0"/>
           <w:numId w:val="10"/>
         </w:numPr>
-        <w:spacing w:after="240" w:before="240" w:lineRule="auto"/>
+        <w:spacing w:after="240" w:before="0" w:lineRule="auto"/>
         <w:ind w:left="720" w:right="600" w:hanging="360"/>
         <w:rPr>
-          <w:b w:val="1"/>
-          <w:bCs w:val="1"/>
-        </w:rPr>
-      </w:pPr>
-      <w:r>
-        <w:rPr>
-          <w:b w:val="1"/>
-          <w:bCs w:val="1"/>
-          <w:rtl w:val="0"/>
-        </w:rPr>
-        <w:t xml:space="preserve">How are LLMs trained?</w:t>
-      </w:r>
-    </w:p>
-    <w:p>
-      <w:pPr>
-        <w:spacing w:after="240" w:before="240" w:lineRule="auto"/>
-        <w:ind w:right="600"/>
-        <w:rPr/>
-      </w:pPr>
-      <w:r>
-        <w:rPr>
-          <w:rtl w:val="0"/>
-        </w:rPr>
-        <w:t xml:space="preserve">LLMs are trained by first collecting massive amounts of text data, converting that text into tokens, and repeatedly learning to predict the next token in a sequence. During training, prediction errors are used to update the model's parameters. After pre-training, the model is further improved through supervised fine-tuning and human feedback to produce more helpful, accurate, and conversational responses.</w:t>
+          <w:u w:val="none"/>
+        </w:rPr>
+      </w:pPr>
+      <w:r>
+        <w:rPr>
+          <w:rtl w:val="0"/>
+        </w:rPr>
+        <w:t xml:space="preserve">When Poor Prompt is provided.</w:t>
       </w:r>
     </w:p>
     <w:p>
       <w:pPr>
         <w:numPr>
           <w:ilvl w:val="0"/>
-          <w:numId w:val="10"/>
+          <w:numId w:val="3"/>
         </w:numPr>
-        <w:spacing w:after="240" w:before="240" w:lineRule="auto"/>
+        <w:spacing w:after="0" w:before="240" w:lineRule="auto"/>
         <w:ind w:left="720" w:right="600" w:hanging="360"/>
         <w:rPr>
           <w:b w:val="1"/>
@@ -5037,162 +4812,81 @@
           <w:bCs w:val="1"/>
           <w:rtl w:val="0"/>
         </w:rPr>
-        <w:t xml:space="preserve">What is Pre-training?</w:t>
-      </w:r>
-    </w:p>
-    <w:p>
-      <w:pPr>
-        <w:spacing w:after="240" w:before="240" w:lineRule="auto"/>
-        <w:ind w:right="600"/>
-        <w:rPr/>
-      </w:pPr>
-      <w:r>
-        <w:rPr>
-          <w:rtl w:val="0"/>
-        </w:rPr>
-        <w:t xml:space="preserve">Pre-training is the initial training phase where the model learns general language patterns from a massive corpus of text using the next-token prediction objective.</w:t>
+        <w:t xml:space="preserve">How can we reduce hallucination?</w:t>
       </w:r>
     </w:p>
     <w:p>
       <w:pPr>
         <w:numPr>
           <w:ilvl w:val="0"/>
-          <w:numId w:val="10"/>
+          <w:numId w:val="8"/>
         </w:numPr>
-        <w:spacing w:after="240" w:before="240" w:lineRule="auto"/>
+        <w:spacing w:after="0" w:before="0" w:lineRule="auto"/>
         <w:ind w:left="720" w:right="600" w:hanging="360"/>
         <w:rPr>
-          <w:b w:val="1"/>
-          <w:bCs w:val="1"/>
-        </w:rPr>
-      </w:pPr>
-      <w:r>
-        <w:rPr>
-          <w:b w:val="1"/>
-          <w:bCs w:val="1"/>
-          <w:rtl w:val="0"/>
-        </w:rPr>
-        <w:t xml:space="preserve">What is Supervised Fine-Tuning?</w:t>
-      </w:r>
-    </w:p>
-    <w:p>
-      <w:pPr>
-        <w:spacing w:after="240" w:before="240" w:lineRule="auto"/>
-        <w:ind w:right="600"/>
-        <w:rPr/>
-      </w:pPr>
-      <w:r>
-        <w:rPr>
-          <w:rtl w:val="0"/>
-        </w:rPr>
-        <w:t xml:space="preserve">Supervised Fine-Tuning is the process of further training a pre-trained model on high-quality input-output examples so it learns to produce better responses for specific tasks.</w:t>
+          <w:u w:val="none"/>
+        </w:rPr>
+      </w:pPr>
+      <w:r>
+        <w:rPr>
+          <w:rtl w:val="0"/>
+        </w:rPr>
+        <w:t xml:space="preserve">Better Prompt Engineering</w:t>
+      </w:r>
+      <w:r>
+        <w:rPr>
+          <w:rtl w:val="0"/>
+        </w:rPr>
       </w:r>
     </w:p>
     <w:p>
       <w:pPr>
         <w:numPr>
           <w:ilvl w:val="0"/>
-          <w:numId w:val="10"/>
+          <w:numId w:val="8"/>
         </w:numPr>
-        <w:spacing w:after="240" w:before="240" w:lineRule="auto"/>
+        <w:spacing w:after="0" w:before="0" w:lineRule="auto"/>
         <w:ind w:left="720" w:right="600" w:hanging="360"/>
         <w:rPr>
-          <w:b w:val="1"/>
-          <w:bCs w:val="1"/>
-        </w:rPr>
-      </w:pPr>
-      <w:r>
-        <w:rPr>
-          <w:b w:val="1"/>
-          <w:bCs w:val="1"/>
-          <w:rtl w:val="0"/>
-        </w:rPr>
-        <w:t xml:space="preserve">Why do LLMs predict the next token?</w:t>
-      </w:r>
-    </w:p>
-    <w:p>
-      <w:pPr>
-        <w:spacing w:after="240" w:before="240" w:lineRule="auto"/>
-        <w:ind w:right="600"/>
-        <w:rPr/>
-      </w:pPr>
-      <w:r>
-        <w:rPr>
-          <w:rtl w:val="0"/>
-        </w:rPr>
-      </w:r>
-    </w:p>
-    <w:p>
-      <w:pPr>
-        <w:spacing w:after="240" w:before="240" w:lineRule="auto"/>
-        <w:ind w:left="0" w:right="600" w:firstLine="0"/>
-        <w:rPr/>
-      </w:pPr>
-      <w:r>
-        <w:rPr>
-          <w:rtl w:val="0"/>
-        </w:rPr>
-        <w:t xml:space="preserve">Next-token prediction is a self-supervised learning objective that enables the model to learn grammar, context, reasoning patterns, and relationships between words from large amounts of text without requiring manually labeled data.</w:t>
+          <w:u w:val="none"/>
+        </w:rPr>
+      </w:pPr>
+      <w:r>
+        <w:rPr>
+          <w:rtl w:val="0"/>
+        </w:rPr>
+        <w:t xml:space="preserve">Better RAG retrieval</w:t>
+      </w:r>
+      <w:r>
+        <w:rPr>
+          <w:rtl w:val="0"/>
+        </w:rPr>
       </w:r>
     </w:p>
     <w:p>
       <w:pPr>
         <w:numPr>
           <w:ilvl w:val="0"/>
-          <w:numId w:val="10"/>
+          <w:numId w:val="8"/>
         </w:numPr>
-        <w:spacing w:after="240" w:before="240" w:lineRule="auto"/>
+        <w:spacing w:after="240" w:before="0" w:lineRule="auto"/>
         <w:ind w:left="720" w:right="600" w:hanging="360"/>
         <w:rPr>
-          <w:b w:val="1"/>
-          <w:bCs w:val="1"/>
-        </w:rPr>
-      </w:pPr>
-      <w:r>
-        <w:rPr>
-          <w:b w:val="1"/>
-          <w:bCs w:val="1"/>
-          <w:rtl w:val="0"/>
-        </w:rPr>
-        <w:t xml:space="preserve">What is MCP?</w:t>
-      </w:r>
-      <w:r>
-        <w:rPr>
-          <w:rtl w:val="0"/>
-        </w:rPr>
-      </w:r>
-    </w:p>
-    <w:p>
-      <w:pPr>
-        <w:spacing w:after="240" w:before="240" w:lineRule="auto"/>
-        <w:ind w:left="0" w:right="600" w:firstLine="0"/>
-        <w:rPr/>
-      </w:pPr>
-      <w:r>
-        <w:rPr>
-          <w:rtl w:val="0"/>
-        </w:rPr>
-        <w:t xml:space="preserve">Model Context Protocol (MCP) is an open standard that enables Large Language Models and AI agents to securely communicate with external tools, data sources, and applications through a standardized interface. </w:t>
-      </w:r>
-    </w:p>
-    <w:p>
-      <w:pPr>
-        <w:spacing w:after="240" w:before="240" w:lineRule="auto"/>
-        <w:ind w:left="0" w:right="600" w:firstLine="0"/>
-        <w:rPr/>
-      </w:pPr>
-      <w:r>
-        <w:rPr>
-          <w:rtl w:val="0"/>
-        </w:rPr>
-        <w:t xml:space="preserve">Before MCP, every AI application needed custom integrations for each external tool. MCP standardizes this communication so AI agents can interact with different systems through a common protocol, reducing development effort and improving interoperability. </w:t>
+          <w:u w:val="none"/>
+        </w:rPr>
+      </w:pPr>
+      <w:r>
+        <w:rPr>
+          <w:rtl w:val="0"/>
+        </w:rPr>
+        <w:t xml:space="preserve">Involving Human Verification.</w:t>
       </w:r>
     </w:p>
     <w:p>
       <w:pPr>
         <w:numPr>
           <w:ilvl w:val="0"/>
-          <w:numId w:val="10"/>
+          <w:numId w:val="3"/>
         </w:numPr>
         <w:spacing w:after="240" w:before="240" w:lineRule="auto"/>
         <w:ind w:left="720" w:right="600" w:hanging="360"/>
@@ -5207,53 +4901,404 @@
           <w:bCs w:val="1"/>
           <w:rtl w:val="0"/>
         </w:rPr>
-        <w:t xml:space="preserve">Components of MCP</w:t>
-      </w:r>
-    </w:p>
-    <w:p>
-      <w:pPr>
-        <w:spacing w:after="240" w:before="240" w:lineRule="auto"/>
-        <w:ind w:left="0" w:right="600" w:firstLine="0"/>
-        <w:rPr/>
-      </w:pPr>
-      <w:r>
-        <w:rPr>
-          <w:rtl w:val="0"/>
-        </w:rPr>
-        <w:t xml:space="preserve">MCP Host</w:t>
-      </w:r>
-    </w:p>
-    <w:p>
-      <w:pPr>
-        <w:spacing w:after="240" w:before="240" w:lineRule="auto"/>
-        <w:ind w:left="0" w:right="600" w:firstLine="0"/>
-        <w:rPr/>
-      </w:pPr>
-      <w:r>
-        <w:rPr>
-          <w:rtl w:val="0"/>
-        </w:rPr>
-        <w:t xml:space="preserve">MCP Client</w:t>
-      </w:r>
-    </w:p>
-    <w:p>
-      <w:pPr>
-        <w:spacing w:after="240" w:before="240" w:lineRule="auto"/>
-        <w:ind w:left="0" w:right="600" w:firstLine="0"/>
-        <w:rPr/>
-      </w:pPr>
-      <w:r>
-        <w:rPr>
-          <w:rtl w:val="0"/>
-        </w:rPr>
-        <w:t xml:space="preserve">MCP Server</w:t>
+        <w:t xml:space="preserve">Why does RAG reduce hallucination?</w:t>
+      </w:r>
+    </w:p>
+    <w:p>
+      <w:pPr>
+        <w:spacing w:after="240" w:before="240" w:lineRule="auto"/>
+        <w:ind w:right="600"/>
+        <w:rPr/>
+      </w:pPr>
+      <w:r>
+        <w:rPr>
+          <w:rtl w:val="0"/>
+        </w:rPr>
+        <w:t xml:space="preserve">RAG reduces hallucination by providing the LLM with relevant, authoritative context at the time of the request. Instead of relying only on its learned knowledge, the model generates responses grounded in retrieved information.</w:t>
       </w:r>
     </w:p>
     <w:p>
       <w:pPr>
         <w:numPr>
           <w:ilvl w:val="0"/>
-          <w:numId w:val="10"/>
+          <w:numId w:val="3"/>
+        </w:numPr>
+        <w:spacing w:after="240" w:before="240" w:lineRule="auto"/>
+        <w:ind w:left="720" w:right="600" w:hanging="360"/>
+        <w:rPr>
+          <w:b w:val="1"/>
+          <w:bCs w:val="1"/>
+        </w:rPr>
+      </w:pPr>
+      <w:r>
+        <w:rPr>
+          <w:b w:val="1"/>
+          <w:bCs w:val="1"/>
+          <w:rtl w:val="0"/>
+        </w:rPr>
+        <w:t xml:space="preserve">"Can you completely eliminate hallucinations?"</w:t>
+      </w:r>
+      <w:r>
+        <w:rPr>
+          <w:rtl w:val="0"/>
+        </w:rPr>
+      </w:r>
+    </w:p>
+    <w:p>
+      <w:pPr>
+        <w:spacing w:after="240" w:before="240" w:lineRule="auto"/>
+        <w:ind w:left="0" w:right="600" w:firstLine="0"/>
+        <w:rPr/>
+      </w:pPr>
+      <w:r>
+        <w:rPr>
+          <w:rtl w:val="0"/>
+        </w:rPr>
+        <w:t xml:space="preserve">No. Hallucinations cannot be completely eliminated because LLMs are probabilistic models that generate text based on learned patterns. However, they can be significantly reduced by grounding the model with reliable context using RAG, retrieving information from authoritative systems through tool calling, writing clear prompts, and validating responses in high-risk applications.</w:t>
+      </w:r>
+    </w:p>
+    <w:p>
+      <w:pPr>
+        <w:numPr>
+          <w:ilvl w:val="0"/>
+          <w:numId w:val="3"/>
+        </w:numPr>
+        <w:spacing w:after="240" w:before="240" w:lineRule="auto"/>
+        <w:ind w:left="720" w:right="600" w:hanging="360"/>
+        <w:rPr>
+          <w:b w:val="1"/>
+          <w:bCs w:val="1"/>
+        </w:rPr>
+      </w:pPr>
+      <w:r>
+        <w:rPr>
+          <w:b w:val="1"/>
+          <w:bCs w:val="1"/>
+          <w:rtl w:val="0"/>
+        </w:rPr>
+        <w:t xml:space="preserve">What is temperature?</w:t>
+      </w:r>
+    </w:p>
+    <w:p>
+      <w:pPr>
+        <w:spacing w:after="240" w:before="240" w:lineRule="auto"/>
+        <w:ind w:left="0" w:right="600" w:firstLine="0"/>
+        <w:rPr/>
+      </w:pPr>
+      <w:r>
+        <w:rPr>
+          <w:rtl w:val="0"/>
+        </w:rPr>
+        <w:t xml:space="preserve">Temperature is a parameter that controls the randomness of an LLM's output. Lower values produce more deterministic responses, while higher values produce more creative and diverse responses. </w:t>
+      </w:r>
+    </w:p>
+    <w:p>
+      <w:pPr>
+        <w:numPr>
+          <w:ilvl w:val="0"/>
+          <w:numId w:val="3"/>
+        </w:numPr>
+        <w:spacing w:after="240" w:before="240" w:lineRule="auto"/>
+        <w:ind w:left="720" w:right="600" w:hanging="360"/>
+        <w:rPr>
+          <w:b w:val="1"/>
+          <w:bCs w:val="1"/>
+        </w:rPr>
+      </w:pPr>
+      <w:r>
+        <w:rPr>
+          <w:b w:val="1"/>
+          <w:bCs w:val="1"/>
+          <w:rtl w:val="0"/>
+        </w:rPr>
+        <w:t xml:space="preserve">What are LangChain and LangGraph?</w:t>
+      </w:r>
+    </w:p>
+    <w:p>
+      <w:pPr>
+        <w:spacing w:after="240" w:before="240" w:lineRule="auto"/>
+        <w:ind w:right="600"/>
+        <w:rPr/>
+      </w:pPr>
+      <w:r>
+        <w:rPr>
+          <w:rtl w:val="0"/>
+        </w:rPr>
+        <w:t xml:space="preserve">LangChain is an open-source framework used to build applications powered by Large Language Models (LLMs). It provides ready-made components for connecting an LLM with external systems such as databases, APIs, files, vector databases, and business logic. Instead of writing all the orchestration code ourselves, LangChain gives us reusable building blocks to develop AI applications faster.</w:t>
+      </w:r>
+    </w:p>
+    <w:p>
+      <w:pPr>
+        <w:spacing w:after="240" w:before="240" w:lineRule="auto"/>
+        <w:ind w:right="600"/>
+        <w:rPr/>
+      </w:pPr>
+      <w:r>
+        <w:rPr>
+          <w:rtl w:val="0"/>
+        </w:rPr>
+        <w:t xml:space="preserve">LangGraph is a framework built on top of LangChain that helps build stateful, multi-step AI workflows where the execution can branch, loop, or make decisions dynamically. It represents the workflow as a graph instead of a simple linear chain.</w:t>
+      </w:r>
+    </w:p>
+    <w:p>
+      <w:pPr>
+        <w:numPr>
+          <w:ilvl w:val="0"/>
+          <w:numId w:val="3"/>
+        </w:numPr>
+        <w:spacing w:after="240" w:before="240" w:lineRule="auto"/>
+        <w:ind w:left="720" w:right="600" w:hanging="360"/>
+        <w:rPr>
+          <w:b w:val="1"/>
+          <w:bCs w:val="1"/>
+        </w:rPr>
+      </w:pPr>
+      <w:r>
+        <w:rPr>
+          <w:b w:val="1"/>
+          <w:bCs w:val="1"/>
+          <w:rtl w:val="0"/>
+        </w:rPr>
+        <w:t xml:space="preserve">How are LLMs trained?</w:t>
+      </w:r>
+    </w:p>
+    <w:p>
+      <w:pPr>
+        <w:spacing w:after="240" w:before="240" w:lineRule="auto"/>
+        <w:ind w:right="600"/>
+        <w:rPr/>
+      </w:pPr>
+      <w:r>
+        <w:rPr>
+          <w:rtl w:val="0"/>
+        </w:rPr>
+        <w:t xml:space="preserve">LLMs are trained by first collecting massive amounts of text data, converting that text into tokens, and repeatedly learning to predict the next token in a sequence. During training, prediction errors are used to update the model's parameters. After pre-training, the model is further improved through supervised fine-tuning and human feedback to produce more helpful, accurate, and conversational responses.</w:t>
+      </w:r>
+    </w:p>
+    <w:p>
+      <w:pPr>
+        <w:numPr>
+          <w:ilvl w:val="0"/>
+          <w:numId w:val="3"/>
+        </w:numPr>
+        <w:spacing w:after="240" w:before="240" w:lineRule="auto"/>
+        <w:ind w:left="720" w:right="600" w:hanging="360"/>
+        <w:rPr>
+          <w:b w:val="1"/>
+          <w:bCs w:val="1"/>
+        </w:rPr>
+      </w:pPr>
+      <w:r>
+        <w:rPr>
+          <w:b w:val="1"/>
+          <w:bCs w:val="1"/>
+          <w:rtl w:val="0"/>
+        </w:rPr>
+        <w:t xml:space="preserve">What is Pre-training?</w:t>
+      </w:r>
+    </w:p>
+    <w:p>
+      <w:pPr>
+        <w:spacing w:after="240" w:before="240" w:lineRule="auto"/>
+        <w:ind w:right="600"/>
+        <w:rPr/>
+      </w:pPr>
+      <w:r>
+        <w:rPr>
+          <w:rtl w:val="0"/>
+        </w:rPr>
+        <w:t xml:space="preserve">Pre-training is the initial training phase where the model learns general language patterns from a massive corpus of text using the next-token prediction objective.</w:t>
+      </w:r>
+    </w:p>
+    <w:p>
+      <w:pPr>
+        <w:numPr>
+          <w:ilvl w:val="0"/>
+          <w:numId w:val="3"/>
+        </w:numPr>
+        <w:spacing w:after="240" w:before="240" w:lineRule="auto"/>
+        <w:ind w:left="720" w:right="600" w:hanging="360"/>
+        <w:rPr>
+          <w:b w:val="1"/>
+          <w:bCs w:val="1"/>
+        </w:rPr>
+      </w:pPr>
+      <w:r>
+        <w:rPr>
+          <w:b w:val="1"/>
+          <w:bCs w:val="1"/>
+          <w:rtl w:val="0"/>
+        </w:rPr>
+        <w:t xml:space="preserve">What is Supervised Fine-Tuning?</w:t>
+      </w:r>
+    </w:p>
+    <w:p>
+      <w:pPr>
+        <w:spacing w:after="240" w:before="240" w:lineRule="auto"/>
+        <w:ind w:right="600"/>
+        <w:rPr/>
+      </w:pPr>
+      <w:r>
+        <w:rPr>
+          <w:rtl w:val="0"/>
+        </w:rPr>
+        <w:t xml:space="preserve">Supervised Fine-Tuning is the process of further training a pre-trained model on high-quality input-output examples so it learns to produce better responses for specific tasks.</w:t>
+      </w:r>
+    </w:p>
+    <w:p>
+      <w:pPr>
+        <w:numPr>
+          <w:ilvl w:val="0"/>
+          <w:numId w:val="3"/>
+        </w:numPr>
+        <w:spacing w:after="240" w:before="240" w:lineRule="auto"/>
+        <w:ind w:left="720" w:right="600" w:hanging="360"/>
+        <w:rPr>
+          <w:b w:val="1"/>
+          <w:bCs w:val="1"/>
+        </w:rPr>
+      </w:pPr>
+      <w:r>
+        <w:rPr>
+          <w:b w:val="1"/>
+          <w:bCs w:val="1"/>
+          <w:rtl w:val="0"/>
+        </w:rPr>
+        <w:t xml:space="preserve">Why do LLMs predict the next token?</w:t>
+      </w:r>
+      <w:r>
+        <w:rPr>
+          <w:rtl w:val="0"/>
+        </w:rPr>
+      </w:r>
+    </w:p>
+    <w:p>
+      <w:pPr>
+        <w:spacing w:after="240" w:before="240" w:lineRule="auto"/>
+        <w:ind w:left="0" w:right="600" w:firstLine="0"/>
+        <w:rPr/>
+      </w:pPr>
+      <w:r>
+        <w:rPr>
+          <w:rtl w:val="0"/>
+        </w:rPr>
+        <w:t xml:space="preserve">Next-token prediction is a self-supervised learning objective that enables the model to learn grammar, context, reasoning patterns, and relationships between words from large amounts of text without requiring manually labeled data.</w:t>
+      </w:r>
+    </w:p>
+    <w:p>
+      <w:pPr>
+        <w:numPr>
+          <w:ilvl w:val="0"/>
+          <w:numId w:val="3"/>
+        </w:numPr>
+        <w:spacing w:after="240" w:before="240" w:lineRule="auto"/>
+        <w:ind w:left="720" w:right="600" w:hanging="360"/>
+        <w:rPr>
+          <w:b w:val="1"/>
+          <w:bCs w:val="1"/>
+        </w:rPr>
+      </w:pPr>
+      <w:r>
+        <w:rPr>
+          <w:b w:val="1"/>
+          <w:bCs w:val="1"/>
+          <w:rtl w:val="0"/>
+        </w:rPr>
+        <w:t xml:space="preserve">What is MCP?</w:t>
+      </w:r>
+    </w:p>
+    <w:p>
+      <w:pPr>
+        <w:spacing w:after="240" w:before="240" w:lineRule="auto"/>
+        <w:ind w:left="0" w:right="600" w:firstLine="0"/>
+        <w:rPr/>
+      </w:pPr>
+      <w:r>
+        <w:rPr>
+          <w:rtl w:val="0"/>
+        </w:rPr>
+        <w:t xml:space="preserve">Model Context Protocol (MCP) is an open standard that enables Large Language Models and AI agents to securely communicate with external tools, data sources, and applications through a standardized interface. </w:t>
+      </w:r>
+    </w:p>
+    <w:p>
+      <w:pPr>
+        <w:spacing w:after="240" w:before="240" w:lineRule="auto"/>
+        <w:ind w:left="0" w:right="600" w:firstLine="0"/>
+        <w:rPr/>
+      </w:pPr>
+      <w:r>
+        <w:rPr>
+          <w:rtl w:val="0"/>
+        </w:rPr>
+        <w:t xml:space="preserve">Before MCP, every AI application needed custom integrations for each external tool. MCP standardizes this communication so AI agents can interact with different systems through a common protocol, reducing development effort and improving interoperability. </w:t>
+      </w:r>
+    </w:p>
+    <w:p>
+      <w:pPr>
+        <w:numPr>
+          <w:ilvl w:val="0"/>
+          <w:numId w:val="3"/>
+        </w:numPr>
+        <w:spacing w:after="240" w:before="240" w:lineRule="auto"/>
+        <w:ind w:left="720" w:right="600" w:hanging="360"/>
+        <w:rPr>
+          <w:b w:val="1"/>
+          <w:bCs w:val="1"/>
+        </w:rPr>
+      </w:pPr>
+      <w:r>
+        <w:rPr>
+          <w:b w:val="1"/>
+          <w:bCs w:val="1"/>
+          <w:rtl w:val="0"/>
+        </w:rPr>
+        <w:t xml:space="preserve">Components of MCP</w:t>
+      </w:r>
+    </w:p>
+    <w:p>
+      <w:pPr>
+        <w:spacing w:after="240" w:before="240" w:lineRule="auto"/>
+        <w:ind w:left="0" w:right="600" w:firstLine="0"/>
+        <w:rPr/>
+      </w:pPr>
+      <w:r>
+        <w:rPr>
+          <w:rtl w:val="0"/>
+        </w:rPr>
+        <w:t xml:space="preserve">MCP Host</w:t>
+      </w:r>
+    </w:p>
+    <w:p>
+      <w:pPr>
+        <w:spacing w:after="240" w:before="240" w:lineRule="auto"/>
+        <w:ind w:left="0" w:right="600" w:firstLine="0"/>
+        <w:rPr/>
+      </w:pPr>
+      <w:r>
+        <w:rPr>
+          <w:rtl w:val="0"/>
+        </w:rPr>
+        <w:t xml:space="preserve">MCP Client</w:t>
+      </w:r>
+    </w:p>
+    <w:p>
+      <w:pPr>
+        <w:spacing w:after="240" w:before="240" w:lineRule="auto"/>
+        <w:ind w:left="0" w:right="600" w:firstLine="0"/>
+        <w:rPr/>
+      </w:pPr>
+      <w:r>
+        <w:rPr>
+          <w:rtl w:val="0"/>
+        </w:rPr>
+        <w:t xml:space="preserve">MCP Server</w:t>
+      </w:r>
+    </w:p>
+    <w:p>
+      <w:pPr>
+        <w:numPr>
+          <w:ilvl w:val="0"/>
+          <w:numId w:val="3"/>
         </w:numPr>
         <w:spacing w:after="240" w:before="240" w:lineRule="auto"/>
         <w:ind w:left="720" w:right="600" w:hanging="360"/>
@@ -5289,36 +5334,9 @@
     <w:p>
       <w:pPr>
         <w:spacing w:after="240" w:before="240" w:lineRule="auto"/>
-        <w:ind w:left="720" w:right="600" w:firstLine="0"/>
-        <w:rPr/>
-      </w:pPr>
-      <w:r>
-        <w:rPr>
-          <w:rtl w:val="0"/>
-        </w:rPr>
-      </w:r>
-    </w:p>
-    <w:p>
-      <w:pPr>
-        <w:spacing w:after="240" w:before="240" w:lineRule="auto"/>
-        <w:ind w:left="720" w:right="600" w:firstLine="0"/>
-        <w:rPr/>
-      </w:pPr>
-      <w:r>
-        <w:rPr>
-          <w:rtl w:val="0"/>
-        </w:rPr>
-      </w:r>
-    </w:p>
-    <w:p>
-      <w:pPr>
-        <w:spacing w:after="240" w:before="240" w:lineRule="auto"/>
         <w:ind w:left="0" w:right="600" w:firstLine="0"/>
         <w:rPr/>
       </w:pPr>
-      <w:r>
-        <w:br w:type="page"/>
-      </w:r>
       <w:r>
         <w:rPr>
           <w:rtl w:val="0"/>
@@ -5333,10 +5351,12 @@
         <w:rPr/>
       </w:pPr>
       <w:r>
-        <w:rPr>
-          <w:rtl w:val="0"/>
-        </w:rPr>
-        <w:t xml:space="preserve">Complete (End to End) flow of how AI works</w:t>
+        <w:br w:type="page"/>
+      </w:r>
+      <w:r>
+        <w:rPr>
+          <w:rtl w:val="0"/>
+        </w:rPr>
       </w:r>
     </w:p>
     <w:p>
@@ -5350,6 +5370,20 @@
         <w:rPr>
           <w:rtl w:val="0"/>
         </w:rPr>
+        <w:t xml:space="preserve">Complete (End to End) flow of how AI works</w:t>
+      </w:r>
+    </w:p>
+    <w:p>
+      <w:pPr>
+        <w:spacing w:after="240" w:before="240" w:lineRule="auto"/>
+        <w:ind w:left="0" w:right="600" w:firstLine="0"/>
+        <w:jc w:val="center"/>
+        <w:rPr/>
+      </w:pPr>
+      <w:r>
+        <w:rPr>
+          <w:rtl w:val="0"/>
+        </w:rPr>
         <w:t xml:space="preserve">Part 1: HR Admin Uploads </w:t>
       </w:r>
       <w:r>
@@ -5399,12 +5433,25 @@
         <w:ind w:left="0" w:right="600" w:firstLine="0"/>
         <w:rPr/>
       </w:pPr>
-      <w:r>
-        <w:rPr>
-          <w:rFonts w:ascii="Arial Unicode MS" w:cs="Arial Unicode MS" w:eastAsia="Arial Unicode MS" w:hAnsi="Arial Unicode MS"/>
-          <w:rtl w:val="0"/>
-        </w:rPr>
-        <w:t xml:space="preserve">Step 3: Chunking → The 500-page document is too large to send to an LLM directly. So the system splits it into smaller chunks.  For Example: </w:t>
+      <w:sdt>
+        <w:sdtPr>
+          <w:id w:val="1943552554"/>
+          <w:tag w:val="goog_rdk_5"/>
+        </w:sdtPr>
+        <w:sdtContent>
+          <w:r>
+            <w:rPr>
+              <w:rFonts w:ascii="Arial Unicode MS" w:cs="Arial Unicode MS" w:eastAsia="Arial Unicode MS" w:hAnsi="Arial Unicode MS"/>
+              <w:rtl w:val="0"/>
+            </w:rPr>
+            <w:t xml:space="preserve">Step 3: Chunking → The 500-page document is too large to send to an LLM directly. So the system splits it into smaller chunks.  For Example: </w:t>
+          </w:r>
+        </w:sdtContent>
+      </w:sdt>
+      <w:r>
+        <w:rPr>
+          <w:rtl w:val="0"/>
+        </w:rPr>
       </w:r>
     </w:p>
     <w:p>
@@ -5413,292 +5460,316 @@
         <w:ind w:right="600"/>
         <w:rPr/>
       </w:pPr>
-      <w:r>
-        <w:rPr>
-          <w:rFonts w:ascii="Arial Unicode MS" w:cs="Arial Unicode MS" w:eastAsia="Arial Unicode MS" w:hAnsi="Arial Unicode MS"/>
+      <w:sdt>
+        <w:sdtPr>
+          <w:id w:val="-804798993"/>
+          <w:tag w:val="goog_rdk_6"/>
+        </w:sdtPr>
+        <w:sdtContent>
+          <w:r>
+            <w:rPr>
+              <w:rFonts w:ascii="Arial Unicode MS" w:cs="Arial Unicode MS" w:eastAsia="Arial Unicode MS" w:hAnsi="Arial Unicode MS"/>
+              <w:i w:val="1"/>
+              <w:iCs w:val="1"/>
+              <w:sz w:val="18"/>
+              <w:szCs w:val="18"/>
+              <w:rtl w:val="0"/>
+            </w:rPr>
+            <w:t xml:space="preserve">Chunk 1: Leave Policy → Employees are entitled to 12 casual leaves per year…</w:t>
+            <w:br w:type="textWrapping"/>
+            <w:t xml:space="preserve">Chunk 2: Work From Home Policy → Employees may work from home up to 2 days per week with manager approval…</w:t>
+            <w:br w:type="textWrapping"/>
+            <w:t xml:space="preserve">Chunk 3:Insurance Policy → Medical insurance covers employees and immediate family…</w:t>
+            <w:br w:type="textWrapping"/>
+            <w:t xml:space="preserve">Chunk 4: Dress Code Policy → Employees must wear formal clothing from Monday to Thursday…</w:t>
+          </w:r>
+        </w:sdtContent>
+      </w:sdt>
+      <w:r>
+        <w:rPr>
+          <w:rtl w:val="0"/>
+        </w:rPr>
+      </w:r>
+    </w:p>
+    <w:p>
+      <w:pPr>
+        <w:spacing w:after="240" w:before="240" w:lineRule="auto"/>
+        <w:ind w:right="600"/>
+        <w:rPr>
           <w:i w:val="1"/>
           <w:iCs w:val="1"/>
           <w:sz w:val="18"/>
           <w:szCs w:val="18"/>
-          <w:rtl w:val="0"/>
-        </w:rPr>
-        <w:t xml:space="preserve">Chunk 1: Leave Policy → Employees are entitled to 12 casual leaves per year…</w:t>
+        </w:rPr>
+      </w:pPr>
+      <w:r>
+        <w:rPr>
+          <w:rtl w:val="0"/>
+        </w:rPr>
+        <w:t xml:space="preserve">Note: Chunks may overlap, because important information may be split between two chunks. Also metadata is attached to every chunk, which might further help in Filtering, Access control, Source tracking, etc. </w:t>
         <w:br w:type="textWrapping"/>
-        <w:t xml:space="preserve">Chunk 2: Work From Home Policy → Employees may work from home up to 2 days per week with manager approval…</w:t>
+        <w:t xml:space="preserve">Example of meta data: </w:t>
         <w:br w:type="textWrapping"/>
-        <w:t xml:space="preserve">Chunk 3:Insurance Policy → Medical insurance covers employees and immediate family…</w:t>
-        <w:br w:type="textWrapping"/>
-        <w:t xml:space="preserve">Chunk 4: Dress Code Policy → Employees must wear formal clothing from Monday to Thursday…</w:t>
-      </w:r>
-      <w:r>
-        <w:rPr>
-          <w:rtl w:val="0"/>
-        </w:rPr>
-      </w:r>
-    </w:p>
-    <w:p>
-      <w:pPr>
-        <w:spacing w:after="240" w:before="240" w:lineRule="auto"/>
-        <w:ind w:right="600"/>
+      </w:r>
+      <w:r>
         <w:rPr>
           <w:i w:val="1"/>
           <w:iCs w:val="1"/>
           <w:sz w:val="18"/>
           <w:szCs w:val="18"/>
-        </w:rPr>
-      </w:pPr>
-      <w:r>
-        <w:rPr>
-          <w:rtl w:val="0"/>
-        </w:rPr>
-        <w:t xml:space="preserve">Note: Chunks may overlap, because important information may be split between two chunks. Also metadata is attached to every chunk, which might further help in Filtering, Access control, Source tracking, etc. </w:t>
-        <w:br w:type="textWrapping"/>
-        <w:t xml:space="preserve">Example of meta data: </w:t>
-        <w:br w:type="textWrapping"/>
-      </w:r>
-      <w:r>
+          <w:rtl w:val="0"/>
+        </w:rPr>
+        <w:t xml:space="preserve">{ Chunk ID: allpolicy_wfh_042, Document: AllPolicy.pdf, Page: 142, Section: Work From Home Policy, Access: Employees, Last updated: 2026-07-02 }</w:t>
+      </w:r>
+    </w:p>
+    <w:p>
+      <w:pPr>
+        <w:spacing w:after="240" w:before="240" w:lineRule="auto"/>
+        <w:ind w:right="600"/>
+        <w:rPr/>
+      </w:pPr>
+      <w:r>
+        <w:rPr>
+          <w:rtl w:val="0"/>
+        </w:rPr>
+        <w:t xml:space="preserve">Step 4: </w:t>
+      </w:r>
+      <w:r>
+        <w:rPr>
+          <w:b w:val="1"/>
+          <w:bCs w:val="1"/>
+          <w:rtl w:val="0"/>
+        </w:rPr>
+        <w:t xml:space="preserve">Embedding model converts chunks into vectors</w:t>
+      </w:r>
+      <w:r>
+        <w:rPr>
+          <w:rtl w:val="0"/>
+        </w:rPr>
+        <w:t xml:space="preserve"> (Internally Chunk -&gt; Tokenizer -&gt; Token Ids -&gt; Retrieval embedding). Each chunk is sent to an embedding model. But the embedding model does not magically understand raw text. Internally, there is a tokenizer which converts chunks into tokens first and these tokens are used to get the semantic meaning.</w:t>
+      </w:r>
+    </w:p>
+    <w:p>
+      <w:pPr>
+        <w:spacing w:after="240" w:before="240" w:lineRule="auto"/>
+        <w:ind w:right="600"/>
+        <w:rPr/>
+      </w:pPr>
+      <w:r>
+        <w:rPr>
+          <w:rtl w:val="0"/>
+        </w:rPr>
+        <w:t xml:space="preserve">For Example:</w:t>
+      </w:r>
+    </w:p>
+    <w:p>
+      <w:pPr>
+        <w:spacing w:after="240" w:before="240" w:lineRule="auto"/>
+        <w:ind w:right="600"/>
         <w:rPr>
           <w:i w:val="1"/>
           <w:iCs w:val="1"/>
           <w:sz w:val="18"/>
           <w:szCs w:val="18"/>
-          <w:rtl w:val="0"/>
-        </w:rPr>
-        <w:t xml:space="preserve">{ Chunk ID: allpolicy_wfh_042, Document: AllPolicy.pdf, Page: 142, Section: Work From Home Policy, Access: Employees, Last updated: 2026-07-02 }</w:t>
-      </w:r>
-    </w:p>
-    <w:p>
-      <w:pPr>
-        <w:spacing w:after="240" w:before="240" w:lineRule="auto"/>
-        <w:ind w:right="600"/>
-        <w:rPr/>
-      </w:pPr>
-      <w:r>
-        <w:rPr>
-          <w:rtl w:val="0"/>
-        </w:rPr>
-        <w:t xml:space="preserve">Step 4: Embedding model converts chunks into vectors. Each chunk is sent to an embedding model.</w:t>
-      </w:r>
-    </w:p>
-    <w:p>
-      <w:pPr>
-        <w:spacing w:after="240" w:before="240" w:lineRule="auto"/>
-        <w:ind w:right="600"/>
-        <w:rPr/>
-      </w:pPr>
-      <w:r>
-        <w:rPr>
-          <w:rtl w:val="0"/>
-        </w:rPr>
-        <w:t xml:space="preserve">For Example:</w:t>
-      </w:r>
-    </w:p>
-    <w:p>
-      <w:pPr>
-        <w:spacing w:after="240" w:before="240" w:lineRule="auto"/>
-        <w:ind w:right="600"/>
+        </w:rPr>
+      </w:pPr>
+      <w:r>
         <w:rPr>
           <w:i w:val="1"/>
           <w:iCs w:val="1"/>
           <w:sz w:val="18"/>
           <w:szCs w:val="18"/>
-        </w:rPr>
-      </w:pPr>
-      <w:r>
+          <w:rtl w:val="0"/>
+        </w:rPr>
+        <w:t xml:space="preserve">Chunk text: Employees may work from home up to 2 days per week with manager approval.</w:t>
+        <w:br w:type="textWrapping"/>
+        <w:t xml:space="preserve">Embedding: [0.91, 0.22, 0.73, 0.18, ...]</w:t>
+      </w:r>
+    </w:p>
+    <w:p>
+      <w:pPr>
+        <w:spacing w:after="240" w:before="240" w:lineRule="auto"/>
+        <w:ind w:right="600"/>
         <w:rPr>
           <w:i w:val="1"/>
           <w:iCs w:val="1"/>
           <w:sz w:val="18"/>
           <w:szCs w:val="18"/>
-          <w:rtl w:val="0"/>
-        </w:rPr>
-        <w:t xml:space="preserve">Chunk text: Employees may work from home up to 2 days per week with manager approval.</w:t>
-        <w:br w:type="textWrapping"/>
-        <w:t xml:space="preserve">Embedding: [0.91, 0.22, 0.73, 0.18, ...]</w:t>
-      </w:r>
-    </w:p>
-    <w:p>
-      <w:pPr>
-        <w:spacing w:after="240" w:before="240" w:lineRule="auto"/>
-        <w:ind w:right="600"/>
+        </w:rPr>
+      </w:pPr>
+      <w:r>
         <w:rPr>
           <w:i w:val="1"/>
           <w:iCs w:val="1"/>
           <w:sz w:val="18"/>
           <w:szCs w:val="18"/>
-        </w:rPr>
-      </w:pPr>
-      <w:r>
+          <w:rtl w:val="0"/>
+        </w:rPr>
+        <w:t xml:space="preserve">Chunk text:Employees are entitled to 12 casual leaves per year.</w:t>
+        <w:br w:type="textWrapping"/>
+        <w:t xml:space="preserve">Embedding: [0.14, 0.79, 0.33, 0.44, ...]</w:t>
+      </w:r>
+    </w:p>
+    <w:p>
+      <w:pPr>
+        <w:spacing w:after="240" w:lineRule="auto"/>
+        <w:rPr/>
+      </w:pPr>
+      <w:r>
+        <w:rPr>
+          <w:rtl w:val="0"/>
+        </w:rPr>
+        <w:t xml:space="preserve">Embeddings capture </w:t>
+      </w:r>
+      <w:r>
+        <w:rPr>
+          <w:b w:val="1"/>
+          <w:bCs w:val="1"/>
+          <w:rtl w:val="0"/>
+        </w:rPr>
+        <w:t xml:space="preserve">semantic meaning</w:t>
+      </w:r>
+      <w:r>
+        <w:rPr>
+          <w:rtl w:val="0"/>
+        </w:rPr>
+        <w:t xml:space="preserve">.</w:t>
+        <w:br w:type="textWrapping"/>
+        <w:t xml:space="preserve">So text about: work from home/remote work/telecommuting will be close in vector space.</w:t>
+      </w:r>
+    </w:p>
+    <w:p>
+      <w:pPr>
+        <w:spacing w:after="240" w:lineRule="auto"/>
+        <w:rPr/>
+      </w:pPr>
+      <w:r>
+        <w:rPr>
+          <w:rtl w:val="0"/>
+        </w:rPr>
+        <w:t xml:space="preserve">The output of the embedding model is </w:t>
+      </w:r>
+      <w:r>
+        <w:rPr>
+          <w:b w:val="1"/>
+          <w:bCs w:val="1"/>
+          <w:rtl w:val="0"/>
+        </w:rPr>
+        <w:t xml:space="preserve">one dense vector per chunk</w:t>
+      </w:r>
+      <w:r>
+        <w:rPr>
+          <w:rtl w:val="0"/>
+        </w:rPr>
+        <w:t xml:space="preserve">.</w:t>
+      </w:r>
+    </w:p>
+    <w:p>
+      <w:pPr>
+        <w:spacing w:after="240" w:lineRule="auto"/>
+        <w:rPr/>
+      </w:pPr>
+      <w:r>
+        <w:rPr>
+          <w:rtl w:val="0"/>
+        </w:rPr>
+        <w:t xml:space="preserve">Step 5: Storing embeddings in vector databases. The vector database stores:</w:t>
+        <w:br w:type="textWrapping"/>
+      </w:r>
+      <w:r>
+        <w:rPr>
+          <w:i w:val="1"/>
+          <w:iCs w:val="1"/>
+          <w:rtl w:val="0"/>
+        </w:rPr>
+        <w:t xml:space="preserve">Embedding, Original chunk text, Metadata. </w:t>
+      </w:r>
+      <w:r>
+        <w:rPr>
+          <w:rtl w:val="0"/>
+        </w:rPr>
+        <w:t xml:space="preserve">Now the knowledge base is ready for RAG and employees can ask questions.</w:t>
+      </w:r>
+      <w:r>
+        <w:br w:type="page"/>
+      </w:r>
+      <w:r>
+        <w:rPr>
+          <w:rtl w:val="0"/>
+        </w:rPr>
+      </w:r>
+    </w:p>
+    <w:p>
+      <w:pPr>
+        <w:spacing w:after="240" w:lineRule="auto"/>
+        <w:jc w:val="center"/>
+        <w:rPr/>
+      </w:pPr>
+      <w:r>
+        <w:rPr>
+          <w:rtl w:val="0"/>
+        </w:rPr>
+        <w:t xml:space="preserve">Part 2: Employee Asks a Question </w:t>
+      </w:r>
+    </w:p>
+    <w:p>
+      <w:pPr>
+        <w:spacing w:after="240" w:lineRule="auto"/>
+        <w:rPr>
+          <w:rFonts w:ascii="Times New Roman" w:cs="Times New Roman" w:eastAsia="Times New Roman" w:hAnsi="Times New Roman"/>
+          <w:i w:val="1"/>
+          <w:iCs w:val="1"/>
+        </w:rPr>
+      </w:pPr>
+      <w:r>
+        <w:rPr>
+          <w:rtl w:val="0"/>
+        </w:rPr>
+        <w:t xml:space="preserve">Step 1: User sends a prompt. For Example: </w:t>
+      </w:r>
+      <w:r>
+        <w:rPr>
+          <w:rFonts w:ascii="Times New Roman" w:cs="Times New Roman" w:eastAsia="Times New Roman" w:hAnsi="Times New Roman"/>
+          <w:i w:val="1"/>
+          <w:iCs w:val="1"/>
+          <w:rtl w:val="0"/>
+        </w:rPr>
+        <w:t xml:space="preserve">Can I work from home next Friday?If yes, apply for a work-from-home request and email my manager. </w:t>
+      </w:r>
+    </w:p>
+    <w:p>
+      <w:pPr>
+        <w:spacing w:after="240" w:before="240" w:lineRule="auto"/>
+        <w:ind w:left="0" w:right="600" w:firstLine="0"/>
+        <w:rPr/>
+      </w:pPr>
+      <w:r>
+        <w:rPr>
+          <w:rtl w:val="0"/>
+        </w:rPr>
+        <w:t xml:space="preserve">The application that receives this prompt, also knows the details about the user, like </w:t>
+      </w:r>
+    </w:p>
+    <w:p>
+      <w:pPr>
+        <w:spacing w:after="240" w:before="240" w:lineRule="auto"/>
+        <w:ind w:right="600"/>
         <w:rPr>
           <w:i w:val="1"/>
           <w:iCs w:val="1"/>
           <w:sz w:val="18"/>
           <w:szCs w:val="18"/>
-          <w:rtl w:val="0"/>
-        </w:rPr>
-        <w:t xml:space="preserve">Chunk text:Employees are entitled to 12 casual leaves per year.</w:t>
-        <w:br w:type="textWrapping"/>
-        <w:t xml:space="preserve">Embedding: [0.14, 0.79, 0.33, 0.44, ...]</w:t>
-      </w:r>
-    </w:p>
-    <w:p>
-      <w:pPr>
-        <w:spacing w:after="240" w:lineRule="auto"/>
-        <w:rPr/>
-      </w:pPr>
-      <w:r>
-        <w:rPr>
-          <w:rtl w:val="0"/>
-        </w:rPr>
-        <w:t xml:space="preserve">Embeddings capture </w:t>
-      </w:r>
-      <w:r>
-        <w:rPr>
-          <w:b w:val="1"/>
-          <w:bCs w:val="1"/>
-          <w:rtl w:val="0"/>
-        </w:rPr>
-        <w:t xml:space="preserve">semantic meaning</w:t>
-      </w:r>
-      <w:r>
-        <w:rPr>
-          <w:rtl w:val="0"/>
-        </w:rPr>
-        <w:t xml:space="preserve">.</w:t>
-        <w:br w:type="textWrapping"/>
-        <w:t xml:space="preserve">So text about: work from home/remote work/telecommuting will be close in vector space.</w:t>
-      </w:r>
-    </w:p>
-    <w:p>
-      <w:pPr>
-        <w:spacing w:after="240" w:lineRule="auto"/>
-        <w:rPr/>
-      </w:pPr>
-      <w:r>
-        <w:rPr>
-          <w:rtl w:val="0"/>
-        </w:rPr>
-        <w:t xml:space="preserve">Step 5: Storing embeddings in vector databases. The vector database stores:</w:t>
-        <w:br w:type="textWrapping"/>
-      </w:r>
-      <w:r>
-        <w:rPr>
-          <w:i w:val="1"/>
-          <w:iCs w:val="1"/>
-          <w:rtl w:val="0"/>
-        </w:rPr>
-        <w:t xml:space="preserve">Embedding, Original chunk text, Metadata. </w:t>
-      </w:r>
-      <w:r>
-        <w:rPr>
-          <w:rtl w:val="0"/>
-        </w:rPr>
-        <w:t xml:space="preserve">Now the knowledge base is ready for RAG and employees can ask questions.</w:t>
-      </w:r>
-    </w:p>
-    <w:p>
-      <w:pPr>
-        <w:spacing w:after="240" w:lineRule="auto"/>
-        <w:jc w:val="center"/>
-        <w:rPr/>
-      </w:pPr>
-      <w:r>
-        <w:rPr>
-          <w:rtl w:val="0"/>
-        </w:rPr>
-      </w:r>
-    </w:p>
-    <w:p>
-      <w:pPr>
-        <w:spacing w:after="240" w:lineRule="auto"/>
-        <w:jc w:val="center"/>
-        <w:rPr/>
-      </w:pPr>
-      <w:r>
-        <w:br w:type="page"/>
-      </w:r>
-      <w:r>
-        <w:rPr>
-          <w:rtl w:val="0"/>
-        </w:rPr>
-      </w:r>
-    </w:p>
-    <w:p>
-      <w:pPr>
-        <w:spacing w:after="240" w:lineRule="auto"/>
-        <w:jc w:val="center"/>
-        <w:rPr/>
-      </w:pPr>
-      <w:r>
-        <w:rPr>
-          <w:rtl w:val="0"/>
-        </w:rPr>
-        <w:t xml:space="preserve">Part 2: Employee Asks a Question </w:t>
-      </w:r>
-    </w:p>
-    <w:p>
-      <w:pPr>
-        <w:spacing w:after="240" w:lineRule="auto"/>
-        <w:rPr>
-          <w:rFonts w:ascii="Times New Roman" w:cs="Times New Roman" w:eastAsia="Times New Roman" w:hAnsi="Times New Roman"/>
-          <w:i w:val="1"/>
-          <w:iCs w:val="1"/>
-        </w:rPr>
-      </w:pPr>
-      <w:r>
-        <w:rPr>
-          <w:rtl w:val="0"/>
-        </w:rPr>
-        <w:t xml:space="preserve">Step 1: User sends a prompt. For Example: </w:t>
-      </w:r>
-      <w:r>
-        <w:rPr>
-          <w:rFonts w:ascii="Times New Roman" w:cs="Times New Roman" w:eastAsia="Times New Roman" w:hAnsi="Times New Roman"/>
-          <w:i w:val="1"/>
-          <w:iCs w:val="1"/>
-          <w:rtl w:val="0"/>
-        </w:rPr>
-        <w:t xml:space="preserve">Can I work from home next Friday?If yes, apply for a work-from-home request and email my manager. </w:t>
-      </w:r>
-    </w:p>
-    <w:p>
-      <w:pPr>
-        <w:spacing w:after="240" w:before="240" w:lineRule="auto"/>
-        <w:ind w:left="0" w:right="600" w:firstLine="0"/>
-        <w:rPr/>
-      </w:pPr>
-      <w:r>
-        <w:rPr>
-          <w:rtl w:val="0"/>
-        </w:rPr>
-        <w:t xml:space="preserve">The application that receives this prompt, also knows the details about the user, like </w:t>
-      </w:r>
-    </w:p>
-    <w:p>
-      <w:pPr>
-        <w:spacing w:after="240" w:before="240" w:lineRule="auto"/>
-        <w:ind w:right="600"/>
+        </w:rPr>
+      </w:pPr>
+      <w:r>
         <w:rPr>
           <w:i w:val="1"/>
           <w:iCs w:val="1"/>
           <w:sz w:val="18"/>
           <w:szCs w:val="18"/>
-        </w:rPr>
-      </w:pPr>
-      <w:r>
-        <w:rPr>
-          <w:i w:val="1"/>
-          <w:iCs w:val="1"/>
-          <w:sz w:val="18"/>
-          <w:szCs w:val="18"/>
           <w:rtl w:val="0"/>
         </w:rPr>
         <w:t xml:space="preserve">{Employee ID: E1024, Employee name: Rahul, Department: Engineering, Manager: Unknown yet, Current date: 2026-07-02}</w:t>
-      </w:r>
-      <w:r>
-        <w:rPr>
-          <w:rtl w:val="0"/>
-        </w:rPr>
       </w:r>
     </w:p>
     <w:p>
@@ -5713,7 +5784,7 @@
           <w:szCs w:val="22"/>
         </w:rPr>
       </w:pPr>
-      <w:bookmarkStart w:colFirst="0" w:colLast="0" w:name="_vronn62bcqzb" w:id="0"/>
+      <w:bookmarkStart w:colFirst="0" w:colLast="0" w:name="_heading=h.kgw4gxsfk0aj" w:id="0"/>
       <w:bookmarkEnd w:id="0"/>
       <w:r>
         <w:rPr>
@@ -5721,19 +5792,19 @@
           <w:szCs w:val="22"/>
           <w:rtl w:val="0"/>
         </w:rPr>
-        <w:t xml:space="preserve">Step 2: AI Agent analyzes the request</w:t>
-      </w:r>
-    </w:p>
-    <w:p>
-      <w:pPr>
-        <w:spacing w:after="240" w:before="240" w:lineRule="auto"/>
-        <w:rPr/>
-      </w:pPr>
-      <w:r>
-        <w:rPr>
-          <w:rtl w:val="0"/>
-        </w:rPr>
-        <w:t xml:space="preserve">The AI Agent identifies that the user wants:</w:t>
+        <w:t xml:space="preserve">Step 2: The AI Agent invokes an LLM as its reasoning engine to understand the user's request. (User request -&gt; user prompt +  User Details).  Since LLM can process token embeddings, hence all the available details are tokenized. These tokens are converted to embeddings (Precisely Token Embeddings). Now LLM processes these embeddings and then it decides what all steps are needed. </w:t>
+      </w:r>
+    </w:p>
+    <w:p>
+      <w:pPr>
+        <w:spacing w:after="240" w:before="240" w:lineRule="auto"/>
+        <w:rPr/>
+      </w:pPr>
+      <w:r>
+        <w:rPr>
+          <w:rtl w:val="0"/>
+        </w:rPr>
+        <w:t xml:space="preserve">In Our Case LLM identifies that the user wants:</w:t>
       </w:r>
     </w:p>
     <w:p>
@@ -5764,7 +5835,7 @@
         <w:rPr>
           <w:rtl w:val="0"/>
         </w:rPr>
-        <w:t xml:space="preserve">So the request needs both: Knowledge retrieval + Action execution</w:t>
+        <w:t xml:space="preserve">So the AI agent will know that request needs both: Knowledge retrieval + Action execution</w:t>
       </w:r>
     </w:p>
     <w:p>
@@ -5802,20 +5873,33 @@
         <w:rPr>
           <w:rtl w:val="0"/>
         </w:rPr>
-        <w:t xml:space="preserve">Step 4: User question is converted into embedding</w:t>
-      </w:r>
-    </w:p>
-    <w:p>
-      <w:pPr>
-        <w:spacing w:after="240" w:before="240" w:lineRule="auto"/>
-        <w:rPr/>
-      </w:pPr>
-      <w:r>
-        <w:rPr>
-          <w:rFonts w:ascii="Arial Unicode MS" w:cs="Arial Unicode MS" w:eastAsia="Arial Unicode MS" w:hAnsi="Arial Unicode MS"/>
-          <w:rtl w:val="0"/>
-        </w:rPr>
-        <w:t xml:space="preserve">The query(Can I work from home next Friday?) is sent to the embedding model. And finally it becomes like this → [0.89, 0.24, 0.70, 0.20, ...]</w:t>
+        <w:t xml:space="preserve">Step 4: User’s question is converted into embedding</w:t>
+      </w:r>
+    </w:p>
+    <w:p>
+      <w:pPr>
+        <w:spacing w:after="240" w:before="240" w:lineRule="auto"/>
+        <w:rPr/>
+      </w:pPr>
+      <w:sdt>
+        <w:sdtPr>
+          <w:id w:val="1160512469"/>
+          <w:tag w:val="goog_rdk_7"/>
+        </w:sdtPr>
+        <w:sdtContent>
+          <w:r>
+            <w:rPr>
+              <w:rFonts w:ascii="Arial Unicode MS" w:cs="Arial Unicode MS" w:eastAsia="Arial Unicode MS" w:hAnsi="Arial Unicode MS"/>
+              <w:rtl w:val="0"/>
+            </w:rPr>
+            <w:t xml:space="preserve">The query (Can I work from home next Friday?) is sent to the embedding model. Internally the query is tokenized (as the embedding model does not understand raw text). After that, finally a semantic meaning is generated which is in the form of vectors, like this → [0.89, 0.24, 0.70, 0.20, ...].</w:t>
+          </w:r>
+        </w:sdtContent>
+      </w:sdt>
+      <w:r>
+        <w:rPr>
+          <w:rtl w:val="0"/>
+        </w:rPr>
       </w:r>
     </w:p>
     <w:p>
@@ -5877,18 +5961,7 @@
         </w:rPr>
         <w:t xml:space="preserve">The application builds a complete prompt.</w:t>
         <w:br w:type="textWrapping"/>
-        <w:t xml:space="preserve">It includes: System prompt + User prompt + Retrieved policy context + Conversation history + Available tools + Employee metadata</w:t>
-      </w:r>
-    </w:p>
-    <w:p>
-      <w:pPr>
-        <w:spacing w:after="240" w:before="240" w:lineRule="auto"/>
-        <w:rPr/>
-      </w:pPr>
-      <w:r>
-        <w:rPr>
-          <w:rtl w:val="0"/>
-        </w:rPr>
+        <w:t xml:space="preserve">It includes: System prompt + User prompt + Retrieved context + Conversation history + Available tools + Employee metadata</w:t>
       </w:r>
     </w:p>
     <w:p>
@@ -5907,9 +5980,9 @@
       <w:pPr>
         <w:numPr>
           <w:ilvl w:val="0"/>
-          <w:numId w:val="5"/>
+          <w:numId w:val="9"/>
         </w:numPr>
-        <w:spacing w:after="0" w:afterAutospacing="0" w:before="240" w:lineRule="auto"/>
+        <w:spacing w:after="0" w:before="240" w:lineRule="auto"/>
         <w:ind w:left="720" w:hanging="360"/>
         <w:rPr>
           <w:u w:val="none"/>
@@ -5939,9 +6012,9 @@
       <w:pPr>
         <w:numPr>
           <w:ilvl w:val="0"/>
-          <w:numId w:val="5"/>
+          <w:numId w:val="9"/>
         </w:numPr>
-        <w:spacing w:after="0" w:afterAutospacing="0" w:before="0" w:beforeAutospacing="0" w:lineRule="auto"/>
+        <w:spacing w:after="0" w:before="0" w:lineRule="auto"/>
         <w:ind w:left="720" w:hanging="360"/>
         <w:rPr>
           <w:u w:val="none"/>
@@ -5971,9 +6044,9 @@
       <w:pPr>
         <w:numPr>
           <w:ilvl w:val="0"/>
-          <w:numId w:val="5"/>
+          <w:numId w:val="9"/>
         </w:numPr>
-        <w:spacing w:after="0" w:afterAutospacing="0" w:before="0" w:beforeAutospacing="0" w:lineRule="auto"/>
+        <w:spacing w:after="0" w:before="0" w:lineRule="auto"/>
         <w:ind w:left="720" w:hanging="360"/>
         <w:rPr>
           <w:u w:val="none"/>
@@ -5984,15 +6057,20 @@
           <w:rtl w:val="0"/>
         </w:rPr>
         <w:t xml:space="preserve">User Prompt: Can I work from home next Friday? If yes, apply for a work-from-home request and email my manager.</w:t>
+      </w:r>
+      <w:r>
+        <w:rPr>
+          <w:rtl w:val="0"/>
+        </w:rPr>
       </w:r>
     </w:p>
     <w:p>
       <w:pPr>
         <w:numPr>
           <w:ilvl w:val="0"/>
-          <w:numId w:val="5"/>
+          <w:numId w:val="9"/>
         </w:numPr>
-        <w:spacing w:after="240" w:before="0" w:beforeAutospacing="0" w:lineRule="auto"/>
+        <w:spacing w:after="240" w:before="0" w:lineRule="auto"/>
         <w:ind w:left="720" w:hanging="360"/>
         <w:rPr>
           <w:u w:val="none"/>
@@ -6024,6 +6102,11 @@
         <w:tab/>
         <w:t xml:space="preserve">- SendEmail(to, subject, body)</w:t>
       </w:r>
+      <w:r>
+        <w:rPr>
+          <w:rtl w:val="0"/>
+        </w:rPr>
+      </w:r>
     </w:p>
     <w:p>
       <w:pPr>
@@ -6172,7 +6255,7 @@
           <w:szCs w:val="22"/>
         </w:rPr>
       </w:pPr>
-      <w:bookmarkStart w:colFirst="0" w:colLast="0" w:name="_d87sj5kiw61f" w:id="1"/>
+      <w:bookmarkStart w:colFirst="0" w:colLast="0" w:name="_heading=h.8u1xexdeqqrt" w:id="1"/>
       <w:bookmarkEnd w:id="1"/>
       <w:r>
         <w:rPr>
@@ -6192,7 +6275,7 @@
         <w:rPr>
           <w:rtl w:val="0"/>
         </w:rPr>
-        <w:t xml:space="preserve">Now the LLM comes into the picture. It reads the tokenized input and understands:</w:t>
+        <w:t xml:space="preserve">Now for the second time the LLM comes into the picture. LLM processes the prompt prepared in step 7. LLM tokenizes the complete prompt first. The token ids are generated from the tokens then token embeddings are generated from token ids, these token embeddings are presented to transformer which comes up the following reasoning :</w:t>
       </w:r>
     </w:p>
     <w:p>
@@ -6209,14 +6292,20 @@
           <w:iCs w:val="1"/>
           <w:rtl w:val="0"/>
         </w:rPr>
-        <w:t xml:space="preserve">The user wants WFH next Friday. The policy allows WFH up to 2 days per week.Manager approval is required. </w:t>
+        <w:t xml:space="preserve">The user wants WFH next Friday. </w:t>
+        <w:br w:type="textWrapping"/>
+        <w:t xml:space="preserve">The policy allows WFH up to 2 days per week.</w:t>
+        <w:br w:type="textWrapping"/>
+        <w:t xml:space="preserve">Manager approval is required. </w:t>
+        <w:br w:type="textWrapping"/>
+        <w:t xml:space="preserve">The request must be submitted one working day in advance</w:t>
       </w:r>
       <w:r>
         <w:rPr>
           <w:rFonts w:ascii="Times New Roman" w:cs="Times New Roman" w:eastAsia="Times New Roman" w:hAnsi="Times New Roman"/>
           <w:rtl w:val="0"/>
         </w:rPr>
-        <w:t xml:space="preserve">The request must be submitted one working day in advance.</w:t>
+        <w:t xml:space="preserve">.</w:t>
       </w:r>
     </w:p>
     <w:p>
@@ -6250,12 +6339,25 @@
         <w:spacing w:after="240" w:before="240" w:lineRule="auto"/>
         <w:rPr/>
       </w:pPr>
-      <w:r>
-        <w:rPr>
-          <w:rFonts w:ascii="Arial Unicode MS" w:cs="Arial Unicode MS" w:eastAsia="Arial Unicode MS" w:hAnsi="Arial Unicode MS"/>
-          <w:rtl w:val="0"/>
-        </w:rPr>
-        <w:t xml:space="preserve">Step 11: Tool calling begins : The LLM decides to call → CheckWFHBalance(employeeId)</w:t>
+      <w:sdt>
+        <w:sdtPr>
+          <w:id w:val="-1630089224"/>
+          <w:tag w:val="goog_rdk_8"/>
+        </w:sdtPr>
+        <w:sdtContent>
+          <w:r>
+            <w:rPr>
+              <w:rFonts w:ascii="Arial Unicode MS" w:cs="Arial Unicode MS" w:eastAsia="Arial Unicode MS" w:hAnsi="Arial Unicode MS"/>
+              <w:rtl w:val="0"/>
+            </w:rPr>
+            <w:t xml:space="preserve">Step 11: Tool calling begins : The LLM decides to call → CheckWFHBalance(employeeId)</w:t>
+          </w:r>
+        </w:sdtContent>
+      </w:sdt>
+      <w:r>
+        <w:rPr>
+          <w:rtl w:val="0"/>
+        </w:rPr>
       </w:r>
     </w:p>
     <w:p>
@@ -6315,12 +6417,25 @@
         <w:spacing w:after="240" w:before="240" w:lineRule="auto"/>
         <w:rPr/>
       </w:pPr>
-      <w:r>
-        <w:rPr>
-          <w:rFonts w:ascii="Arial Unicode MS" w:cs="Arial Unicode MS" w:eastAsia="Arial Unicode MS" w:hAnsi="Arial Unicode MS"/>
-          <w:rtl w:val="0"/>
-        </w:rPr>
-        <w:t xml:space="preserve">Important →The LLM does not directly access the HR database. The application executes the tool.</w:t>
+      <w:sdt>
+        <w:sdtPr>
+          <w:id w:val="1848089931"/>
+          <w:tag w:val="goog_rdk_9"/>
+        </w:sdtPr>
+        <w:sdtContent>
+          <w:r>
+            <w:rPr>
+              <w:rFonts w:ascii="Arial Unicode MS" w:cs="Arial Unicode MS" w:eastAsia="Arial Unicode MS" w:hAnsi="Arial Unicode MS"/>
+              <w:rtl w:val="0"/>
+            </w:rPr>
+            <w:t xml:space="preserve">Important →The LLM does not directly access the HR database. The application executes the tool.</w:t>
+          </w:r>
+        </w:sdtContent>
+      </w:sdt>
+      <w:r>
+        <w:rPr>
+          <w:rtl w:val="0"/>
+        </w:rPr>
       </w:r>
     </w:p>
     <w:p>
@@ -6340,14 +6455,27 @@
         <w:spacing w:after="240" w:before="240" w:lineRule="auto"/>
         <w:rPr/>
       </w:pPr>
-      <w:r>
-        <w:rPr>
-          <w:rFonts w:ascii="Arial Unicode MS" w:cs="Arial Unicode MS" w:eastAsia="Arial Unicode MS" w:hAnsi="Arial Unicode MS"/>
-          <w:rtl w:val="0"/>
-        </w:rPr>
-        <w:t xml:space="preserve">The HR API returns → Employee has 1 WFH day remaining this week.</w:t>
-        <w:br w:type="textWrapping"/>
-        <w:t xml:space="preserve">This result is sent back to the LLM.</w:t>
+      <w:sdt>
+        <w:sdtPr>
+          <w:id w:val="1446809480"/>
+          <w:tag w:val="goog_rdk_10"/>
+        </w:sdtPr>
+        <w:sdtContent>
+          <w:r>
+            <w:rPr>
+              <w:rFonts w:ascii="Arial Unicode MS" w:cs="Arial Unicode MS" w:eastAsia="Arial Unicode MS" w:hAnsi="Arial Unicode MS"/>
+              <w:rtl w:val="0"/>
+            </w:rPr>
+            <w:t xml:space="preserve">The HR API returns → Employee has 1 WFH day remaining this week.</w:t>
+            <w:br w:type="textWrapping"/>
+            <w:t xml:space="preserve">This result is sent back to the LLM.</w:t>
+          </w:r>
+        </w:sdtContent>
+      </w:sdt>
+      <w:r>
+        <w:rPr>
+          <w:rtl w:val="0"/>
+        </w:rPr>
       </w:r>
     </w:p>
     <w:p>
@@ -6440,16 +6568,29 @@
         <w:spacing w:after="240" w:before="240" w:lineRule="auto"/>
         <w:rPr/>
       </w:pPr>
-      <w:r>
-        <w:rPr>
-          <w:rFonts w:ascii="Arial Unicode MS" w:cs="Arial Unicode MS" w:eastAsia="Arial Unicode MS" w:hAnsi="Arial Unicode MS"/>
-          <w:rtl w:val="0"/>
-        </w:rPr>
-        <w:t xml:space="preserve">The HR system returns → WFH request submitted successfully.</w:t>
-        <w:br w:type="textWrapping"/>
-        <w:t xml:space="preserve">Request ID: WFH-78921</w:t>
-        <w:br w:type="textWrapping"/>
-        <w:t xml:space="preserve">Status: Pending manager approval.</w:t>
+      <w:sdt>
+        <w:sdtPr>
+          <w:id w:val="76022305"/>
+          <w:tag w:val="goog_rdk_11"/>
+        </w:sdtPr>
+        <w:sdtContent>
+          <w:r>
+            <w:rPr>
+              <w:rFonts w:ascii="Arial Unicode MS" w:cs="Arial Unicode MS" w:eastAsia="Arial Unicode MS" w:hAnsi="Arial Unicode MS"/>
+              <w:rtl w:val="0"/>
+            </w:rPr>
+            <w:t xml:space="preserve">The HR system returns → WFH request submitted successfully.</w:t>
+            <w:br w:type="textWrapping"/>
+            <w:t xml:space="preserve">Request ID: WFH-78921</w:t>
+            <w:br w:type="textWrapping"/>
+            <w:t xml:space="preserve">Status: Pending manager approval.</w:t>
+          </w:r>
+        </w:sdtContent>
+      </w:sdt>
+      <w:r>
+        <w:rPr>
+          <w:rtl w:val="0"/>
+        </w:rPr>
       </w:r>
     </w:p>
     <w:p>
@@ -6481,14 +6622,27 @@
         <w:spacing w:after="240" w:before="240" w:lineRule="auto"/>
         <w:rPr/>
       </w:pPr>
-      <w:r>
-        <w:rPr>
-          <w:rFonts w:ascii="Arial Unicode MS" w:cs="Arial Unicode MS" w:eastAsia="Arial Unicode MS" w:hAnsi="Arial Unicode MS"/>
-          <w:rtl w:val="0"/>
-        </w:rPr>
-        <w:t xml:space="preserve">The user also asked → email my manager</w:t>
-        <w:br w:type="textWrapping"/>
-        <w:t xml:space="preserve">The agent calls:</w:t>
+      <w:sdt>
+        <w:sdtPr>
+          <w:id w:val="-151490940"/>
+          <w:tag w:val="goog_rdk_12"/>
+        </w:sdtPr>
+        <w:sdtContent>
+          <w:r>
+            <w:rPr>
+              <w:rFonts w:ascii="Arial Unicode MS" w:cs="Arial Unicode MS" w:eastAsia="Arial Unicode MS" w:hAnsi="Arial Unicode MS"/>
+              <w:rtl w:val="0"/>
+            </w:rPr>
+            <w:t xml:space="preserve">The user also asked → email my manager</w:t>
+            <w:br w:type="textWrapping"/>
+            <w:t xml:space="preserve">The agent calls:</w:t>
+          </w:r>
+        </w:sdtContent>
+      </w:sdt>
+      <w:r>
+        <w:rPr>
+          <w:rtl w:val="0"/>
+        </w:rPr>
       </w:r>
     </w:p>
     <w:p>
@@ -6594,7 +6748,7 @@
         <w:tab/>
         <w:t xml:space="preserve">"to": "</w:t>
       </w:r>
-      <w:hyperlink r:id="rId6">
+      <w:hyperlink r:id="rId7">
         <w:r>
           <w:rPr>
             <w:color w:val="1155cc"/>
@@ -6644,12 +6798,25 @@
         <w:spacing w:after="240" w:before="240" w:lineRule="auto"/>
         <w:rPr/>
       </w:pPr>
-      <w:r>
-        <w:rPr>
-          <w:rFonts w:ascii="Arial Unicode MS" w:cs="Arial Unicode MS" w:eastAsia="Arial Unicode MS" w:hAnsi="Arial Unicode MS"/>
-          <w:rtl w:val="0"/>
-        </w:rPr>
-        <w:t xml:space="preserve">Tool result → Email sent successfully.</w:t>
+      <w:sdt>
+        <w:sdtPr>
+          <w:id w:val="1509658719"/>
+          <w:tag w:val="goog_rdk_13"/>
+        </w:sdtPr>
+        <w:sdtContent>
+          <w:r>
+            <w:rPr>
+              <w:rFonts w:ascii="Arial Unicode MS" w:cs="Arial Unicode MS" w:eastAsia="Arial Unicode MS" w:hAnsi="Arial Unicode MS"/>
+              <w:rtl w:val="0"/>
+            </w:rPr>
+            <w:t xml:space="preserve">Tool result → Email sent successfully.</w:t>
+          </w:r>
+        </w:sdtContent>
+      </w:sdt>
+      <w:r>
+        <w:rPr>
+          <w:rtl w:val="0"/>
+        </w:rPr>
       </w:r>
     </w:p>
     <w:p>
@@ -6669,44 +6836,86 @@
         <w:spacing w:after="240" w:before="240" w:lineRule="auto"/>
         <w:rPr/>
       </w:pPr>
-      <w:r>
-        <w:rPr>
-          <w:rFonts w:ascii="Arial Unicode MS" w:cs="Arial Unicode MS" w:eastAsia="Arial Unicode MS" w:hAnsi="Arial Unicode MS"/>
-          <w:rtl w:val="0"/>
-        </w:rPr>
-        <w:t xml:space="preserve">Now the LLM has → Retrieved policy context + WFH balance + Request submission result + Manager email result</w:t>
-      </w:r>
-    </w:p>
-    <w:p>
-      <w:pPr>
-        <w:spacing w:after="240" w:before="240" w:lineRule="auto"/>
-        <w:rPr/>
-      </w:pPr>
-      <w:r>
-        <w:rPr>
-          <w:rFonts w:ascii="Arial Unicode MS" w:cs="Arial Unicode MS" w:eastAsia="Arial Unicode MS" w:hAnsi="Arial Unicode MS"/>
-          <w:rtl w:val="0"/>
-        </w:rPr>
-        <w:t xml:space="preserve">It also generates → Yes, according to the Work From Home Policy, employees may work from home up to 2 days per week with manager approval.You had 1 WFH day remaining this week, so I submitted your WFH request for July 10, 2026.</w:t>
-        <w:br w:type="textWrapping"/>
-        <w:t xml:space="preserve">Request ID: WFH-78921</w:t>
-        <w:br w:type="textWrapping"/>
-        <w:t xml:space="preserve">Status: Pending manager approval</w:t>
-        <w:br w:type="textWrapping"/>
-        <w:t xml:space="preserve">I also emailed your manager, Priya Sharma, about the request.</w:t>
-      </w:r>
-    </w:p>
-    <w:p>
-      <w:pPr>
-        <w:spacing w:after="240" w:before="240" w:lineRule="auto"/>
-        <w:rPr/>
-      </w:pPr>
-      <w:r>
-        <w:rPr>
-          <w:rFonts w:ascii="Arial Unicode MS" w:cs="Arial Unicode MS" w:eastAsia="Arial Unicode MS" w:hAnsi="Arial Unicode MS"/>
-          <w:rtl w:val="0"/>
-        </w:rPr>
-        <w:t xml:space="preserve">Step 18: User receives final answer → The employee sees only the final response.</w:t>
+      <w:sdt>
+        <w:sdtPr>
+          <w:id w:val="609487070"/>
+          <w:tag w:val="goog_rdk_14"/>
+        </w:sdtPr>
+        <w:sdtContent>
+          <w:r>
+            <w:rPr>
+              <w:rFonts w:ascii="Arial Unicode MS" w:cs="Arial Unicode MS" w:eastAsia="Arial Unicode MS" w:hAnsi="Arial Unicode MS"/>
+              <w:rtl w:val="0"/>
+            </w:rPr>
+            <w:t xml:space="preserve">Now the LLM has → Retrieved policy context + WFH balance + Request submission result + Manager email result. </w:t>
+          </w:r>
+        </w:sdtContent>
+      </w:sdt>
+      <w:r>
+        <w:rPr>
+          <w:rtl w:val="0"/>
+        </w:rPr>
+      </w:r>
+    </w:p>
+    <w:p>
+      <w:pPr>
+        <w:spacing w:after="240" w:before="240" w:lineRule="auto"/>
+        <w:rPr/>
+      </w:pPr>
+      <w:sdt>
+        <w:sdtPr>
+          <w:id w:val="848964102"/>
+          <w:tag w:val="goog_rdk_15"/>
+        </w:sdtPr>
+        <w:sdtContent>
+          <w:r>
+            <w:rPr>
+              <w:rFonts w:ascii="Arial Unicode MS" w:cs="Arial Unicode MS" w:eastAsia="Arial Unicode MS" w:hAnsi="Arial Unicode MS"/>
+              <w:rtl w:val="0"/>
+            </w:rPr>
+            <w:t xml:space="preserve">It also generates → Yes, according to the Work From Home Policy, employees may work from home up to 2 days per week with manager approval.You had 1 WFH day remaining this week, so I submitted your WFH request for July 10, 2026.</w:t>
+            <w:br w:type="textWrapping"/>
+            <w:t xml:space="preserve">Request ID: WFH-78921</w:t>
+            <w:br w:type="textWrapping"/>
+            <w:t xml:space="preserve">Status: Pending manager approval</w:t>
+            <w:br w:type="textWrapping"/>
+            <w:t xml:space="preserve">I also emailed your manager, Priya Sharma, about the request.</w:t>
+            <w:br w:type="textWrapping"/>
+            <w:br w:type="textWrapping"/>
+            <w:t xml:space="preserve">But all the above generated answer is in tokenized way, De-Tokenization happens again so as to convert the token solution provided from LLM into Human Readable format.</w:t>
+          </w:r>
+        </w:sdtContent>
+      </w:sdt>
+      <w:r>
+        <w:rPr>
+          <w:rtl w:val="0"/>
+        </w:rPr>
+      </w:r>
+    </w:p>
+    <w:p>
+      <w:pPr>
+        <w:spacing w:after="240" w:before="240" w:lineRule="auto"/>
+        <w:rPr/>
+      </w:pPr>
+      <w:sdt>
+        <w:sdtPr>
+          <w:id w:val="-1176787135"/>
+          <w:tag w:val="goog_rdk_16"/>
+        </w:sdtPr>
+        <w:sdtContent>
+          <w:r>
+            <w:rPr>
+              <w:rFonts w:ascii="Arial Unicode MS" w:cs="Arial Unicode MS" w:eastAsia="Arial Unicode MS" w:hAnsi="Arial Unicode MS"/>
+              <w:rtl w:val="0"/>
+            </w:rPr>
+            <w:t xml:space="preserve">Step 18: User receives final answer → The employee sees only the final response.</w:t>
+          </w:r>
+        </w:sdtContent>
+      </w:sdt>
+      <w:r>
+        <w:rPr>
+          <w:rtl w:val="0"/>
+        </w:rPr>
       </w:r>
     </w:p>
     <w:p>
@@ -6953,20 +7162,23 @@
   <w:abstractNum w:abstractNumId="3">
     <w:lvl w:ilvl="0">
       <w:start w:val="1"/>
-      <w:numFmt w:val="bullet"/>
-      <w:lvlText w:val="●"/>
+      <w:numFmt w:val="decimal"/>
+      <w:lvlText w:val="%1."/>
       <w:lvlJc w:val="left"/>
       <w:pPr>
         <w:ind w:left="720" w:hanging="360"/>
       </w:pPr>
       <w:rPr>
+        <w:rFonts w:ascii="Arial" w:cs="Arial" w:eastAsia="Arial" w:hAnsi="Arial"/>
+        <w:b w:val="1"/>
+        <w:bCs w:val="1"/>
         <w:u w:val="none"/>
       </w:rPr>
     </w:lvl>
     <w:lvl w:ilvl="1">
       <w:start w:val="1"/>
-      <w:numFmt w:val="bullet"/>
-      <w:lvlText w:val="○"/>
+      <w:numFmt w:val="lowerLetter"/>
+      <w:lvlText w:val="%2."/>
       <w:lvlJc w:val="left"/>
       <w:pPr>
         <w:ind w:left="1440" w:hanging="360"/>
@@ -6977,9 +7189,9 @@
     </w:lvl>
     <w:lvl w:ilvl="2">
       <w:start w:val="1"/>
-      <w:numFmt w:val="bullet"/>
-      <w:lvlText w:val="■"/>
-      <w:lvlJc w:val="left"/>
+      <w:numFmt w:val="lowerRoman"/>
+      <w:lvlText w:val="%3."/>
+      <w:lvlJc w:val="right"/>
       <w:pPr>
         <w:ind w:left="2160" w:hanging="360"/>
       </w:pPr>
@@ -6989,8 +7201,8 @@
     </w:lvl>
     <w:lvl w:ilvl="3">
       <w:start w:val="1"/>
-      <w:numFmt w:val="bullet"/>
-      <w:lvlText w:val="●"/>
+      <w:numFmt w:val="decimal"/>
+      <w:lvlText w:val="%4."/>
       <w:lvlJc w:val="left"/>
       <w:pPr>
         <w:ind w:left="2880" w:hanging="360"/>
@@ -7001,8 +7213,8 @@
     </w:lvl>
     <w:lvl w:ilvl="4">
       <w:start w:val="1"/>
-      <w:numFmt w:val="bullet"/>
-      <w:lvlText w:val="○"/>
+      <w:numFmt w:val="lowerLetter"/>
+      <w:lvlText w:val="%5."/>
       <w:lvlJc w:val="left"/>
       <w:pPr>
         <w:ind w:left="3600" w:hanging="360"/>
@@ -7013,9 +7225,9 @@
     </w:lvl>
     <w:lvl w:ilvl="5">
       <w:start w:val="1"/>
-      <w:numFmt w:val="bullet"/>
-      <w:lvlText w:val="■"/>
-      <w:lvlJc w:val="left"/>
+      <w:numFmt w:val="lowerRoman"/>
+      <w:lvlText w:val="%6."/>
+      <w:lvlJc w:val="right"/>
       <w:pPr>
         <w:ind w:left="4320" w:hanging="360"/>
       </w:pPr>
@@ -7025,8 +7237,8 @@
     </w:lvl>
     <w:lvl w:ilvl="6">
       <w:start w:val="1"/>
-      <w:numFmt w:val="bullet"/>
-      <w:lvlText w:val="●"/>
+      <w:numFmt w:val="decimal"/>
+      <w:lvlText w:val="%7."/>
       <w:lvlJc w:val="left"/>
       <w:pPr>
         <w:ind w:left="5040" w:hanging="360"/>
@@ -7037,8 +7249,8 @@
     </w:lvl>
     <w:lvl w:ilvl="7">
       <w:start w:val="1"/>
-      <w:numFmt w:val="bullet"/>
-      <w:lvlText w:val="○"/>
+      <w:numFmt w:val="lowerLetter"/>
+      <w:lvlText w:val="%8."/>
       <w:lvlJc w:val="left"/>
       <w:pPr>
         <w:ind w:left="5760" w:hanging="360"/>
@@ -7049,9 +7261,9 @@
     </w:lvl>
     <w:lvl w:ilvl="8">
       <w:start w:val="1"/>
-      <w:numFmt w:val="bullet"/>
-      <w:lvlText w:val="■"/>
-      <w:lvlJc w:val="left"/>
+      <w:numFmt w:val="lowerRoman"/>
+      <w:lvlText w:val="%9."/>
+      <w:lvlJc w:val="right"/>
       <w:pPr>
         <w:ind w:left="6480" w:hanging="360"/>
       </w:pPr>
@@ -7723,8 +7935,8 @@
   <w:abstractNum w:abstractNumId="10">
     <w:lvl w:ilvl="0">
       <w:start w:val="1"/>
-      <w:numFmt w:val="decimal"/>
-      <w:lvlText w:val="%1."/>
+      <w:numFmt w:val="bullet"/>
+      <w:lvlText w:val="●"/>
       <w:lvlJc w:val="left"/>
       <w:pPr>
         <w:ind w:left="720" w:hanging="360"/>
@@ -7735,8 +7947,8 @@
     </w:lvl>
     <w:lvl w:ilvl="1">
       <w:start w:val="1"/>
-      <w:numFmt w:val="lowerLetter"/>
-      <w:lvlText w:val="%2."/>
+      <w:numFmt w:val="bullet"/>
+      <w:lvlText w:val="○"/>
       <w:lvlJc w:val="left"/>
       <w:pPr>
         <w:ind w:left="1440" w:hanging="360"/>
@@ -7747,9 +7959,9 @@
     </w:lvl>
     <w:lvl w:ilvl="2">
       <w:start w:val="1"/>
-      <w:numFmt w:val="lowerRoman"/>
-      <w:lvlText w:val="%3."/>
-      <w:lvlJc w:val="right"/>
+      <w:numFmt w:val="bullet"/>
+      <w:lvlText w:val="■"/>
+      <w:lvlJc w:val="left"/>
       <w:pPr>
         <w:ind w:left="2160" w:hanging="360"/>
       </w:pPr>
@@ -7759,8 +7971,8 @@
     </w:lvl>
     <w:lvl w:ilvl="3">
       <w:start w:val="1"/>
-      <w:numFmt w:val="decimal"/>
-      <w:lvlText w:val="%4."/>
+      <w:numFmt w:val="bullet"/>
+      <w:lvlText w:val="●"/>
       <w:lvlJc w:val="left"/>
       <w:pPr>
         <w:ind w:left="2880" w:hanging="360"/>
@@ -7771,8 +7983,8 @@
     </w:lvl>
     <w:lvl w:ilvl="4">
       <w:start w:val="1"/>
-      <w:numFmt w:val="lowerLetter"/>
-      <w:lvlText w:val="%5."/>
+      <w:numFmt w:val="bullet"/>
+      <w:lvlText w:val="○"/>
       <w:lvlJc w:val="left"/>
       <w:pPr>
         <w:ind w:left="3600" w:hanging="360"/>
@@ -7783,9 +7995,9 @@
     </w:lvl>
     <w:lvl w:ilvl="5">
       <w:start w:val="1"/>
-      <w:numFmt w:val="lowerRoman"/>
-      <w:lvlText w:val="%6."/>
-      <w:lvlJc w:val="right"/>
+      <w:numFmt w:val="bullet"/>
+      <w:lvlText w:val="■"/>
+      <w:lvlJc w:val="left"/>
       <w:pPr>
         <w:ind w:left="4320" w:hanging="360"/>
       </w:pPr>
@@ -7795,8 +8007,8 @@
     </w:lvl>
     <w:lvl w:ilvl="6">
       <w:start w:val="1"/>
-      <w:numFmt w:val="decimal"/>
-      <w:lvlText w:val="%7."/>
+      <w:numFmt w:val="bullet"/>
+      <w:lvlText w:val="●"/>
       <w:lvlJc w:val="left"/>
       <w:pPr>
         <w:ind w:left="5040" w:hanging="360"/>
@@ -7807,8 +8019,8 @@
     </w:lvl>
     <w:lvl w:ilvl="7">
       <w:start w:val="1"/>
-      <w:numFmt w:val="lowerLetter"/>
-      <w:lvlText w:val="%8."/>
+      <w:numFmt w:val="bullet"/>
+      <w:lvlText w:val="○"/>
       <w:lvlJc w:val="left"/>
       <w:pPr>
         <w:ind w:left="5760" w:hanging="360"/>
@@ -7819,9 +8031,9 @@
     </w:lvl>
     <w:lvl w:ilvl="8">
       <w:start w:val="1"/>
-      <w:numFmt w:val="lowerRoman"/>
-      <w:lvlText w:val="%9."/>
-      <w:lvlJc w:val="right"/>
+      <w:numFmt w:val="bullet"/>
+      <w:lvlText w:val="■"/>
+      <w:lvlJc w:val="left"/>
       <w:pPr>
         <w:ind w:left="6480" w:hanging="360"/>
       </w:pPr>
@@ -7941,6 +8153,116 @@
     </w:lvl>
   </w:abstractNum>
   <w:abstractNum w:abstractNumId="12">
+    <w:lvl w:ilvl="0">
+      <w:start w:val="1"/>
+      <w:numFmt w:val="bullet"/>
+      <w:lvlText w:val="●"/>
+      <w:lvlJc w:val="left"/>
+      <w:pPr>
+        <w:ind w:left="720" w:hanging="360"/>
+      </w:pPr>
+      <w:rPr>
+        <w:u w:val="none"/>
+      </w:rPr>
+    </w:lvl>
+    <w:lvl w:ilvl="1">
+      <w:start w:val="1"/>
+      <w:numFmt w:val="bullet"/>
+      <w:lvlText w:val="○"/>
+      <w:lvlJc w:val="left"/>
+      <w:pPr>
+        <w:ind w:left="1440" w:hanging="360"/>
+      </w:pPr>
+      <w:rPr>
+        <w:u w:val="none"/>
+      </w:rPr>
+    </w:lvl>
+    <w:lvl w:ilvl="2">
+      <w:start w:val="1"/>
+      <w:numFmt w:val="bullet"/>
+      <w:lvlText w:val="■"/>
+      <w:lvlJc w:val="left"/>
+      <w:pPr>
+        <w:ind w:left="2160" w:hanging="360"/>
+      </w:pPr>
+      <w:rPr>
+        <w:u w:val="none"/>
+      </w:rPr>
+    </w:lvl>
+    <w:lvl w:ilvl="3">
+      <w:start w:val="1"/>
+      <w:numFmt w:val="bullet"/>
+      <w:lvlText w:val="●"/>
+      <w:lvlJc w:val="left"/>
+      <w:pPr>
+        <w:ind w:left="2880" w:hanging="360"/>
+      </w:pPr>
+      <w:rPr>
+        <w:u w:val="none"/>
+      </w:rPr>
+    </w:lvl>
+    <w:lvl w:ilvl="4">
+      <w:start w:val="1"/>
+      <w:numFmt w:val="bullet"/>
+      <w:lvlText w:val="○"/>
+      <w:lvlJc w:val="left"/>
+      <w:pPr>
+        <w:ind w:left="3600" w:hanging="360"/>
+      </w:pPr>
+      <w:rPr>
+        <w:u w:val="none"/>
+      </w:rPr>
+    </w:lvl>
+    <w:lvl w:ilvl="5">
+      <w:start w:val="1"/>
+      <w:numFmt w:val="bullet"/>
+      <w:lvlText w:val="■"/>
+      <w:lvlJc w:val="left"/>
+      <w:pPr>
+        <w:ind w:left="4320" w:hanging="360"/>
+      </w:pPr>
+      <w:rPr>
+        <w:u w:val="none"/>
+      </w:rPr>
+    </w:lvl>
+    <w:lvl w:ilvl="6">
+      <w:start w:val="1"/>
+      <w:numFmt w:val="bullet"/>
+      <w:lvlText w:val="●"/>
+      <w:lvlJc w:val="left"/>
+      <w:pPr>
+        <w:ind w:left="5040" w:hanging="360"/>
+      </w:pPr>
+      <w:rPr>
+        <w:u w:val="none"/>
+      </w:rPr>
+    </w:lvl>
+    <w:lvl w:ilvl="7">
+      <w:start w:val="1"/>
+      <w:numFmt w:val="bullet"/>
+      <w:lvlText w:val="○"/>
+      <w:lvlJc w:val="left"/>
+      <w:pPr>
+        <w:ind w:left="5760" w:hanging="360"/>
+      </w:pPr>
+      <w:rPr>
+        <w:u w:val="none"/>
+      </w:rPr>
+    </w:lvl>
+    <w:lvl w:ilvl="8">
+      <w:start w:val="1"/>
+      <w:numFmt w:val="bullet"/>
+      <w:lvlText w:val="■"/>
+      <w:lvlJc w:val="left"/>
+      <w:pPr>
+        <w:ind w:left="6480" w:hanging="360"/>
+      </w:pPr>
+      <w:rPr>
+        <w:u w:val="none"/>
+      </w:rPr>
+    </w:lvl>
+  </w:abstractNum>
+  <w:abstractNum w:abstractNumId="13">
     <w:lvl w:ilvl="0">
       <w:start w:val="1"/>
       <w:numFmt w:val="bullet"/>
@@ -8085,6 +8407,9 @@
   </w:num>
   <w:num w:numId="12">
     <w:abstractNumId w:val="12"/>
+  </w:num>
+  <w:num w:numId="13">
+    <w:abstractNumId w:val="13"/>
   </w:num>
 </w:numbering>
 </file>
@@ -8575,4 +8900,19 @@
   </a:objectDefaults>
   <a:extraClrSchemeLst/>
 </a:theme>
+</file>
+
+<file path=customXML/item1.xml><?xml version="1.0" encoding="utf-8"?>
+<go:gDocsCustomXmlDataStorage xmlns:go="http://customooxmlschemas.google.com/" xmlns:r="http://schemas.openxmlformats.org/officeDocument/2006/relationships" uri="GoogleDocsCustomDataVersion2">
+  <go:docsCustomData xmlns:go="http://customooxmlschemas.google.com/" roundtripDataSignature="AMtx7mjy+JLKw7hhkamcQYpH8fCjndk/Fw==">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</go:docsCustomData>
+</go:gDocsCustomXmlDataStorage>
+</file>
+
+<file path=customXML/itemProps1.xml><?xml version="1.0" encoding="utf-8"?>
+<ds:datastoreItem xmlns:ds="http://schemas.openxmlformats.org/officeDocument/2006/customXml" ds:itemID="{11111111-1234-1234-1234-123412341234}">
+  <ds:schemaRefs>
+    <ds:schemaRef ds:uri="http://schemas.openxmlformats.org/officeDocument/2006/relationships"/>
+    <ds:schemaRef ds:uri="http://customooxmlschemas.google.com/"/>
+  </ds:schemaRefs>
+</ds:datastoreItem>
 </file>